--- a/docs/planning/02_Unistyles_Completion_Checklist_User_Stories.docx
+++ b/docs/planning/02_Unistyles_Completion_Checklist_User_Stories.docx
@@ -24,7 +24,7 @@
           <w:szCs w:val="20"/>
           <w:rFonts w:ascii="Calibri" w:cs="Calibri" w:eastAsia="Calibri" w:hAnsi="Calibri"/>
         </w:rPr>
-        <w:t xml:space="preserve">DOCUMENTO 2 DE 5</w:t>
+        <w:t>DOCUMENT 2 OF 5</w:t>
       </w:r>
     </w:p>
     <w:p>
@@ -42,7 +42,7 @@
           <w:rFonts w:ascii="Calibri" w:cs="Calibri" w:eastAsia="Calibri" w:hAnsi="Calibri"/>
           <w:spacing w:val="60"/>
         </w:rPr>
-        <w:t xml:space="preserve">UNISTYLES CURAÇAO · E-COMMERCE</w:t>
+        <w:t>UNISTYLES CURAÇAO · E-COMMERCE</w:t>
       </w:r>
     </w:p>
     <w:p>
@@ -59,7 +59,7 @@
           <w:szCs w:val="52"/>
           <w:rFonts w:ascii="Georgia" w:cs="Georgia" w:eastAsia="Georgia" w:hAnsi="Georgia"/>
         </w:rPr>
-        <w:t xml:space="preserve">Checklist de finalización</w:t>
+        <w:t>Completion checklist</w:t>
       </w:r>
     </w:p>
     <w:p>
@@ -88,7 +88,7 @@
           <w:szCs w:val="24"/>
           <w:rFonts w:ascii="Calibri" w:cs="Calibri" w:eastAsia="Calibri" w:hAnsi="Calibri"/>
         </w:rPr>
-        <w:t xml:space="preserve">Todo lo que falta terminar para lanzar — en formato User Story</w:t>
+        <w:t>Everything that remains to be finished before launch — in User Story format</w:t>
       </w:r>
     </w:p>
     <w:p>
@@ -105,7 +105,7 @@
           <w:szCs w:val="19"/>
           <w:rFonts w:ascii="Calibri" w:cs="Calibri" w:eastAsia="Calibri" w:hAnsi="Calibri"/>
         </w:rPr>
-        <w:t xml:space="preserve">Preparado para:  </w:t>
+        <w:t>Prepared for:  Paula and the team (front · back · UX · marketing)</w:t>
       </w:r>
       <w:r>
         <w:rPr>
@@ -114,7 +114,6 @@
           <w:szCs w:val="19"/>
           <w:rFonts w:ascii="Calibri" w:cs="Calibri" w:eastAsia="Calibri" w:hAnsi="Calibri"/>
         </w:rPr>
-        <w:t xml:space="preserve">Paula y el equipo (front · back · UX · marketing)</w:t>
       </w:r>
     </w:p>
     <w:p>
@@ -131,7 +130,7 @@
           <w:szCs w:val="19"/>
           <w:rFonts w:ascii="Calibri" w:cs="Calibri" w:eastAsia="Calibri" w:hAnsi="Calibri"/>
         </w:rPr>
-        <w:t xml:space="preserve">Fecha:  </w:t>
+        <w:t>Date:  July 31, 2026</w:t>
       </w:r>
       <w:r>
         <w:rPr>
@@ -140,7 +139,6 @@
           <w:szCs w:val="19"/>
           <w:rFonts w:ascii="Calibri" w:cs="Calibri" w:eastAsia="Calibri" w:hAnsi="Calibri"/>
         </w:rPr>
-        <w:t xml:space="preserve">31 de julio de 2026</w:t>
       </w:r>
     </w:p>
     <w:p>
@@ -157,7 +155,7 @@
           <w:szCs w:val="19"/>
           <w:rFonts w:ascii="Calibri" w:cs="Calibri" w:eastAsia="Calibri" w:hAnsi="Calibri"/>
         </w:rPr>
-        <w:t xml:space="preserve">Formato:  </w:t>
+        <w:t>Format:  User Stories + acceptance criteria + priority (MoSCoW/RICE)</w:t>
       </w:r>
       <w:r>
         <w:rPr>
@@ -166,7 +164,6 @@
           <w:szCs w:val="19"/>
           <w:rFonts w:ascii="Calibri" w:cs="Calibri" w:eastAsia="Calibri" w:hAnsi="Calibri"/>
         </w:rPr>
-        <w:t xml:space="preserve">User Stories + criterios de aceptación + prioridad (MoSCoW/RICE)</w:t>
       </w:r>
     </w:p>
     <w:p>
@@ -183,7 +180,7 @@
           <w:szCs w:val="19"/>
           <w:rFonts w:ascii="Calibri" w:cs="Calibri" w:eastAsia="Calibri" w:hAnsi="Calibri"/>
         </w:rPr>
-        <w:t xml:space="preserve">Base:  </w:t>
+        <w:t>Basis:  Code audit (frontend + backend) — July 2026</w:t>
       </w:r>
       <w:r>
         <w:rPr>
@@ -192,7 +189,6 @@
           <w:szCs w:val="19"/>
           <w:rFonts w:ascii="Calibri" w:cs="Calibri" w:eastAsia="Calibri" w:hAnsi="Calibri"/>
         </w:rPr>
-        <w:t xml:space="preserve">Auditoría de código (frontend + backend) — julio 2026</w:t>
       </w:r>
     </w:p>
     <w:p>
@@ -213,7 +209,7 @@
           <w:szCs w:val="28"/>
           <w:rFonts w:ascii="Georgia" w:cs="Georgia" w:eastAsia="Georgia" w:hAnsi="Georgia"/>
         </w:rPr>
-        <w:t xml:space="preserve">Contenido</w:t>
+        <w:t>Contents</w:t>
       </w:r>
     </w:p>
     <w:sdt>
@@ -257,7 +253,7 @@
           <w:szCs w:val="30"/>
           <w:rFonts w:ascii="Georgia" w:cs="Georgia" w:eastAsia="Georgia" w:hAnsi="Georgia"/>
         </w:rPr>
-        <w:t xml:space="preserve">Cómo leer este documento</w:t>
+        <w:t>How to read this document</w:t>
       </w:r>
     </w:p>
     <w:p>
@@ -276,7 +272,7 @@
           <w:szCs w:val="21"/>
           <w:rFonts w:ascii="Calibri" w:cs="Calibri" w:eastAsia="Calibri" w:hAnsi="Calibri"/>
         </w:rPr>
-        <w:t xml:space="preserve">Cada tarea pendiente está escrita como una "User Story": una frase que describe QUIÉN necesita algo, QUÉ necesita y PARA QUÉ. Debajo van los "criterios de aceptación" (cómo sabremos que está terminada), el estado actual y la prioridad.</w:t>
+        <w:t>Each pending task is written as a "User Story": a sentence describing WHO needs something, WHAT they need and WHY. Below it are the "acceptance criteria" (how we will know it is finished), the current status and the priority.</w:t>
       </w:r>
     </w:p>
     <w:p>
@@ -293,7 +289,7 @@
           <w:szCs w:val="22"/>
           <w:rFonts w:ascii="Calibri" w:cs="Calibri" w:eastAsia="Calibri" w:hAnsi="Calibri"/>
         </w:rPr>
-        <w:t xml:space="preserve">Formato</w:t>
+        <w:t>Format</w:t>
       </w:r>
     </w:p>
     <w:tbl>
@@ -336,7 +332,7 @@
                 <w:szCs w:val="21"/>
                 <w:rFonts w:ascii="Calibri" w:cs="Calibri" w:eastAsia="Calibri" w:hAnsi="Calibri"/>
               </w:rPr>
-              <w:t xml:space="preserve">US-00 — Como [rol], quiero [acción] para [beneficio].</w:t>
+              <w:t>US-00 — As a [role], I want [action] so that [benefit].</w:t>
             </w:r>
           </w:p>
           <w:p>
@@ -350,7 +346,7 @@
                 <w:szCs w:val="20"/>
                 <w:rFonts w:ascii="Calibri" w:cs="Calibri" w:eastAsia="Calibri" w:hAnsi="Calibri"/>
               </w:rPr>
-              <w:t xml:space="preserve">Estado actual: PARCIAL — descripción breve   P1 · ALTA</w:t>
+              <w:t>Current status: PARTIAL — short description   P1 · HIGH</w:t>
             </w:r>
           </w:p>
           <w:p>
@@ -364,7 +360,7 @@
                 <w:szCs w:val="20"/>
                 <w:rFonts w:ascii="Calibri" w:cs="Calibri" w:eastAsia="Calibri" w:hAnsi="Calibri"/>
               </w:rPr>
-              <w:t xml:space="preserve">✔ Criterio de aceptación 1</w:t>
+              <w:t>✔ Acceptance criterion 1</w:t>
             </w:r>
           </w:p>
           <w:p>
@@ -378,7 +374,7 @@
                 <w:szCs w:val="20"/>
                 <w:rFonts w:ascii="Calibri" w:cs="Calibri" w:eastAsia="Calibri" w:hAnsi="Calibri"/>
               </w:rPr>
-              <w:t xml:space="preserve">✔ Criterio de aceptación 2</w:t>
+              <w:t>✔ Acceptance criterion 2</w:t>
             </w:r>
           </w:p>
         </w:tc>
@@ -398,7 +394,7 @@
           <w:szCs w:val="22"/>
           <w:rFonts w:ascii="Calibri" w:cs="Calibri" w:eastAsia="Calibri" w:hAnsi="Calibri"/>
         </w:rPr>
-        <w:t xml:space="preserve">Prioridades (MoSCoW simplificado)</w:t>
+        <w:t>Priorities (simplified MoSCoW)</w:t>
       </w:r>
     </w:p>
     <w:tbl>
@@ -447,7 +443,7 @@
                 <w:szCs w:val="18"/>
                 <w:rFonts w:ascii="Calibri" w:cs="Calibri" w:eastAsia="Calibri" w:hAnsi="Calibri"/>
               </w:rPr>
-              <w:t xml:space="preserve">Prioridad</w:t>
+              <w:t>Priority</w:t>
             </w:r>
           </w:p>
         </w:tc>
@@ -476,7 +472,7 @@
                 <w:szCs w:val="18"/>
                 <w:rFonts w:ascii="Calibri" w:cs="Calibri" w:eastAsia="Calibri" w:hAnsi="Calibri"/>
               </w:rPr>
-              <w:t xml:space="preserve">Significado</w:t>
+              <w:t>Meaning</w:t>
             </w:r>
           </w:p>
         </w:tc>
@@ -505,7 +501,7 @@
                 <w:szCs w:val="18"/>
                 <w:rFonts w:ascii="Calibri" w:cs="Calibri" w:eastAsia="Calibri" w:hAnsi="Calibri"/>
               </w:rPr>
-              <w:t xml:space="preserve">Cuándo</w:t>
+              <w:t>When</w:t>
             </w:r>
           </w:p>
         </w:tc>
@@ -536,7 +532,7 @@
                 <w:szCs w:val="18"/>
                 <w:rFonts w:ascii="Calibri" w:cs="Calibri" w:eastAsia="Calibri" w:hAnsi="Calibri"/>
               </w:rPr>
-              <w:t xml:space="preserve">P0 · BLOQUEADOR</w:t>
+              <w:t>P0 · BLOCKER</w:t>
             </w:r>
           </w:p>
         </w:tc>
@@ -565,7 +561,7 @@
                 <w:szCs w:val="18"/>
                 <w:rFonts w:ascii="Calibri" w:cs="Calibri" w:eastAsia="Calibri" w:hAnsi="Calibri"/>
               </w:rPr>
-              <w:t xml:space="preserve">Sin esto NO se puede lanzar / se pierde dinero o se rompe</w:t>
+              <w:t>Without this we CANNOT launch / money is lost or things break</w:t>
             </w:r>
           </w:p>
         </w:tc>
@@ -594,7 +590,7 @@
                 <w:szCs w:val="18"/>
                 <w:rFonts w:ascii="Calibri" w:cs="Calibri" w:eastAsia="Calibri" w:hAnsi="Calibri"/>
               </w:rPr>
-              <w:t xml:space="preserve">Antes del lanzamiento — obligatorio</w:t>
+              <w:t>Before launch — mandatory</w:t>
             </w:r>
           </w:p>
         </w:tc>
@@ -625,7 +621,7 @@
                 <w:szCs w:val="18"/>
                 <w:rFonts w:ascii="Calibri" w:cs="Calibri" w:eastAsia="Calibri" w:hAnsi="Calibri"/>
               </w:rPr>
-              <w:t xml:space="preserve">P1 · ALTA</w:t>
+              <w:t>P1 · HIGH</w:t>
             </w:r>
           </w:p>
         </w:tc>
@@ -654,7 +650,7 @@
                 <w:szCs w:val="18"/>
                 <w:rFonts w:ascii="Calibri" w:cs="Calibri" w:eastAsia="Calibri" w:hAnsi="Calibri"/>
               </w:rPr>
-              <w:t xml:space="preserve">Muy importante para una buena experiencia</w:t>
+              <w:t>Very important for a good experience</w:t>
             </w:r>
           </w:p>
         </w:tc>
@@ -683,7 +679,7 @@
                 <w:szCs w:val="18"/>
                 <w:rFonts w:ascii="Calibri" w:cs="Calibri" w:eastAsia="Calibri" w:hAnsi="Calibri"/>
               </w:rPr>
-              <w:t xml:space="preserve">Lanzamiento o primer sprint</w:t>
+              <w:t>Launch or first sprint</w:t>
             </w:r>
           </w:p>
         </w:tc>
@@ -714,7 +710,7 @@
                 <w:szCs w:val="18"/>
                 <w:rFonts w:ascii="Calibri" w:cs="Calibri" w:eastAsia="Calibri" w:hAnsi="Calibri"/>
               </w:rPr>
-              <w:t xml:space="preserve">P2 · MEDIA</w:t>
+              <w:t>P2 · MEDIUM</w:t>
             </w:r>
           </w:p>
         </w:tc>
@@ -743,7 +739,7 @@
                 <w:szCs w:val="18"/>
                 <w:rFonts w:ascii="Calibri" w:cs="Calibri" w:eastAsia="Calibri" w:hAnsi="Calibri"/>
               </w:rPr>
-              <w:t xml:space="preserve">Mejora la tienda, no bloquea</w:t>
+              <w:t>Improves the store, does not block</w:t>
             </w:r>
           </w:p>
         </w:tc>
@@ -772,7 +768,7 @@
                 <w:szCs w:val="18"/>
                 <w:rFonts w:ascii="Calibri" w:cs="Calibri" w:eastAsia="Calibri" w:hAnsi="Calibri"/>
               </w:rPr>
-              <w:t xml:space="preserve">Semanas 2–6</w:t>
+              <w:t>Weeks 2–6</w:t>
             </w:r>
           </w:p>
         </w:tc>
@@ -803,7 +799,7 @@
                 <w:szCs w:val="18"/>
                 <w:rFonts w:ascii="Calibri" w:cs="Calibri" w:eastAsia="Calibri" w:hAnsi="Calibri"/>
               </w:rPr>
-              <w:t xml:space="preserve">P3 · BAJA</w:t>
+              <w:t>P3 · LOW</w:t>
             </w:r>
           </w:p>
         </w:tc>
@@ -832,7 +828,7 @@
                 <w:szCs w:val="18"/>
                 <w:rFonts w:ascii="Calibri" w:cs="Calibri" w:eastAsia="Calibri" w:hAnsi="Calibri"/>
               </w:rPr>
-              <w:t xml:space="preserve">Bonito de tener</w:t>
+              <w:t>Nice to have</w:t>
             </w:r>
           </w:p>
         </w:tc>
@@ -861,7 +857,7 @@
                 <w:szCs w:val="18"/>
                 <w:rFonts w:ascii="Calibri" w:cs="Calibri" w:eastAsia="Calibri" w:hAnsi="Calibri"/>
               </w:rPr>
-              <w:t xml:space="preserve">Backlog / cuando haya tiempo</w:t>
+              <w:t>Backlog / when there is time</w:t>
             </w:r>
           </w:p>
         </w:tc>
@@ -889,7 +885,7 @@
           <w:szCs w:val="30"/>
           <w:rFonts w:ascii="Georgia" w:cs="Georgia" w:eastAsia="Georgia" w:hAnsi="Georgia"/>
         </w:rPr>
-        <w:t xml:space="preserve">Resumen: bloqueadores de lanzamiento (P0)</w:t>
+        <w:t>Summary: launch blockers (P0)</w:t>
       </w:r>
     </w:p>
     <w:p>
@@ -905,7 +901,7 @@
           <w:szCs w:val="22"/>
           <w:rFonts w:ascii="Calibri" w:cs="Calibri" w:eastAsia="Calibri" w:hAnsi="Calibri"/>
         </w:rPr>
-        <w:t xml:space="preserve">Si solo tuvieras tiempo para lo esencial, esto es lo que impide lanzar hoy. Todos se detallan como user stories más adelante.</w:t>
+        <w:t>If you only had time for the essentials, this is what prevents launching today. All of them are detailed as user stories further on.</w:t>
       </w:r>
     </w:p>
     <w:tbl>
@@ -954,7 +950,7 @@
                 <w:szCs w:val="18"/>
                 <w:rFonts w:ascii="Calibri" w:cs="Calibri" w:eastAsia="Calibri" w:hAnsi="Calibri"/>
               </w:rPr>
-              <w:t xml:space="preserve">#</w:t>
+              <w:t>#</w:t>
             </w:r>
           </w:p>
         </w:tc>
@@ -983,7 +979,7 @@
                 <w:szCs w:val="18"/>
                 <w:rFonts w:ascii="Calibri" w:cs="Calibri" w:eastAsia="Calibri" w:hAnsi="Calibri"/>
               </w:rPr>
-              <w:t xml:space="preserve">Bloqueador (P0)</w:t>
+              <w:t>Blocker (P0)</w:t>
             </w:r>
           </w:p>
         </w:tc>
@@ -1012,7 +1008,7 @@
                 <w:szCs w:val="18"/>
                 <w:rFonts w:ascii="Calibri" w:cs="Calibri" w:eastAsia="Calibri" w:hAnsi="Calibri"/>
               </w:rPr>
-              <w:t xml:space="preserve">Epic</w:t>
+              <w:t>Epic</w:t>
             </w:r>
           </w:p>
         </w:tc>
@@ -1043,7 +1039,7 @@
                 <w:szCs w:val="18"/>
                 <w:rFonts w:ascii="Calibri" w:cs="Calibri" w:eastAsia="Calibri" w:hAnsi="Calibri"/>
               </w:rPr>
-              <w:t xml:space="preserve">1</w:t>
+              <w:t>1</w:t>
             </w:r>
           </w:p>
         </w:tc>
@@ -1072,7 +1068,7 @@
                 <w:szCs w:val="18"/>
                 <w:rFonts w:ascii="Calibri" w:cs="Calibri" w:eastAsia="Calibri" w:hAnsi="Calibri"/>
               </w:rPr>
-              <w:t xml:space="preserve">Confirmar que backend + Directus + frontend están desplegados JUNTOS (sin backend no hay compras)</w:t>
+              <w:t>Confirm that backend + Directus + frontend are deployed TOGETHER (without the backend there are no purchases)</w:t>
             </w:r>
           </w:p>
         </w:tc>
@@ -1101,7 +1097,7 @@
                 <w:szCs w:val="18"/>
                 <w:rFonts w:ascii="Calibri" w:cs="Calibri" w:eastAsia="Calibri" w:hAnsi="Calibri"/>
               </w:rPr>
-              <w:t xml:space="preserve">A · Infra</w:t>
+              <w:t>A · Infra</w:t>
             </w:r>
           </w:p>
         </w:tc>
@@ -1132,7 +1128,7 @@
                 <w:szCs w:val="18"/>
                 <w:rFonts w:ascii="Calibri" w:cs="Calibri" w:eastAsia="Calibri" w:hAnsi="Calibri"/>
               </w:rPr>
-              <w:t xml:space="preserve">2</w:t>
+              <w:t>2</w:t>
             </w:r>
           </w:p>
         </w:tc>
@@ -1161,7 +1157,7 @@
                 <w:szCs w:val="18"/>
                 <w:rFonts w:ascii="Calibri" w:cs="Calibri" w:eastAsia="Calibri" w:hAnsi="Calibri"/>
               </w:rPr>
-              <w:t xml:space="preserve">Sembrar los barrios en las zonas de delivery (sin esto el checkout no deja elegir área)</w:t>
+              <w:t>Seed the neighbourhoods into the delivery zones (without this, checkout does not allow choosing an area)</w:t>
             </w:r>
           </w:p>
         </w:tc>
@@ -1190,7 +1186,7 @@
                 <w:szCs w:val="18"/>
                 <w:rFonts w:ascii="Calibri" w:cs="Calibri" w:eastAsia="Calibri" w:hAnsi="Calibri"/>
               </w:rPr>
-              <w:t xml:space="preserve">D · Delivery</w:t>
+              <w:t>D · Delivery</w:t>
             </w:r>
           </w:p>
         </w:tc>
@@ -1221,7 +1217,7 @@
                 <w:szCs w:val="18"/>
                 <w:rFonts w:ascii="Calibri" w:cs="Calibri" w:eastAsia="Calibri" w:hAnsi="Calibri"/>
               </w:rPr>
-              <w:t xml:space="preserve">3</w:t>
+              <w:t>3</w:t>
             </w:r>
           </w:p>
         </w:tc>
@@ -1250,7 +1246,7 @@
                 <w:szCs w:val="18"/>
                 <w:rFonts w:ascii="Calibri" w:cs="Calibri" w:eastAsia="Calibri" w:hAnsi="Calibri"/>
               </w:rPr>
-              <w:t xml:space="preserve">Poner el número de cuenta bancaria real (hoy es XXXX-XXXX-XXXX)</w:t>
+              <w:t>Enter the real bank account number (currently XXXX-XXXX-XXXX)</w:t>
             </w:r>
           </w:p>
         </w:tc>
@@ -1279,7 +1275,7 @@
                 <w:szCs w:val="18"/>
                 <w:rFonts w:ascii="Calibri" w:cs="Calibri" w:eastAsia="Calibri" w:hAnsi="Calibri"/>
               </w:rPr>
-              <w:t xml:space="preserve">C · Pagos</w:t>
+              <w:t>C · Payments</w:t>
             </w:r>
           </w:p>
         </w:tc>
@@ -1310,7 +1306,7 @@
                 <w:szCs w:val="18"/>
                 <w:rFonts w:ascii="Calibri" w:cs="Calibri" w:eastAsia="Calibri" w:hAnsi="Calibri"/>
               </w:rPr>
-              <w:t xml:space="preserve">4</w:t>
+              <w:t>4</w:t>
             </w:r>
           </w:p>
         </w:tc>
@@ -1339,7 +1335,7 @@
                 <w:szCs w:val="18"/>
                 <w:rFonts w:ascii="Calibri" w:cs="Calibri" w:eastAsia="Calibri" w:hAnsi="Calibri"/>
               </w:rPr>
-              <w:t xml:space="preserve">Rotar la contraseña del administrador por defecto</w:t>
+              <w:t>Rotate the default administrator password</w:t>
             </w:r>
           </w:p>
         </w:tc>
@@ -1368,7 +1364,7 @@
                 <w:szCs w:val="18"/>
                 <w:rFonts w:ascii="Calibri" w:cs="Calibri" w:eastAsia="Calibri" w:hAnsi="Calibri"/>
               </w:rPr>
-              <w:t xml:space="preserve">J · Seguridad</w:t>
+              <w:t>J · Security</w:t>
             </w:r>
           </w:p>
         </w:tc>
@@ -1399,7 +1395,7 @@
                 <w:szCs w:val="18"/>
                 <w:rFonts w:ascii="Calibri" w:cs="Calibri" w:eastAsia="Calibri" w:hAnsi="Calibri"/>
               </w:rPr>
-              <w:t xml:space="preserve">5</w:t>
+              <w:t>5</w:t>
             </w:r>
           </w:p>
         </w:tc>
@@ -1428,7 +1424,7 @@
                 <w:szCs w:val="18"/>
                 <w:rFonts w:ascii="Calibri" w:cs="Calibri" w:eastAsia="Calibri" w:hAnsi="Calibri"/>
               </w:rPr>
-              <w:t xml:space="preserve">Proteger la ruta /admin del lado del servidor</w:t>
+              <w:t>Protect the /admin route on the server side</w:t>
             </w:r>
           </w:p>
         </w:tc>
@@ -1457,7 +1453,7 @@
                 <w:szCs w:val="18"/>
                 <w:rFonts w:ascii="Calibri" w:cs="Calibri" w:eastAsia="Calibri" w:hAnsi="Calibri"/>
               </w:rPr>
-              <w:t xml:space="preserve">J · Seguridad</w:t>
+              <w:t>J · Security</w:t>
             </w:r>
           </w:p>
         </w:tc>
@@ -1488,7 +1484,7 @@
                 <w:szCs w:val="18"/>
                 <w:rFonts w:ascii="Calibri" w:cs="Calibri" w:eastAsia="Calibri" w:hAnsi="Calibri"/>
               </w:rPr>
-              <w:t xml:space="preserve">6</w:t>
+              <w:t>6</w:t>
             </w:r>
           </w:p>
         </w:tc>
@@ -1517,7 +1513,7 @@
                 <w:szCs w:val="18"/>
                 <w:rFonts w:ascii="Calibri" w:cs="Calibri" w:eastAsia="Calibri" w:hAnsi="Calibri"/>
               </w:rPr>
-              <w:t xml:space="preserve">Corregir el bug de reseñas (tipo de dato) o desactivar reseñas</w:t>
+              <w:t>Fix the reviews bug (data type) or disable reviews</w:t>
             </w:r>
           </w:p>
         </w:tc>
@@ -1546,7 +1542,7 @@
                 <w:szCs w:val="18"/>
                 <w:rFonts w:ascii="Calibri" w:cs="Calibri" w:eastAsia="Calibri" w:hAnsi="Calibri"/>
               </w:rPr>
-              <w:t xml:space="preserve">F · Reseñas</w:t>
+              <w:t>F · Reviews</w:t>
             </w:r>
           </w:p>
         </w:tc>
@@ -1577,7 +1573,7 @@
                 <w:szCs w:val="18"/>
                 <w:rFonts w:ascii="Calibri" w:cs="Calibri" w:eastAsia="Calibri" w:hAnsi="Calibri"/>
               </w:rPr>
-              <w:t xml:space="preserve">7</w:t>
+              <w:t>7</w:t>
             </w:r>
           </w:p>
         </w:tc>
@@ -1606,7 +1602,7 @@
                 <w:szCs w:val="18"/>
                 <w:rFonts w:ascii="Calibri" w:cs="Calibri" w:eastAsia="Calibri" w:hAnsi="Calibri"/>
               </w:rPr>
-              <w:t xml:space="preserve">Verificar que existan las imágenes/videos referenciados (evitar imágenes rotas)</w:t>
+              <w:t>Verify that the referenced images/videos exist (avoid broken images)</w:t>
             </w:r>
           </w:p>
         </w:tc>
@@ -1635,7 +1631,7 @@
                 <w:szCs w:val="18"/>
                 <w:rFonts w:ascii="Calibri" w:cs="Calibri" w:eastAsia="Calibri" w:hAnsi="Calibri"/>
               </w:rPr>
-              <w:t xml:space="preserve">E · Catálogo</w:t>
+              <w:t>E · Catalogue</w:t>
             </w:r>
           </w:p>
         </w:tc>
@@ -1666,7 +1662,7 @@
                 <w:szCs w:val="18"/>
                 <w:rFonts w:ascii="Calibri" w:cs="Calibri" w:eastAsia="Calibri" w:hAnsi="Calibri"/>
               </w:rPr>
-              <w:t xml:space="preserve">8</w:t>
+              <w:t>8</w:t>
             </w:r>
           </w:p>
         </w:tc>
@@ -1695,7 +1691,7 @@
                 <w:szCs w:val="18"/>
                 <w:rFonts w:ascii="Calibri" w:cs="Calibri" w:eastAsia="Calibri" w:hAnsi="Calibri"/>
               </w:rPr>
-              <w:t xml:space="preserve">Arreglar o desactivar "recuperar contraseña" (falta la página para cambiarla)</w:t>
+              <w:t>Fix or disable "password recovery" (the page to change it is missing)</w:t>
             </w:r>
           </w:p>
         </w:tc>
@@ -1724,7 +1720,7 @@
                 <w:szCs w:val="18"/>
                 <w:rFonts w:ascii="Calibri" w:cs="Calibri" w:eastAsia="Calibri" w:hAnsi="Calibri"/>
               </w:rPr>
-              <w:t xml:space="preserve">B · Cuentas</w:t>
+              <w:t>B · Accounts</w:t>
             </w:r>
           </w:p>
         </w:tc>
@@ -1752,7 +1748,7 @@
           <w:szCs w:val="30"/>
           <w:rFonts w:ascii="Georgia" w:cs="Georgia" w:eastAsia="Georgia" w:hAnsi="Georgia"/>
         </w:rPr>
-        <w:t xml:space="preserve">A. Infraestructura y despliegue</w:t>
+        <w:t>A. Infrastructure and deployment</w:t>
       </w:r>
     </w:p>
     <w:p>
@@ -1768,7 +1764,7 @@
           <w:szCs w:val="22"/>
           <w:rFonts w:ascii="Calibri" w:cs="Calibri" w:eastAsia="Calibri" w:hAnsi="Calibri"/>
         </w:rPr>
-        <w:t xml:space="preserve">La tienda solo funciona si sus tres servicios están publicados y conectados. Este epic asegura que el "motor" esté encendido.</w:t>
+        <w:t>The store only works if its three services are published and connected. This epic ensures the "engine" is running.</w:t>
       </w:r>
     </w:p>
     <w:p>
@@ -1784,27 +1780,25 @@
           <w:szCs w:val="21"/>
           <w:rFonts w:ascii="Calibri" w:cs="Calibri" w:eastAsia="Calibri" w:hAnsi="Calibri"/>
         </w:rPr>
-        <w:t xml:space="preserve">US-A1  </w:t>
-      </w:r>
-      <w:r>
-        <w:rPr>
-          <w:b/>
-          <w:bCs/>
-          <w:color w:val="2A2320"/>
-          <w:sz w:val="21"/>
-          <w:szCs w:val="21"/>
-          <w:rFonts w:ascii="Calibri" w:cs="Calibri" w:eastAsia="Calibri" w:hAnsi="Calibri"/>
-        </w:rPr>
-        <w:t xml:space="preserve">Como dueña del negocio, quiero que el backend (motor), Directus (CMS) y el frontend (tienda) estén desplegados y conectados en Coolify</w:t>
-      </w:r>
-      <w:r>
-        <w:rPr>
-          <w:color w:val="2A2320"/>
-          <w:sz w:val="21"/>
-          <w:szCs w:val="21"/>
-          <w:rFonts w:ascii="Calibri" w:cs="Calibri" w:eastAsia="Calibri" w:hAnsi="Calibri"/>
-        </w:rPr>
-        <w:t xml:space="preserve"> para que los clientes puedan comprar, iniciar sesión y pagar de verdad.</w:t>
+        <w:t>US-A1  As the business owner, I want the backend (engine), Directus (CMS) and the frontend (store) to be deployed and connected on Coolify so that customers can actually buy, log in and pay.</w:t>
+      </w:r>
+      <w:r>
+        <w:rPr>
+          <w:b/>
+          <w:bCs/>
+          <w:color w:val="2A2320"/>
+          <w:sz w:val="21"/>
+          <w:szCs w:val="21"/>
+          <w:rFonts w:ascii="Calibri" w:cs="Calibri" w:eastAsia="Calibri" w:hAnsi="Calibri"/>
+        </w:rPr>
+      </w:r>
+      <w:r>
+        <w:rPr>
+          <w:color w:val="2A2320"/>
+          <w:sz w:val="21"/>
+          <w:szCs w:val="21"/>
+          <w:rFonts w:ascii="Calibri" w:cs="Calibri" w:eastAsia="Calibri" w:hAnsi="Calibri"/>
+        </w:rPr>
       </w:r>
     </w:p>
     <w:p>
@@ -1818,7 +1812,7 @@
           <w:szCs w:val="18"/>
           <w:rFonts w:ascii="Calibri" w:cs="Calibri" w:eastAsia="Calibri" w:hAnsi="Calibri"/>
         </w:rPr>
-        <w:t xml:space="preserve">Estado actual: </w:t>
+        <w:t>Current status: PARTIAL  — Coolify in progress; still need to confirm the backend responds at api.unistylescuracao.com   P0 · BLOCKER</w:t>
       </w:r>
       <w:r>
         <w:rPr>
@@ -1829,7 +1823,6 @@
           <w:szCs w:val="18"/>
           <w:rFonts w:ascii="Calibri" w:cs="Calibri" w:eastAsia="Calibri" w:hAnsi="Calibri"/>
         </w:rPr>
-        <w:t xml:space="preserve">PARCIAL  </w:t>
       </w:r>
       <w:r>
         <w:rPr>
@@ -1840,7 +1833,6 @@
           <w:szCs w:val="18"/>
           <w:rFonts w:ascii="Calibri" w:cs="Calibri" w:eastAsia="Calibri" w:hAnsi="Calibri"/>
         </w:rPr>
-        <w:t xml:space="preserve">— Coolify en proceso; falta confirmar que el backend responde en api.unistylescuracao.com   </w:t>
       </w:r>
       <w:r>
         <w:rPr>
@@ -1851,7 +1843,6 @@
           <w:szCs w:val="18"/>
           <w:rFonts w:ascii="Calibri" w:cs="Calibri" w:eastAsia="Calibri" w:hAnsi="Calibri"/>
         </w:rPr>
-        <w:t xml:space="preserve">P0 · BLOQUEADOR</w:t>
       </w:r>
     </w:p>
     <w:p>
@@ -1870,7 +1861,7 @@
           <w:szCs w:val="18"/>
           <w:rFonts w:ascii="Calibri" w:cs="Calibri" w:eastAsia="Calibri" w:hAnsi="Calibri"/>
         </w:rPr>
-        <w:t xml:space="preserve">✔ </w:t>
+        <w:t>✔ The store loads at unistylescuracao.com with the padlock (SSL).</w:t>
       </w:r>
       <w:r>
         <w:rPr>
@@ -1879,7 +1870,6 @@
           <w:szCs w:val="19"/>
           <w:rFonts w:ascii="Calibri" w:cs="Calibri" w:eastAsia="Calibri" w:hAnsi="Calibri"/>
         </w:rPr>
-        <w:t xml:space="preserve">La tienda carga en unistylescuracao.com con candado (SSL).</w:t>
       </w:r>
     </w:p>
     <w:p>
@@ -1898,7 +1888,7 @@
           <w:szCs w:val="18"/>
           <w:rFonts w:ascii="Calibri" w:cs="Calibri" w:eastAsia="Calibri" w:hAnsi="Calibri"/>
         </w:rPr>
-        <w:t xml:space="preserve">✔ </w:t>
+        <w:t>✔ The backend responds at api.unistylescuracao.com/health.</w:t>
       </w:r>
       <w:r>
         <w:rPr>
@@ -1907,7 +1897,6 @@
           <w:szCs w:val="19"/>
           <w:rFonts w:ascii="Calibri" w:cs="Calibri" w:eastAsia="Calibri" w:hAnsi="Calibri"/>
         </w:rPr>
-        <w:t xml:space="preserve">El backend responde en api.unistylescuracao.com/health.</w:t>
       </w:r>
     </w:p>
     <w:p>
@@ -1926,7 +1915,7 @@
           <w:szCs w:val="18"/>
           <w:rFonts w:ascii="Calibri" w:cs="Calibri" w:eastAsia="Calibri" w:hAnsi="Calibri"/>
         </w:rPr>
-        <w:t xml:space="preserve">✔ </w:t>
+        <w:t>✔ The CMS opens at cms.unistylescuracao.com/admin.</w:t>
       </w:r>
       <w:r>
         <w:rPr>
@@ -1935,7 +1924,6 @@
           <w:szCs w:val="19"/>
           <w:rFonts w:ascii="Calibri" w:cs="Calibri" w:eastAsia="Calibri" w:hAnsi="Calibri"/>
         </w:rPr>
-        <w:t xml:space="preserve">El CMS abre en cms.unistylescuracao.com/admin.</w:t>
       </w:r>
     </w:p>
     <w:p>
@@ -1954,7 +1942,7 @@
           <w:szCs w:val="18"/>
           <w:rFonts w:ascii="Calibri" w:cs="Calibri" w:eastAsia="Calibri" w:hAnsi="Calibri"/>
         </w:rPr>
-        <w:t xml:space="preserve">✔ </w:t>
+        <w:t>✔ An end-to-end test purchase completes without errors.</w:t>
       </w:r>
       <w:r>
         <w:rPr>
@@ -1963,7 +1951,6 @@
           <w:szCs w:val="19"/>
           <w:rFonts w:ascii="Calibri" w:cs="Calibri" w:eastAsia="Calibri" w:hAnsi="Calibri"/>
         </w:rPr>
-        <w:t xml:space="preserve">Una compra de prueba de punta a punta se completa sin errores.</w:t>
       </w:r>
     </w:p>
     <w:tbl>
@@ -2004,7 +1991,7 @@
                 <w:szCs w:val="20"/>
                 <w:rFonts w:ascii="Calibri" w:cs="Calibri" w:eastAsia="Calibri" w:hAnsi="Calibri"/>
               </w:rPr>
-              <w:t xml:space="preserve">Riesgo #1: si solo se publica Directus, el cliente ve productos pero NO puede comprar. El frontend llama a decenas de rutas /api/* que viven en el backend.</w:t>
+              <w:t>Risk #1: if only Directus is published, customers see products but CANNOT buy. The frontend calls dozens of /api/* routes that live in the backend.</w:t>
             </w:r>
           </w:p>
         </w:tc>
@@ -2023,27 +2010,25 @@
           <w:szCs w:val="21"/>
           <w:rFonts w:ascii="Calibri" w:cs="Calibri" w:eastAsia="Calibri" w:hAnsi="Calibri"/>
         </w:rPr>
-        <w:t xml:space="preserve">US-A2  </w:t>
-      </w:r>
-      <w:r>
-        <w:rPr>
-          <w:b/>
-          <w:bCs/>
-          <w:color w:val="2A2320"/>
-          <w:sz w:val="21"/>
-          <w:szCs w:val="21"/>
-          <w:rFonts w:ascii="Calibri" w:cs="Calibri" w:eastAsia="Calibri" w:hAnsi="Calibri"/>
-        </w:rPr>
-        <w:t xml:space="preserve">Como dueña del negocio, quiero que las variables de entorno de producción estén cargadas en Coolify</w:t>
-      </w:r>
-      <w:r>
-        <w:rPr>
-          <w:color w:val="2A2320"/>
-          <w:sz w:val="21"/>
-          <w:szCs w:val="21"/>
-          <w:rFonts w:ascii="Calibri" w:cs="Calibri" w:eastAsia="Calibri" w:hAnsi="Calibri"/>
-        </w:rPr>
-        <w:t xml:space="preserve"> para que pagos, WhatsApp, email y base de datos funcionen.</w:t>
+        <w:t>US-A2  As the business owner, I want the production environment variables loaded in Coolify so that payments, WhatsApp, email and the database work.</w:t>
+      </w:r>
+      <w:r>
+        <w:rPr>
+          <w:b/>
+          <w:bCs/>
+          <w:color w:val="2A2320"/>
+          <w:sz w:val="21"/>
+          <w:szCs w:val="21"/>
+          <w:rFonts w:ascii="Calibri" w:cs="Calibri" w:eastAsia="Calibri" w:hAnsi="Calibri"/>
+        </w:rPr>
+      </w:r>
+      <w:r>
+        <w:rPr>
+          <w:color w:val="2A2320"/>
+          <w:sz w:val="21"/>
+          <w:szCs w:val="21"/>
+          <w:rFonts w:ascii="Calibri" w:cs="Calibri" w:eastAsia="Calibri" w:hAnsi="Calibri"/>
+        </w:rPr>
       </w:r>
     </w:p>
     <w:p>
@@ -2057,7 +2042,7 @@
           <w:szCs w:val="18"/>
           <w:rFonts w:ascii="Calibri" w:cs="Calibri" w:eastAsia="Calibri" w:hAnsi="Calibri"/>
         </w:rPr>
-        <w:t xml:space="preserve">Estado actual: </w:t>
+        <w:t>Current status: PARTIAL  — .env.coolify.example template ready; the real keys are missing   P0 · BLOCKER</w:t>
       </w:r>
       <w:r>
         <w:rPr>
@@ -2068,7 +2053,6 @@
           <w:szCs w:val="18"/>
           <w:rFonts w:ascii="Calibri" w:cs="Calibri" w:eastAsia="Calibri" w:hAnsi="Calibri"/>
         </w:rPr>
-        <w:t xml:space="preserve">PARCIAL  </w:t>
       </w:r>
       <w:r>
         <w:rPr>
@@ -2079,7 +2063,6 @@
           <w:szCs w:val="18"/>
           <w:rFonts w:ascii="Calibri" w:cs="Calibri" w:eastAsia="Calibri" w:hAnsi="Calibri"/>
         </w:rPr>
-        <w:t xml:space="preserve">— Plantilla .env.coolify.example lista; faltan las llaves reales   </w:t>
       </w:r>
       <w:r>
         <w:rPr>
@@ -2090,7 +2073,6 @@
           <w:szCs w:val="18"/>
           <w:rFonts w:ascii="Calibri" w:cs="Calibri" w:eastAsia="Calibri" w:hAnsi="Calibri"/>
         </w:rPr>
-        <w:t xml:space="preserve">P0 · BLOQUEADOR</w:t>
       </w:r>
     </w:p>
     <w:p>
@@ -2109,7 +2091,7 @@
           <w:szCs w:val="18"/>
           <w:rFonts w:ascii="Calibri" w:cs="Calibri" w:eastAsia="Calibri" w:hAnsi="Calibri"/>
         </w:rPr>
-        <w:t xml:space="preserve">✔ </w:t>
+        <w:t>✔ JWT_SECRET, DB_PASSWORD, REDIS_PASSWORD generated and loaded.</w:t>
       </w:r>
       <w:r>
         <w:rPr>
@@ -2118,7 +2100,6 @@
           <w:szCs w:val="19"/>
           <w:rFonts w:ascii="Calibri" w:cs="Calibri" w:eastAsia="Calibri" w:hAnsi="Calibri"/>
         </w:rPr>
-        <w:t xml:space="preserve">JWT_SECRET, DB_PASSWORD, REDIS_PASSWORD generados y cargados.</w:t>
       </w:r>
     </w:p>
     <w:p>
@@ -2137,7 +2118,7 @@
           <w:szCs w:val="18"/>
           <w:rFonts w:ascii="Calibri" w:cs="Calibri" w:eastAsia="Calibri" w:hAnsi="Calibri"/>
         </w:rPr>
-        <w:t xml:space="preserve">✔ </w:t>
+        <w:t>✔ The VITE_* build variables loaded as build-time (Vite "bakes" them in).</w:t>
       </w:r>
       <w:r>
         <w:rPr>
@@ -2146,7 +2127,6 @@
           <w:szCs w:val="19"/>
           <w:rFonts w:ascii="Calibri" w:cs="Calibri" w:eastAsia="Calibri" w:hAnsi="Calibri"/>
         </w:rPr>
-        <w:t xml:space="preserve">Las variables VITE_* de build cargadas como build-time (Vite las "hornea").</w:t>
       </w:r>
     </w:p>
     <w:p>
@@ -2165,7 +2145,7 @@
           <w:szCs w:val="18"/>
           <w:rFonts w:ascii="Calibri" w:cs="Calibri" w:eastAsia="Calibri" w:hAnsi="Calibri"/>
         </w:rPr>
-        <w:t xml:space="preserve">✔ </w:t>
+        <w:t>✔ Secrets marked as hidden in Coolify.</w:t>
       </w:r>
       <w:r>
         <w:rPr>
@@ -2174,7 +2154,6 @@
           <w:szCs w:val="19"/>
           <w:rFonts w:ascii="Calibri" w:cs="Calibri" w:eastAsia="Calibri" w:hAnsi="Calibri"/>
         </w:rPr>
-        <w:t xml:space="preserve">Secrets marcados como ocultos en Coolify.</w:t>
       </w:r>
     </w:p>
     <w:p>
@@ -2190,27 +2169,25 @@
           <w:szCs w:val="21"/>
           <w:rFonts w:ascii="Calibri" w:cs="Calibri" w:eastAsia="Calibri" w:hAnsi="Calibri"/>
         </w:rPr>
-        <w:t xml:space="preserve">US-A3  </w:t>
-      </w:r>
-      <w:r>
-        <w:rPr>
-          <w:b/>
-          <w:bCs/>
-          <w:color w:val="2A2320"/>
-          <w:sz w:val="21"/>
-          <w:szCs w:val="21"/>
-          <w:rFonts w:ascii="Calibri" w:cs="Calibri" w:eastAsia="Calibri" w:hAnsi="Calibri"/>
-        </w:rPr>
-        <w:t xml:space="preserve">Como dueña del negocio, quiero respaldos automáticos de la base de datos</w:t>
-      </w:r>
-      <w:r>
-        <w:rPr>
-          <w:color w:val="2A2320"/>
-          <w:sz w:val="21"/>
-          <w:szCs w:val="21"/>
-          <w:rFonts w:ascii="Calibri" w:cs="Calibri" w:eastAsia="Calibri" w:hAnsi="Calibri"/>
-        </w:rPr>
-        <w:t xml:space="preserve"> para no perder pedidos ni clientes si algo falla.</w:t>
+        <w:t>US-A3  As the business owner, I want automatic database backups so that I do not lose orders or customers if something fails.</w:t>
+      </w:r>
+      <w:r>
+        <w:rPr>
+          <w:b/>
+          <w:bCs/>
+          <w:color w:val="2A2320"/>
+          <w:sz w:val="21"/>
+          <w:szCs w:val="21"/>
+          <w:rFonts w:ascii="Calibri" w:cs="Calibri" w:eastAsia="Calibri" w:hAnsi="Calibri"/>
+        </w:rPr>
+      </w:r>
+      <w:r>
+        <w:rPr>
+          <w:color w:val="2A2320"/>
+          <w:sz w:val="21"/>
+          <w:szCs w:val="21"/>
+          <w:rFonts w:ascii="Calibri" w:cs="Calibri" w:eastAsia="Calibri" w:hAnsi="Calibri"/>
+        </w:rPr>
       </w:r>
     </w:p>
     <w:p>
@@ -2224,7 +2201,7 @@
           <w:szCs w:val="18"/>
           <w:rFonts w:ascii="Calibri" w:cs="Calibri" w:eastAsia="Calibri" w:hAnsi="Calibri"/>
         </w:rPr>
-        <w:t xml:space="preserve">Estado actual: </w:t>
+        <w:t>Current status: PARTIAL  — deploy/scripts/backup-db.sh exists; it still needs to be scheduled (cron) and a restore tested   P1 · HIGH</w:t>
       </w:r>
       <w:r>
         <w:rPr>
@@ -2235,7 +2212,6 @@
           <w:szCs w:val="18"/>
           <w:rFonts w:ascii="Calibri" w:cs="Calibri" w:eastAsia="Calibri" w:hAnsi="Calibri"/>
         </w:rPr>
-        <w:t xml:space="preserve">PARCIAL  </w:t>
       </w:r>
       <w:r>
         <w:rPr>
@@ -2246,7 +2222,6 @@
           <w:szCs w:val="18"/>
           <w:rFonts w:ascii="Calibri" w:cs="Calibri" w:eastAsia="Calibri" w:hAnsi="Calibri"/>
         </w:rPr>
-        <w:t xml:space="preserve">— Existe deploy/scripts/backup-db.sh; falta agendarlo (cron) y probar restauración   </w:t>
       </w:r>
       <w:r>
         <w:rPr>
@@ -2257,7 +2232,6 @@
           <w:szCs w:val="18"/>
           <w:rFonts w:ascii="Calibri" w:cs="Calibri" w:eastAsia="Calibri" w:hAnsi="Calibri"/>
         </w:rPr>
-        <w:t xml:space="preserve">P1 · ALTA</w:t>
       </w:r>
     </w:p>
     <w:p>
@@ -2276,7 +2250,7 @@
           <w:szCs w:val="18"/>
           <w:rFonts w:ascii="Calibri" w:cs="Calibri" w:eastAsia="Calibri" w:hAnsi="Calibri"/>
         </w:rPr>
-        <w:t xml:space="preserve">✔ </w:t>
+        <w:t>✔ Automatic daily backup.</w:t>
       </w:r>
       <w:r>
         <w:rPr>
@@ -2285,7 +2259,6 @@
           <w:szCs w:val="19"/>
           <w:rFonts w:ascii="Calibri" w:cs="Calibri" w:eastAsia="Calibri" w:hAnsi="Calibri"/>
         </w:rPr>
-        <w:t xml:space="preserve">Respaldo diario automático.</w:t>
       </w:r>
     </w:p>
     <w:p>
@@ -2304,7 +2277,7 @@
           <w:szCs w:val="18"/>
           <w:rFonts w:ascii="Calibri" w:cs="Calibri" w:eastAsia="Calibri" w:hAnsi="Calibri"/>
         </w:rPr>
-        <w:t xml:space="preserve">✔ </w:t>
+        <w:t>✔ 30-day retention.</w:t>
       </w:r>
       <w:r>
         <w:rPr>
@@ -2313,7 +2286,6 @@
           <w:szCs w:val="19"/>
           <w:rFonts w:ascii="Calibri" w:cs="Calibri" w:eastAsia="Calibri" w:hAnsi="Calibri"/>
         </w:rPr>
-        <w:t xml:space="preserve">Retención de 30 días.</w:t>
       </w:r>
     </w:p>
     <w:p>
@@ -2332,7 +2304,7 @@
           <w:szCs w:val="18"/>
           <w:rFonts w:ascii="Calibri" w:cs="Calibri" w:eastAsia="Calibri" w:hAnsi="Calibri"/>
         </w:rPr>
-        <w:t xml:space="preserve">✔ </w:t>
+        <w:t>✔ Documented restore test.</w:t>
       </w:r>
       <w:r>
         <w:rPr>
@@ -2341,7 +2313,6 @@
           <w:szCs w:val="19"/>
           <w:rFonts w:ascii="Calibri" w:cs="Calibri" w:eastAsia="Calibri" w:hAnsi="Calibri"/>
         </w:rPr>
-        <w:t xml:space="preserve">Prueba de restauración documentada.</w:t>
       </w:r>
     </w:p>
     <w:p>
@@ -2366,7 +2337,7 @@
           <w:szCs w:val="30"/>
           <w:rFonts w:ascii="Georgia" w:cs="Georgia" w:eastAsia="Georgia" w:hAnsi="Georgia"/>
         </w:rPr>
-        <w:t xml:space="preserve">B. Cuentas y autenticación</w:t>
+        <w:t>B. Accounts and authentication</w:t>
       </w:r>
     </w:p>
     <w:p>
@@ -2382,7 +2353,7 @@
           <w:szCs w:val="22"/>
           <w:rFonts w:ascii="Calibri" w:cs="Calibri" w:eastAsia="Calibri" w:hAnsi="Calibri"/>
         </w:rPr>
-        <w:t xml:space="preserve">El registro, login y verificación por email ya funcionan. Hay un hueco: recuperar contraseña no se puede completar.</w:t>
+        <w:t>Registration, login and email verification already work. There is one gap: password recovery cannot be completed.</w:t>
       </w:r>
     </w:p>
     <w:p>
@@ -2398,27 +2369,25 @@
           <w:szCs w:val="21"/>
           <w:rFonts w:ascii="Calibri" w:cs="Calibri" w:eastAsia="Calibri" w:hAnsi="Calibri"/>
         </w:rPr>
-        <w:t xml:space="preserve">US-B1  </w:t>
-      </w:r>
-      <w:r>
-        <w:rPr>
-          <w:b/>
-          <w:bCs/>
-          <w:color w:val="2A2320"/>
-          <w:sz w:val="21"/>
-          <w:szCs w:val="21"/>
-          <w:rFonts w:ascii="Calibri" w:cs="Calibri" w:eastAsia="Calibri" w:hAnsi="Calibri"/>
-        </w:rPr>
-        <w:t xml:space="preserve">Como cliente, quiero crear una cuenta y verificar mi correo</w:t>
-      </w:r>
-      <w:r>
-        <w:rPr>
-          <w:color w:val="2A2320"/>
-          <w:sz w:val="21"/>
-          <w:szCs w:val="21"/>
-          <w:rFonts w:ascii="Calibri" w:cs="Calibri" w:eastAsia="Calibri" w:hAnsi="Calibri"/>
-        </w:rPr>
-        <w:t xml:space="preserve"> para guardar mis datos y ver mis pedidos.</w:t>
+        <w:t>US-B1  As a customer, I want to create an account and verify my email so that I can save my details and see my orders.</w:t>
+      </w:r>
+      <w:r>
+        <w:rPr>
+          <w:b/>
+          <w:bCs/>
+          <w:color w:val="2A2320"/>
+          <w:sz w:val="21"/>
+          <w:szCs w:val="21"/>
+          <w:rFonts w:ascii="Calibri" w:cs="Calibri" w:eastAsia="Calibri" w:hAnsi="Calibri"/>
+        </w:rPr>
+      </w:r>
+      <w:r>
+        <w:rPr>
+          <w:color w:val="2A2320"/>
+          <w:sz w:val="21"/>
+          <w:szCs w:val="21"/>
+          <w:rFonts w:ascii="Calibri" w:cs="Calibri" w:eastAsia="Calibri" w:hAnsi="Calibri"/>
+        </w:rPr>
       </w:r>
     </w:p>
     <w:p>
@@ -2432,7 +2401,7 @@
           <w:szCs w:val="18"/>
           <w:rFonts w:ascii="Calibri" w:cs="Calibri" w:eastAsia="Calibri" w:hAnsi="Calibri"/>
         </w:rPr>
-        <w:t xml:space="preserve">Estado actual: </w:t>
+        <w:t>Current status: READY  — Works (depends on the backend + SMTP for email)   P1 · HIGH</w:t>
       </w:r>
       <w:r>
         <w:rPr>
@@ -2443,7 +2412,6 @@
           <w:szCs w:val="18"/>
           <w:rFonts w:ascii="Calibri" w:cs="Calibri" w:eastAsia="Calibri" w:hAnsi="Calibri"/>
         </w:rPr>
-        <w:t xml:space="preserve">LISTO  </w:t>
       </w:r>
       <w:r>
         <w:rPr>
@@ -2454,7 +2422,6 @@
           <w:szCs w:val="18"/>
           <w:rFonts w:ascii="Calibri" w:cs="Calibri" w:eastAsia="Calibri" w:hAnsi="Calibri"/>
         </w:rPr>
-        <w:t xml:space="preserve">— Funciona (depende del backend + SMTP para el email)   </w:t>
       </w:r>
       <w:r>
         <w:rPr>
@@ -2465,7 +2432,6 @@
           <w:szCs w:val="18"/>
           <w:rFonts w:ascii="Calibri" w:cs="Calibri" w:eastAsia="Calibri" w:hAnsi="Calibri"/>
         </w:rPr>
-        <w:t xml:space="preserve">P1 · ALTA</w:t>
       </w:r>
     </w:p>
     <w:p>
@@ -2484,7 +2450,7 @@
           <w:szCs w:val="18"/>
           <w:rFonts w:ascii="Calibri" w:cs="Calibri" w:eastAsia="Calibri" w:hAnsi="Calibri"/>
         </w:rPr>
-        <w:t xml:space="preserve">✔ </w:t>
+        <w:t>✔ Registration with email and password.</w:t>
       </w:r>
       <w:r>
         <w:rPr>
@@ -2493,7 +2459,6 @@
           <w:szCs w:val="19"/>
           <w:rFonts w:ascii="Calibri" w:cs="Calibri" w:eastAsia="Calibri" w:hAnsi="Calibri"/>
         </w:rPr>
-        <w:t xml:space="preserve">Registro con email y contraseña.</w:t>
       </w:r>
     </w:p>
     <w:p>
@@ -2512,7 +2477,7 @@
           <w:szCs w:val="18"/>
           <w:rFonts w:ascii="Calibri" w:cs="Calibri" w:eastAsia="Calibri" w:hAnsi="Calibri"/>
         </w:rPr>
-        <w:t xml:space="preserve">✔ </w:t>
+        <w:t>✔ Verification email sent.</w:t>
       </w:r>
       <w:r>
         <w:rPr>
@@ -2521,7 +2486,6 @@
           <w:szCs w:val="19"/>
           <w:rFonts w:ascii="Calibri" w:cs="Calibri" w:eastAsia="Calibri" w:hAnsi="Calibri"/>
         </w:rPr>
-        <w:t xml:space="preserve">Email de verificación enviado.</w:t>
       </w:r>
     </w:p>
     <w:p>
@@ -2540,7 +2504,7 @@
           <w:szCs w:val="18"/>
           <w:rFonts w:ascii="Calibri" w:cs="Calibri" w:eastAsia="Calibri" w:hAnsi="Calibri"/>
         </w:rPr>
-        <w:t xml:space="preserve">✔ </w:t>
+        <w:t>✔ Login blocked until verified.</w:t>
       </w:r>
       <w:r>
         <w:rPr>
@@ -2549,7 +2513,6 @@
           <w:szCs w:val="19"/>
           <w:rFonts w:ascii="Calibri" w:cs="Calibri" w:eastAsia="Calibri" w:hAnsi="Calibri"/>
         </w:rPr>
-        <w:t xml:space="preserve">Login bloqueado hasta verificar.</w:t>
       </w:r>
     </w:p>
     <w:p>
@@ -2565,27 +2528,25 @@
           <w:szCs w:val="21"/>
           <w:rFonts w:ascii="Calibri" w:cs="Calibri" w:eastAsia="Calibri" w:hAnsi="Calibri"/>
         </w:rPr>
-        <w:t xml:space="preserve">US-B2  </w:t>
-      </w:r>
-      <w:r>
-        <w:rPr>
-          <w:b/>
-          <w:bCs/>
-          <w:color w:val="2A2320"/>
-          <w:sz w:val="21"/>
-          <w:szCs w:val="21"/>
-          <w:rFonts w:ascii="Calibri" w:cs="Calibri" w:eastAsia="Calibri" w:hAnsi="Calibri"/>
-        </w:rPr>
-        <w:t xml:space="preserve">Como cliente que olvidó su contraseña, quiero restablecerla desde el enlace que me llega por correo</w:t>
-      </w:r>
-      <w:r>
-        <w:rPr>
-          <w:color w:val="2A2320"/>
-          <w:sz w:val="21"/>
-          <w:szCs w:val="21"/>
-          <w:rFonts w:ascii="Calibri" w:cs="Calibri" w:eastAsia="Calibri" w:hAnsi="Calibri"/>
-        </w:rPr>
-        <w:t xml:space="preserve"> para volver a entrar a mi cuenta.</w:t>
+        <w:t>US-B2  As a customer who forgot my password, I want to reset it from the link I receive by email so that I can get back into my account.</w:t>
+      </w:r>
+      <w:r>
+        <w:rPr>
+          <w:b/>
+          <w:bCs/>
+          <w:color w:val="2A2320"/>
+          <w:sz w:val="21"/>
+          <w:szCs w:val="21"/>
+          <w:rFonts w:ascii="Calibri" w:cs="Calibri" w:eastAsia="Calibri" w:hAnsi="Calibri"/>
+        </w:rPr>
+      </w:r>
+      <w:r>
+        <w:rPr>
+          <w:color w:val="2A2320"/>
+          <w:sz w:val="21"/>
+          <w:szCs w:val="21"/>
+          <w:rFonts w:ascii="Calibri" w:cs="Calibri" w:eastAsia="Calibri" w:hAnsi="Calibri"/>
+        </w:rPr>
       </w:r>
     </w:p>
     <w:p>
@@ -2599,7 +2560,7 @@
           <w:szCs w:val="18"/>
           <w:rFonts w:ascii="Calibri" w:cs="Calibri" w:eastAsia="Calibri" w:hAnsi="Calibri"/>
         </w:rPr>
-        <w:t xml:space="preserve">Estado actual: </w:t>
+        <w:t>Current status: MISSING  — The backend sends the link, but the store does NOT have the /reset-password page to complete the change   P0 · BLOCKER</w:t>
       </w:r>
       <w:r>
         <w:rPr>
@@ -2610,7 +2571,6 @@
           <w:szCs w:val="18"/>
           <w:rFonts w:ascii="Calibri" w:cs="Calibri" w:eastAsia="Calibri" w:hAnsi="Calibri"/>
         </w:rPr>
-        <w:t xml:space="preserve">FALTA  </w:t>
       </w:r>
       <w:r>
         <w:rPr>
@@ -2621,7 +2581,6 @@
           <w:szCs w:val="18"/>
           <w:rFonts w:ascii="Calibri" w:cs="Calibri" w:eastAsia="Calibri" w:hAnsi="Calibri"/>
         </w:rPr>
-        <w:t xml:space="preserve">— El backend envía el enlace, pero la tienda NO tiene la página /reset-password para completar el cambio   </w:t>
       </w:r>
       <w:r>
         <w:rPr>
@@ -2632,7 +2591,6 @@
           <w:szCs w:val="18"/>
           <w:rFonts w:ascii="Calibri" w:cs="Calibri" w:eastAsia="Calibri" w:hAnsi="Calibri"/>
         </w:rPr>
-        <w:t xml:space="preserve">P0 · BLOQUEADOR</w:t>
       </w:r>
     </w:p>
     <w:p>
@@ -2651,7 +2609,7 @@
           <w:szCs w:val="18"/>
           <w:rFonts w:ascii="Calibri" w:cs="Calibri" w:eastAsia="Calibri" w:hAnsi="Calibri"/>
         </w:rPr>
-        <w:t xml:space="preserve">✔ </w:t>
+        <w:t>✔ The /reset-password page exists and receives the token from the link.</w:t>
       </w:r>
       <w:r>
         <w:rPr>
@@ -2660,7 +2618,6 @@
           <w:szCs w:val="19"/>
           <w:rFonts w:ascii="Calibri" w:cs="Calibri" w:eastAsia="Calibri" w:hAnsi="Calibri"/>
         </w:rPr>
-        <w:t xml:space="preserve">Existe la página /reset-password que recibe el token del enlace.</w:t>
       </w:r>
     </w:p>
     <w:p>
@@ -2679,7 +2636,7 @@
           <w:szCs w:val="18"/>
           <w:rFonts w:ascii="Calibri" w:cs="Calibri" w:eastAsia="Calibri" w:hAnsi="Calibri"/>
         </w:rPr>
-        <w:t xml:space="preserve">✔ </w:t>
+        <w:t>✔ The customer enters and confirms the new password.</w:t>
       </w:r>
       <w:r>
         <w:rPr>
@@ -2688,7 +2645,6 @@
           <w:szCs w:val="19"/>
           <w:rFonts w:ascii="Calibri" w:cs="Calibri" w:eastAsia="Calibri" w:hAnsi="Calibri"/>
         </w:rPr>
-        <w:t xml:space="preserve">El cliente ingresa y confirma la nueva contraseña.</w:t>
       </w:r>
     </w:p>
     <w:p>
@@ -2707,7 +2663,7 @@
           <w:szCs w:val="18"/>
           <w:rFonts w:ascii="Calibri" w:cs="Calibri" w:eastAsia="Calibri" w:hAnsi="Calibri"/>
         </w:rPr>
-        <w:t xml:space="preserve">✔ </w:t>
+        <w:t>✔ Temporary alternative: hide "Forgot your password?" until it is available.</w:t>
       </w:r>
       <w:r>
         <w:rPr>
@@ -2716,7 +2672,6 @@
           <w:szCs w:val="19"/>
           <w:rFonts w:ascii="Calibri" w:cs="Calibri" w:eastAsia="Calibri" w:hAnsi="Calibri"/>
         </w:rPr>
-        <w:t xml:space="preserve">Alternativa temporal: ocultar "¿Olvidaste tu contraseña?" hasta tenerla.</w:t>
       </w:r>
     </w:p>
     <w:p>
@@ -2732,27 +2687,25 @@
           <w:szCs w:val="21"/>
           <w:rFonts w:ascii="Calibri" w:cs="Calibri" w:eastAsia="Calibri" w:hAnsi="Calibri"/>
         </w:rPr>
-        <w:t xml:space="preserve">US-B3  </w:t>
-      </w:r>
-      <w:r>
-        <w:rPr>
-          <w:b/>
-          <w:bCs/>
-          <w:color w:val="2A2320"/>
-          <w:sz w:val="21"/>
-          <w:szCs w:val="21"/>
-          <w:rFonts w:ascii="Calibri" w:cs="Calibri" w:eastAsia="Calibri" w:hAnsi="Calibri"/>
-        </w:rPr>
-        <w:t xml:space="preserve">Como cliente, quiero ver y editar mi perfil, direcciones y mis pedidos</w:t>
-      </w:r>
-      <w:r>
-        <w:rPr>
-          <w:color w:val="2A2320"/>
-          <w:sz w:val="21"/>
-          <w:szCs w:val="21"/>
-          <w:rFonts w:ascii="Calibri" w:cs="Calibri" w:eastAsia="Calibri" w:hAnsi="Calibri"/>
-        </w:rPr>
-        <w:t xml:space="preserve"> para gestionar mi cuenta.</w:t>
+        <w:t>US-B3  As a customer, I want to view and edit my profile, addresses and orders so that I can manage my account.</w:t>
+      </w:r>
+      <w:r>
+        <w:rPr>
+          <w:b/>
+          <w:bCs/>
+          <w:color w:val="2A2320"/>
+          <w:sz w:val="21"/>
+          <w:szCs w:val="21"/>
+          <w:rFonts w:ascii="Calibri" w:cs="Calibri" w:eastAsia="Calibri" w:hAnsi="Calibri"/>
+        </w:rPr>
+      </w:r>
+      <w:r>
+        <w:rPr>
+          <w:color w:val="2A2320"/>
+          <w:sz w:val="21"/>
+          <w:szCs w:val="21"/>
+          <w:rFonts w:ascii="Calibri" w:cs="Calibri" w:eastAsia="Calibri" w:hAnsi="Calibri"/>
+        </w:rPr>
       </w:r>
     </w:p>
     <w:p>
@@ -2766,7 +2719,7 @@
           <w:szCs w:val="18"/>
           <w:rFonts w:ascii="Calibri" w:cs="Calibri" w:eastAsia="Calibri" w:hAnsi="Calibri"/>
         </w:rPr>
-        <w:t xml:space="preserve">Estado actual: </w:t>
+        <w:t>Current status: READY  — Works (protected route)   P2 · MEDIUM</w:t>
       </w:r>
       <w:r>
         <w:rPr>
@@ -2777,7 +2730,6 @@
           <w:szCs w:val="18"/>
           <w:rFonts w:ascii="Calibri" w:cs="Calibri" w:eastAsia="Calibri" w:hAnsi="Calibri"/>
         </w:rPr>
-        <w:t xml:space="preserve">LISTO  </w:t>
       </w:r>
       <w:r>
         <w:rPr>
@@ -2788,7 +2740,6 @@
           <w:szCs w:val="18"/>
           <w:rFonts w:ascii="Calibri" w:cs="Calibri" w:eastAsia="Calibri" w:hAnsi="Calibri"/>
         </w:rPr>
-        <w:t xml:space="preserve">— Funciona (ruta protegida)   </w:t>
       </w:r>
       <w:r>
         <w:rPr>
@@ -2799,7 +2750,6 @@
           <w:szCs w:val="18"/>
           <w:rFonts w:ascii="Calibri" w:cs="Calibri" w:eastAsia="Calibri" w:hAnsi="Calibri"/>
         </w:rPr>
-        <w:t xml:space="preserve">P2 · MEDIA</w:t>
       </w:r>
     </w:p>
     <w:p>
@@ -2818,7 +2768,7 @@
           <w:szCs w:val="18"/>
           <w:rFonts w:ascii="Calibri" w:cs="Calibri" w:eastAsia="Calibri" w:hAnsi="Calibri"/>
         </w:rPr>
-        <w:t xml:space="preserve">✔ </w:t>
+        <w:t>✔ Edit personal details.</w:t>
       </w:r>
       <w:r>
         <w:rPr>
@@ -2827,7 +2777,6 @@
           <w:szCs w:val="19"/>
           <w:rFonts w:ascii="Calibri" w:cs="Calibri" w:eastAsia="Calibri" w:hAnsi="Calibri"/>
         </w:rPr>
-        <w:t xml:space="preserve">Editar datos personales.</w:t>
       </w:r>
     </w:p>
     <w:p>
@@ -2846,7 +2795,7 @@
           <w:szCs w:val="18"/>
           <w:rFonts w:ascii="Calibri" w:cs="Calibri" w:eastAsia="Calibri" w:hAnsi="Calibri"/>
         </w:rPr>
-        <w:t xml:space="preserve">✔ </w:t>
+        <w:t>✔ Save addresses with detected zone.</w:t>
       </w:r>
       <w:r>
         <w:rPr>
@@ -2855,7 +2804,6 @@
           <w:szCs w:val="19"/>
           <w:rFonts w:ascii="Calibri" w:cs="Calibri" w:eastAsia="Calibri" w:hAnsi="Calibri"/>
         </w:rPr>
-        <w:t xml:space="preserve">Guardar direcciones con zona detectada.</w:t>
       </w:r>
     </w:p>
     <w:p>
@@ -2874,7 +2822,7 @@
           <w:szCs w:val="18"/>
           <w:rFonts w:ascii="Calibri" w:cs="Calibri" w:eastAsia="Calibri" w:hAnsi="Calibri"/>
         </w:rPr>
-        <w:t xml:space="preserve">✔ </w:t>
+        <w:t>✔ Order history visible.</w:t>
       </w:r>
       <w:r>
         <w:rPr>
@@ -2883,7 +2831,6 @@
           <w:szCs w:val="19"/>
           <w:rFonts w:ascii="Calibri" w:cs="Calibri" w:eastAsia="Calibri" w:hAnsi="Calibri"/>
         </w:rPr>
-        <w:t xml:space="preserve">Historial de pedidos visible.</w:t>
       </w:r>
     </w:p>
     <w:p>
@@ -2908,7 +2855,7 @@
           <w:szCs w:val="30"/>
           <w:rFonts w:ascii="Georgia" w:cs="Georgia" w:eastAsia="Georgia" w:hAnsi="Georgia"/>
         </w:rPr>
-        <w:t xml:space="preserve">C. Checkout y pagos</w:t>
+        <w:t>C. Checkout and payments</w:t>
       </w:r>
     </w:p>
     <w:p>
@@ -2924,7 +2871,7 @@
           <w:szCs w:val="22"/>
           <w:rFonts w:ascii="Calibri" w:cs="Calibri" w:eastAsia="Calibri" w:hAnsi="Calibri"/>
         </w:rPr>
-        <w:t xml:space="preserve">El checkout de 3 pasos está construido (contacto → dirección → pago → revisión) con cupones y 4 métodos de pago. Falta configurar cuentas externas.</w:t>
+        <w:t>The 3-step checkout is built (contact → address → payment → review) with coupons and 4 payment methods. External accounts still need to be configured.</w:t>
       </w:r>
     </w:p>
     <w:p>
@@ -2940,27 +2887,25 @@
           <w:szCs w:val="21"/>
           <w:rFonts w:ascii="Calibri" w:cs="Calibri" w:eastAsia="Calibri" w:hAnsi="Calibri"/>
         </w:rPr>
-        <w:t xml:space="preserve">US-C1  </w:t>
-      </w:r>
-      <w:r>
-        <w:rPr>
-          <w:b/>
-          <w:bCs/>
-          <w:color w:val="2A2320"/>
-          <w:sz w:val="21"/>
-          <w:szCs w:val="21"/>
-          <w:rFonts w:ascii="Calibri" w:cs="Calibri" w:eastAsia="Calibri" w:hAnsi="Calibri"/>
-        </w:rPr>
-        <w:t xml:space="preserve">Como cliente, quiero completar mi compra en un checkout claro de 3 pasos</w:t>
-      </w:r>
-      <w:r>
-        <w:rPr>
-          <w:color w:val="2A2320"/>
-          <w:sz w:val="21"/>
-          <w:szCs w:val="21"/>
-          <w:rFonts w:ascii="Calibri" w:cs="Calibri" w:eastAsia="Calibri" w:hAnsi="Calibri"/>
-        </w:rPr>
-        <w:t xml:space="preserve"> para pagar y recibir mi pedido.</w:t>
+        <w:t>US-C1  As a customer, I want to complete my purchase in a clear 3-step checkout so that I can pay and receive my order.</w:t>
+      </w:r>
+      <w:r>
+        <w:rPr>
+          <w:b/>
+          <w:bCs/>
+          <w:color w:val="2A2320"/>
+          <w:sz w:val="21"/>
+          <w:szCs w:val="21"/>
+          <w:rFonts w:ascii="Calibri" w:cs="Calibri" w:eastAsia="Calibri" w:hAnsi="Calibri"/>
+        </w:rPr>
+      </w:r>
+      <w:r>
+        <w:rPr>
+          <w:color w:val="2A2320"/>
+          <w:sz w:val="21"/>
+          <w:szCs w:val="21"/>
+          <w:rFonts w:ascii="Calibri" w:cs="Calibri" w:eastAsia="Calibri" w:hAnsi="Calibri"/>
+        </w:rPr>
       </w:r>
     </w:p>
     <w:p>
@@ -2974,7 +2919,7 @@
           <w:szCs w:val="18"/>
           <w:rFonts w:ascii="Calibri" w:cs="Calibri" w:eastAsia="Calibri" w:hAnsi="Calibri"/>
         </w:rPr>
-        <w:t xml:space="preserve">Estado actual: </w:t>
+        <w:t>Current status: PARTIAL  — Built; depends on the backend and on zones with neighbourhoods (see Epic D)   P0 · BLOCKER</w:t>
       </w:r>
       <w:r>
         <w:rPr>
@@ -2985,7 +2930,6 @@
           <w:szCs w:val="18"/>
           <w:rFonts w:ascii="Calibri" w:cs="Calibri" w:eastAsia="Calibri" w:hAnsi="Calibri"/>
         </w:rPr>
-        <w:t xml:space="preserve">PARCIAL  </w:t>
       </w:r>
       <w:r>
         <w:rPr>
@@ -2996,7 +2940,6 @@
           <w:szCs w:val="18"/>
           <w:rFonts w:ascii="Calibri" w:cs="Calibri" w:eastAsia="Calibri" w:hAnsi="Calibri"/>
         </w:rPr>
-        <w:t xml:space="preserve">— Construido; depende del backend y de las zonas con barrios (ver Epic D)   </w:t>
       </w:r>
       <w:r>
         <w:rPr>
@@ -3007,7 +2950,6 @@
           <w:szCs w:val="18"/>
           <w:rFonts w:ascii="Calibri" w:cs="Calibri" w:eastAsia="Calibri" w:hAnsi="Calibri"/>
         </w:rPr>
-        <w:t xml:space="preserve">P0 · BLOQUEADOR</w:t>
       </w:r>
     </w:p>
     <w:p>
@@ -3026,7 +2968,7 @@
           <w:szCs w:val="18"/>
           <w:rFonts w:ascii="Calibri" w:cs="Calibri" w:eastAsia="Calibri" w:hAnsi="Calibri"/>
         </w:rPr>
-        <w:t xml:space="preserve">✔ </w:t>
+        <w:t>✔ Contact and address form with autocomplete.</w:t>
       </w:r>
       <w:r>
         <w:rPr>
@@ -3035,7 +2977,6 @@
           <w:szCs w:val="19"/>
           <w:rFonts w:ascii="Calibri" w:cs="Calibri" w:eastAsia="Calibri" w:hAnsi="Calibri"/>
         </w:rPr>
-        <w:t xml:space="preserve">Formulario de contacto y dirección con autocompletado.</w:t>
       </w:r>
     </w:p>
     <w:p>
@@ -3054,7 +2995,7 @@
           <w:szCs w:val="18"/>
           <w:rFonts w:ascii="Calibri" w:cs="Calibri" w:eastAsia="Calibri" w:hAnsi="Calibri"/>
         </w:rPr>
-        <w:t xml:space="preserve">✔ </w:t>
+        <w:t>✔ Summary with subtotal, shipping and total.</w:t>
       </w:r>
       <w:r>
         <w:rPr>
@@ -3063,7 +3004,6 @@
           <w:szCs w:val="19"/>
           <w:rFonts w:ascii="Calibri" w:cs="Calibri" w:eastAsia="Calibri" w:hAnsi="Calibri"/>
         </w:rPr>
-        <w:t xml:space="preserve">Resumen con subtotal, envío y total.</w:t>
       </w:r>
     </w:p>
     <w:p>
@@ -3082,7 +3022,7 @@
           <w:szCs w:val="18"/>
           <w:rFonts w:ascii="Calibri" w:cs="Calibri" w:eastAsia="Calibri" w:hAnsi="Calibri"/>
         </w:rPr>
-        <w:t xml:space="preserve">✔ </w:t>
+        <w:t>✔ Coupon can be applied.</w:t>
       </w:r>
       <w:r>
         <w:rPr>
@@ -3091,7 +3031,6 @@
           <w:szCs w:val="19"/>
           <w:rFonts w:ascii="Calibri" w:cs="Calibri" w:eastAsia="Calibri" w:hAnsi="Calibri"/>
         </w:rPr>
-        <w:t xml:space="preserve">Cupón aplicable.</w:t>
       </w:r>
     </w:p>
     <w:p>
@@ -3107,27 +3046,25 @@
           <w:szCs w:val="21"/>
           <w:rFonts w:ascii="Calibri" w:cs="Calibri" w:eastAsia="Calibri" w:hAnsi="Calibri"/>
         </w:rPr>
-        <w:t xml:space="preserve">US-C2  </w:t>
-      </w:r>
-      <w:r>
-        <w:rPr>
-          <w:b/>
-          <w:bCs/>
-          <w:color w:val="2A2320"/>
-          <w:sz w:val="21"/>
-          <w:szCs w:val="21"/>
-          <w:rFonts w:ascii="Calibri" w:cs="Calibri" w:eastAsia="Calibri" w:hAnsi="Calibri"/>
-        </w:rPr>
-        <w:t xml:space="preserve">Como cliente, quiero pagar con Sentoo (tarjeta local de Curaçao)</w:t>
-      </w:r>
-      <w:r>
-        <w:rPr>
-          <w:color w:val="2A2320"/>
-          <w:sz w:val="21"/>
-          <w:szCs w:val="21"/>
-          <w:rFonts w:ascii="Calibri" w:cs="Calibri" w:eastAsia="Calibri" w:hAnsi="Calibri"/>
-        </w:rPr>
-        <w:t xml:space="preserve"> para pagar en línea de forma segura.</w:t>
+        <w:t>US-C2  As a customer, I want to pay with Sentoo (local Curaçao card) so that I can pay online securely.</w:t>
+      </w:r>
+      <w:r>
+        <w:rPr>
+          <w:b/>
+          <w:bCs/>
+          <w:color w:val="2A2320"/>
+          <w:sz w:val="21"/>
+          <w:szCs w:val="21"/>
+          <w:rFonts w:ascii="Calibri" w:cs="Calibri" w:eastAsia="Calibri" w:hAnsi="Calibri"/>
+        </w:rPr>
+      </w:r>
+      <w:r>
+        <w:rPr>
+          <w:color w:val="2A2320"/>
+          <w:sz w:val="21"/>
+          <w:szCs w:val="21"/>
+          <w:rFonts w:ascii="Calibri" w:cs="Calibri" w:eastAsia="Calibri" w:hAnsi="Calibri"/>
+        </w:rPr>
       </w:r>
     </w:p>
     <w:p>
@@ -3141,7 +3078,7 @@
           <w:szCs w:val="18"/>
           <w:rFonts w:ascii="Calibri" w:cs="Calibri" w:eastAsia="Calibri" w:hAnsi="Calibri"/>
         </w:rPr>
-        <w:t xml:space="preserve">Estado actual: </w:t>
+        <w:t>Current status: PARTIAL  — Integration ready; SENTOO_API_KEY + MERCHANT_ID still need to be entered   P0 · BLOCKER</w:t>
       </w:r>
       <w:r>
         <w:rPr>
@@ -3152,7 +3089,6 @@
           <w:szCs w:val="18"/>
           <w:rFonts w:ascii="Calibri" w:cs="Calibri" w:eastAsia="Calibri" w:hAnsi="Calibri"/>
         </w:rPr>
-        <w:t xml:space="preserve">PARCIAL  </w:t>
       </w:r>
       <w:r>
         <w:rPr>
@@ -3163,7 +3099,6 @@
           <w:szCs w:val="18"/>
           <w:rFonts w:ascii="Calibri" w:cs="Calibri" w:eastAsia="Calibri" w:hAnsi="Calibri"/>
         </w:rPr>
-        <w:t xml:space="preserve">— Integración lista; falta poner SENTOO_API_KEY + MERCHANT_ID   </w:t>
       </w:r>
       <w:r>
         <w:rPr>
@@ -3174,7 +3109,6 @@
           <w:szCs w:val="18"/>
           <w:rFonts w:ascii="Calibri" w:cs="Calibri" w:eastAsia="Calibri" w:hAnsi="Calibri"/>
         </w:rPr>
-        <w:t xml:space="preserve">P0 · BLOQUEADOR</w:t>
       </w:r>
     </w:p>
     <w:p>
@@ -3193,7 +3127,7 @@
           <w:szCs w:val="18"/>
           <w:rFonts w:ascii="Calibri" w:cs="Calibri" w:eastAsia="Calibri" w:hAnsi="Calibri"/>
         </w:rPr>
-        <w:t xml:space="preserve">✔ </w:t>
+        <w:t>✔ Redirect to Sentoo and back with status.</w:t>
       </w:r>
       <w:r>
         <w:rPr>
@@ -3202,7 +3136,6 @@
           <w:szCs w:val="19"/>
           <w:rFonts w:ascii="Calibri" w:cs="Calibri" w:eastAsia="Calibri" w:hAnsi="Calibri"/>
         </w:rPr>
-        <w:t xml:space="preserve">Redirección a Sentoo y vuelta con estado.</w:t>
       </w:r>
     </w:p>
     <w:p>
@@ -3221,7 +3154,7 @@
           <w:szCs w:val="18"/>
           <w:rFonts w:ascii="Calibri" w:cs="Calibri" w:eastAsia="Calibri" w:hAnsi="Calibri"/>
         </w:rPr>
-        <w:t xml:space="preserve">✔ </w:t>
+        <w:t>✔ Live status update.</w:t>
       </w:r>
       <w:r>
         <w:rPr>
@@ -3230,7 +3163,6 @@
           <w:szCs w:val="19"/>
           <w:rFonts w:ascii="Calibri" w:cs="Calibri" w:eastAsia="Calibri" w:hAnsi="Calibri"/>
         </w:rPr>
-        <w:t xml:space="preserve">Actualización de estado en vivo.</w:t>
       </w:r>
     </w:p>
     <w:p>
@@ -3249,7 +3181,7 @@
           <w:szCs w:val="18"/>
           <w:rFonts w:ascii="Calibri" w:cs="Calibri" w:eastAsia="Calibri" w:hAnsi="Calibri"/>
         </w:rPr>
-        <w:t xml:space="preserve">✔ </w:t>
+        <w:t>✔ Tested in sandbox and then in production.</w:t>
       </w:r>
       <w:r>
         <w:rPr>
@@ -3258,7 +3190,6 @@
           <w:szCs w:val="19"/>
           <w:rFonts w:ascii="Calibri" w:cs="Calibri" w:eastAsia="Calibri" w:hAnsi="Calibri"/>
         </w:rPr>
-        <w:t xml:space="preserve">Probado en sandbox y luego en real.</w:t>
       </w:r>
     </w:p>
     <w:p>
@@ -3274,27 +3205,25 @@
           <w:szCs w:val="21"/>
           <w:rFonts w:ascii="Calibri" w:cs="Calibri" w:eastAsia="Calibri" w:hAnsi="Calibri"/>
         </w:rPr>
-        <w:t xml:space="preserve">US-C3  </w:t>
-      </w:r>
-      <w:r>
-        <w:rPr>
-          <w:b/>
-          <w:bCs/>
-          <w:color w:val="2A2320"/>
-          <w:sz w:val="21"/>
-          <w:szCs w:val="21"/>
-          <w:rFonts w:ascii="Calibri" w:cs="Calibri" w:eastAsia="Calibri" w:hAnsi="Calibri"/>
-        </w:rPr>
-        <w:t xml:space="preserve">Como cliente, quiero pagar por transferencia bancaria con datos correctos</w:t>
-      </w:r>
-      <w:r>
-        <w:rPr>
-          <w:color w:val="2A2320"/>
-          <w:sz w:val="21"/>
-          <w:szCs w:val="21"/>
-          <w:rFonts w:ascii="Calibri" w:cs="Calibri" w:eastAsia="Calibri" w:hAnsi="Calibri"/>
-        </w:rPr>
-        <w:t xml:space="preserve"> para usar mi método preferido.</w:t>
+        <w:t>US-C3  As a customer, I want to pay by bank transfer with correct details so that I can use my preferred method.</w:t>
+      </w:r>
+      <w:r>
+        <w:rPr>
+          <w:b/>
+          <w:bCs/>
+          <w:color w:val="2A2320"/>
+          <w:sz w:val="21"/>
+          <w:szCs w:val="21"/>
+          <w:rFonts w:ascii="Calibri" w:cs="Calibri" w:eastAsia="Calibri" w:hAnsi="Calibri"/>
+        </w:rPr>
+      </w:r>
+      <w:r>
+        <w:rPr>
+          <w:color w:val="2A2320"/>
+          <w:sz w:val="21"/>
+          <w:szCs w:val="21"/>
+          <w:rFonts w:ascii="Calibri" w:cs="Calibri" w:eastAsia="Calibri" w:hAnsi="Calibri"/>
+        </w:rPr>
       </w:r>
     </w:p>
     <w:p>
@@ -3308,7 +3237,7 @@
           <w:szCs w:val="18"/>
           <w:rFonts w:ascii="Calibri" w:cs="Calibri" w:eastAsia="Calibri" w:hAnsi="Calibri"/>
         </w:rPr>
-        <w:t xml:space="preserve">Estado actual: </w:t>
+        <w:t>Current status: PARTIAL  — The account number is a placeholder (XXXX-XXXX-XXXX)   P0 · BLOCKER</w:t>
       </w:r>
       <w:r>
         <w:rPr>
@@ -3319,7 +3248,6 @@
           <w:szCs w:val="18"/>
           <w:rFonts w:ascii="Calibri" w:cs="Calibri" w:eastAsia="Calibri" w:hAnsi="Calibri"/>
         </w:rPr>
-        <w:t xml:space="preserve">PARCIAL  </w:t>
       </w:r>
       <w:r>
         <w:rPr>
@@ -3330,7 +3258,6 @@
           <w:szCs w:val="18"/>
           <w:rFonts w:ascii="Calibri" w:cs="Calibri" w:eastAsia="Calibri" w:hAnsi="Calibri"/>
         </w:rPr>
-        <w:t xml:space="preserve">— El número de cuenta es un placeholder (XXXX-XXXX-XXXX)   </w:t>
       </w:r>
       <w:r>
         <w:rPr>
@@ -3341,7 +3268,6 @@
           <w:szCs w:val="18"/>
           <w:rFonts w:ascii="Calibri" w:cs="Calibri" w:eastAsia="Calibri" w:hAnsi="Calibri"/>
         </w:rPr>
-        <w:t xml:space="preserve">P0 · BLOQUEADOR</w:t>
       </w:r>
     </w:p>
     <w:p>
@@ -3360,7 +3286,7 @@
           <w:szCs w:val="18"/>
           <w:rFonts w:ascii="Calibri" w:cs="Calibri" w:eastAsia="Calibri" w:hAnsi="Calibri"/>
         </w:rPr>
-        <w:t xml:space="preserve">✔ </w:t>
+        <w:t>✔ Real MCB account number displayed.</w:t>
       </w:r>
       <w:r>
         <w:rPr>
@@ -3369,7 +3295,6 @@
           <w:szCs w:val="19"/>
           <w:rFonts w:ascii="Calibri" w:cs="Calibri" w:eastAsia="Calibri" w:hAnsi="Calibri"/>
         </w:rPr>
-        <w:t xml:space="preserve">Número de cuenta MCB real mostrado.</w:t>
       </w:r>
     </w:p>
     <w:p>
@@ -3388,7 +3313,7 @@
           <w:szCs w:val="18"/>
           <w:rFonts w:ascii="Calibri" w:cs="Calibri" w:eastAsia="Calibri" w:hAnsi="Calibri"/>
         </w:rPr>
-        <w:t xml:space="preserve">✔ </w:t>
+        <w:t>✔ Clear transfer instructions.</w:t>
       </w:r>
       <w:r>
         <w:rPr>
@@ -3397,7 +3322,6 @@
           <w:szCs w:val="19"/>
           <w:rFonts w:ascii="Calibri" w:cs="Calibri" w:eastAsia="Calibri" w:hAnsi="Calibri"/>
         </w:rPr>
-        <w:t xml:space="preserve">Instrucciones claras de transferencia.</w:t>
       </w:r>
     </w:p>
     <w:p>
@@ -3416,7 +3340,7 @@
           <w:szCs w:val="18"/>
           <w:rFonts w:ascii="Calibri" w:cs="Calibri" w:eastAsia="Calibri" w:hAnsi="Calibri"/>
         </w:rPr>
-        <w:t xml:space="preserve">✔ </w:t>
+        <w:t>✔ Manual payment confirmation.</w:t>
       </w:r>
       <w:r>
         <w:rPr>
@@ -3425,7 +3349,6 @@
           <w:szCs w:val="19"/>
           <w:rFonts w:ascii="Calibri" w:cs="Calibri" w:eastAsia="Calibri" w:hAnsi="Calibri"/>
         </w:rPr>
-        <w:t xml:space="preserve">Confirmación manual del pago.</w:t>
       </w:r>
     </w:p>
     <w:tbl>
@@ -3466,7 +3389,7 @@
                 <w:szCs w:val="20"/>
                 <w:rFonts w:ascii="Calibri" w:cs="Calibri" w:eastAsia="Calibri" w:hAnsi="Calibri"/>
               </w:rPr>
-              <w:t xml:space="preserve">BLOQUEADOR: hoy el cliente vería una cuenta falsa. Reemplazar en services/backend/src/routes/payments.js antes de habilitar transferencia.</w:t>
+              <w:t>BLOCKER: today customers would see a fake account. Replace it in services/backend/src/routes/payments.js before enabling bank transfer.</w:t>
             </w:r>
           </w:p>
         </w:tc>
@@ -3485,27 +3408,25 @@
           <w:szCs w:val="21"/>
           <w:rFonts w:ascii="Calibri" w:cs="Calibri" w:eastAsia="Calibri" w:hAnsi="Calibri"/>
         </w:rPr>
-        <w:t xml:space="preserve">US-C4  </w:t>
-      </w:r>
-      <w:r>
-        <w:rPr>
-          <w:b/>
-          <w:bCs/>
-          <w:color w:val="2A2320"/>
-          <w:sz w:val="21"/>
-          <w:szCs w:val="21"/>
-          <w:rFonts w:ascii="Calibri" w:cs="Calibri" w:eastAsia="Calibri" w:hAnsi="Calibri"/>
-        </w:rPr>
-        <w:t xml:space="preserve">Como cliente, quiero pagar contra-entrega o cerrar la compra por WhatsApp</w:t>
-      </w:r>
-      <w:r>
-        <w:rPr>
-          <w:color w:val="2A2320"/>
-          <w:sz w:val="21"/>
-          <w:szCs w:val="21"/>
-          <w:rFonts w:ascii="Calibri" w:cs="Calibri" w:eastAsia="Calibri" w:hAnsi="Calibri"/>
-        </w:rPr>
-        <w:t xml:space="preserve"> para comprar aunque no quiera pagar en línea.</w:t>
+        <w:t>US-C4  As a customer, I want to pay cash on delivery or close the purchase via WhatsApp so that I can buy even if I do not want to pay online.</w:t>
+      </w:r>
+      <w:r>
+        <w:rPr>
+          <w:b/>
+          <w:bCs/>
+          <w:color w:val="2A2320"/>
+          <w:sz w:val="21"/>
+          <w:szCs w:val="21"/>
+          <w:rFonts w:ascii="Calibri" w:cs="Calibri" w:eastAsia="Calibri" w:hAnsi="Calibri"/>
+        </w:rPr>
+      </w:r>
+      <w:r>
+        <w:rPr>
+          <w:color w:val="2A2320"/>
+          <w:sz w:val="21"/>
+          <w:szCs w:val="21"/>
+          <w:rFonts w:ascii="Calibri" w:cs="Calibri" w:eastAsia="Calibri" w:hAnsi="Calibri"/>
+        </w:rPr>
       </w:r>
     </w:p>
     <w:p>
@@ -3519,7 +3440,7 @@
           <w:szCs w:val="18"/>
           <w:rFonts w:ascii="Calibri" w:cs="Calibri" w:eastAsia="Calibri" w:hAnsi="Calibri"/>
         </w:rPr>
-        <w:t xml:space="preserve">Estado actual: </w:t>
+        <w:t>Current status: READY  — Works   P1 · HIGH</w:t>
       </w:r>
       <w:r>
         <w:rPr>
@@ -3530,7 +3451,6 @@
           <w:szCs w:val="18"/>
           <w:rFonts w:ascii="Calibri" w:cs="Calibri" w:eastAsia="Calibri" w:hAnsi="Calibri"/>
         </w:rPr>
-        <w:t xml:space="preserve">LISTO  </w:t>
       </w:r>
       <w:r>
         <w:rPr>
@@ -3541,7 +3461,6 @@
           <w:szCs w:val="18"/>
           <w:rFonts w:ascii="Calibri" w:cs="Calibri" w:eastAsia="Calibri" w:hAnsi="Calibri"/>
         </w:rPr>
-        <w:t xml:space="preserve">— Funciona   </w:t>
       </w:r>
       <w:r>
         <w:rPr>
@@ -3552,7 +3471,6 @@
           <w:szCs w:val="18"/>
           <w:rFonts w:ascii="Calibri" w:cs="Calibri" w:eastAsia="Calibri" w:hAnsi="Calibri"/>
         </w:rPr>
-        <w:t xml:space="preserve">P1 · ALTA</w:t>
       </w:r>
     </w:p>
     <w:p>
@@ -3571,7 +3489,7 @@
           <w:szCs w:val="18"/>
           <w:rFonts w:ascii="Calibri" w:cs="Calibri" w:eastAsia="Calibri" w:hAnsi="Calibri"/>
         </w:rPr>
-        <w:t xml:space="preserve">✔ </w:t>
+        <w:t>✔ Cash on delivery creates the order.</w:t>
       </w:r>
       <w:r>
         <w:rPr>
@@ -3580,7 +3498,6 @@
           <w:szCs w:val="19"/>
           <w:rFonts w:ascii="Calibri" w:cs="Calibri" w:eastAsia="Calibri" w:hAnsi="Calibri"/>
         </w:rPr>
-        <w:t xml:space="preserve">Contra-entrega crea la orden.</w:t>
       </w:r>
     </w:p>
     <w:p>
@@ -3599,7 +3516,7 @@
           <w:szCs w:val="18"/>
           <w:rFonts w:ascii="Calibri" w:cs="Calibri" w:eastAsia="Calibri" w:hAnsi="Calibri"/>
         </w:rPr>
-        <w:t xml:space="preserve">✔ </w:t>
+        <w:t>✔ WhatsApp opens a chat with the order summary.</w:t>
       </w:r>
       <w:r>
         <w:rPr>
@@ -3608,7 +3525,6 @@
           <w:szCs w:val="19"/>
           <w:rFonts w:ascii="Calibri" w:cs="Calibri" w:eastAsia="Calibri" w:hAnsi="Calibri"/>
         </w:rPr>
-        <w:t xml:space="preserve">WhatsApp abre chat con el resumen del pedido.</w:t>
       </w:r>
     </w:p>
     <w:p>
@@ -3633,7 +3549,7 @@
           <w:szCs w:val="30"/>
           <w:rFonts w:ascii="Georgia" w:cs="Georgia" w:eastAsia="Georgia" w:hAnsi="Georgia"/>
         </w:rPr>
-        <w:t xml:space="preserve">D. Sistema de delivery</w:t>
+        <w:t>D. Delivery system</w:t>
       </w:r>
     </w:p>
     <w:p>
@@ -3649,7 +3565,7 @@
           <w:szCs w:val="22"/>
           <w:rFonts w:ascii="Calibri" w:cs="Calibri" w:eastAsia="Calibri" w:hAnsi="Calibri"/>
         </w:rPr>
-        <w:t xml:space="preserve">La base (zonas, mapa, tarifas, geocoding) ya existe. Este epic cierra la parte de DATOS que el checkout necesita y añade la parte OPERATIVA (logística) que hoy no existe.</w:t>
+        <w:t>The foundation (zones, map, fees, geocoding) already exists. This epic completes the DATA part that checkout needs and adds the OPERATIONAL (logistics) part that does not exist today.</w:t>
       </w:r>
     </w:p>
     <w:p>
@@ -3666,7 +3582,7 @@
           <w:szCs w:val="25"/>
           <w:rFonts w:ascii="Georgia" w:cs="Georgia" w:eastAsia="Georgia" w:hAnsi="Georgia"/>
         </w:rPr>
-        <w:t xml:space="preserve">D.1 Datos y cobertura</w:t>
+        <w:t>D.1 Data and coverage</w:t>
       </w:r>
     </w:p>
     <w:p>
@@ -3682,27 +3598,25 @@
           <w:szCs w:val="21"/>
           <w:rFonts w:ascii="Calibri" w:cs="Calibri" w:eastAsia="Calibri" w:hAnsi="Calibri"/>
         </w:rPr>
-        <w:t xml:space="preserve">US-D1  </w:t>
-      </w:r>
-      <w:r>
-        <w:rPr>
-          <w:b/>
-          <w:bCs/>
-          <w:color w:val="2A2320"/>
-          <w:sz w:val="21"/>
-          <w:szCs w:val="21"/>
-          <w:rFonts w:ascii="Calibri" w:cs="Calibri" w:eastAsia="Calibri" w:hAnsi="Calibri"/>
-        </w:rPr>
-        <w:t xml:space="preserve">Como cliente, quiero elegir mi barrio en el checkout y ver mi tarifa</w:t>
-      </w:r>
-      <w:r>
-        <w:rPr>
-          <w:color w:val="2A2320"/>
-          <w:sz w:val="21"/>
-          <w:szCs w:val="21"/>
-          <w:rFonts w:ascii="Calibri" w:cs="Calibri" w:eastAsia="Calibri" w:hAnsi="Calibri"/>
-        </w:rPr>
-        <w:t xml:space="preserve"> para saber cuánto pago de envío antes de pagar.</w:t>
+        <w:t>US-D1  As a customer, I want to choose my neighbourhood at checkout and see my fee so that I know how much I will pay for shipping before paying.</w:t>
+      </w:r>
+      <w:r>
+        <w:rPr>
+          <w:b/>
+          <w:bCs/>
+          <w:color w:val="2A2320"/>
+          <w:sz w:val="21"/>
+          <w:szCs w:val="21"/>
+          <w:rFonts w:ascii="Calibri" w:cs="Calibri" w:eastAsia="Calibri" w:hAnsi="Calibri"/>
+        </w:rPr>
+      </w:r>
+      <w:r>
+        <w:rPr>
+          <w:color w:val="2A2320"/>
+          <w:sz w:val="21"/>
+          <w:szCs w:val="21"/>
+          <w:rFonts w:ascii="Calibri" w:cs="Calibri" w:eastAsia="Calibri" w:hAnsi="Calibri"/>
+        </w:rPr>
       </w:r>
     </w:p>
     <w:p>
@@ -3716,7 +3630,7 @@
           <w:szCs w:val="18"/>
           <w:rFonts w:ascii="Calibri" w:cs="Calibri" w:eastAsia="Calibri" w:hAnsi="Calibri"/>
         </w:rPr>
-        <w:t xml:space="preserve">Estado actual: </w:t>
+        <w:t>Current status: PARTIAL  — The neighbourhood menu is populated from the backend; if the zones do not include neighbourhoods, the menu is EMPTY and purchasing is impossible   P0 · BLOCKER</w:t>
       </w:r>
       <w:r>
         <w:rPr>
@@ -3727,7 +3641,6 @@
           <w:szCs w:val="18"/>
           <w:rFonts w:ascii="Calibri" w:cs="Calibri" w:eastAsia="Calibri" w:hAnsi="Calibri"/>
         </w:rPr>
-        <w:t xml:space="preserve">PARCIAL  </w:t>
       </w:r>
       <w:r>
         <w:rPr>
@@ -3738,7 +3651,6 @@
           <w:szCs w:val="18"/>
           <w:rFonts w:ascii="Calibri" w:cs="Calibri" w:eastAsia="Calibri" w:hAnsi="Calibri"/>
         </w:rPr>
-        <w:t xml:space="preserve">— El menú de barrios se llena desde el backend; si las zonas no traen barrios, el menú queda VACÍO y no se puede comprar   </w:t>
       </w:r>
       <w:r>
         <w:rPr>
@@ -3749,7 +3661,6 @@
           <w:szCs w:val="18"/>
           <w:rFonts w:ascii="Calibri" w:cs="Calibri" w:eastAsia="Calibri" w:hAnsi="Calibri"/>
         </w:rPr>
-        <w:t xml:space="preserve">P0 · BLOQUEADOR</w:t>
       </w:r>
     </w:p>
     <w:p>
@@ -3768,7 +3679,7 @@
           <w:szCs w:val="18"/>
           <w:rFonts w:ascii="Calibri" w:cs="Calibri" w:eastAsia="Calibri" w:hAnsi="Calibri"/>
         </w:rPr>
-        <w:t xml:space="preserve">✔ </w:t>
+        <w:t>✔ The /api/delivery/zones API returns the 3 zones WITH their list of neighbourhoods.</w:t>
       </w:r>
       <w:r>
         <w:rPr>
@@ -3777,7 +3688,6 @@
           <w:szCs w:val="19"/>
           <w:rFonts w:ascii="Calibri" w:cs="Calibri" w:eastAsia="Calibri" w:hAnsi="Calibri"/>
         </w:rPr>
-        <w:t xml:space="preserve">La API /api/delivery/zones devuelve las 3 zonas CON su lista de barrios.</w:t>
       </w:r>
     </w:p>
     <w:p>
@@ -3796,7 +3706,7 @@
           <w:szCs w:val="18"/>
           <w:rFonts w:ascii="Calibri" w:cs="Calibri" w:eastAsia="Calibri" w:hAnsi="Calibri"/>
         </w:rPr>
-        <w:t xml:space="preserve">✔ </w:t>
+        <w:t>✔ The "Area" menu shows the neighbourhoods grouped by zone.</w:t>
       </w:r>
       <w:r>
         <w:rPr>
@@ -3805,7 +3715,6 @@
           <w:szCs w:val="19"/>
           <w:rFonts w:ascii="Calibri" w:cs="Calibri" w:eastAsia="Calibri" w:hAnsi="Calibri"/>
         </w:rPr>
-        <w:t xml:space="preserve">El menú de "Área" muestra los barrios agrupados por zona.</w:t>
       </w:r>
     </w:p>
     <w:p>
@@ -3824,7 +3733,7 @@
           <w:szCs w:val="18"/>
           <w:rFonts w:ascii="Calibri" w:cs="Calibri" w:eastAsia="Calibri" w:hAnsi="Calibri"/>
         </w:rPr>
-        <w:t xml:space="preserve">✔ </w:t>
+        <w:t>✔ Choosing a neighbourhood shows the fee and the free-shipping threshold.</w:t>
       </w:r>
       <w:r>
         <w:rPr>
@@ -3833,7 +3742,6 @@
           <w:szCs w:val="19"/>
           <w:rFonts w:ascii="Calibri" w:cs="Calibri" w:eastAsia="Calibri" w:hAnsi="Calibri"/>
         </w:rPr>
-        <w:t xml:space="preserve">Al elegir barrio se muestra tarifa y umbral de envío gratis.</w:t>
       </w:r>
     </w:p>
     <w:tbl>
@@ -3874,7 +3782,7 @@
                 <w:szCs w:val="20"/>
                 <w:rFonts w:ascii="Calibri" w:cs="Calibri" w:eastAsia="Calibri" w:hAnsi="Calibri"/>
               </w:rPr>
-              <w:t xml:space="preserve">Los barrios YA están escritos en la migración 002_delivery_zones.sql. La tarea es asegurar que esa migración corrió en la base de producción.</w:t>
+              <w:t>The neighbourhoods are ALREADY written in the 002_delivery_zones.sql migration. The task is to ensure that this migration ran on the production database.</w:t>
             </w:r>
           </w:p>
         </w:tc>
@@ -3893,27 +3801,25 @@
           <w:szCs w:val="21"/>
           <w:rFonts w:ascii="Calibri" w:cs="Calibri" w:eastAsia="Calibri" w:hAnsi="Calibri"/>
         </w:rPr>
-        <w:t xml:space="preserve">US-D2  </w:t>
-      </w:r>
-      <w:r>
-        <w:rPr>
-          <w:b/>
-          <w:bCs/>
-          <w:color w:val="2A2320"/>
-          <w:sz w:val="21"/>
-          <w:szCs w:val="21"/>
-          <w:rFonts w:ascii="Calibri" w:cs="Calibri" w:eastAsia="Calibri" w:hAnsi="Calibri"/>
-        </w:rPr>
-        <w:t xml:space="preserve">Como dueña del negocio, quiero un panel para editar zonas, tarifas y barrios sin tocar código</w:t>
-      </w:r>
-      <w:r>
-        <w:rPr>
-          <w:color w:val="2A2320"/>
-          <w:sz w:val="21"/>
-          <w:szCs w:val="21"/>
-          <w:rFonts w:ascii="Calibri" w:cs="Calibri" w:eastAsia="Calibri" w:hAnsi="Calibri"/>
-        </w:rPr>
-        <w:t xml:space="preserve"> para ajustar precios de envío cuando cambie el combustible o la cobertura.</w:t>
+        <w:t>US-D2  As the business owner, I want a panel to edit zones, fees and neighbourhoods without touching code so that I can adjust shipping prices when fuel costs or coverage change.</w:t>
+      </w:r>
+      <w:r>
+        <w:rPr>
+          <w:b/>
+          <w:bCs/>
+          <w:color w:val="2A2320"/>
+          <w:sz w:val="21"/>
+          <w:szCs w:val="21"/>
+          <w:rFonts w:ascii="Calibri" w:cs="Calibri" w:eastAsia="Calibri" w:hAnsi="Calibri"/>
+        </w:rPr>
+      </w:r>
+      <w:r>
+        <w:rPr>
+          <w:color w:val="2A2320"/>
+          <w:sz w:val="21"/>
+          <w:szCs w:val="21"/>
+          <w:rFonts w:ascii="Calibri" w:cs="Calibri" w:eastAsia="Calibri" w:hAnsi="Calibri"/>
+        </w:rPr>
       </w:r>
     </w:p>
     <w:p>
@@ -3927,7 +3833,7 @@
           <w:szCs w:val="18"/>
           <w:rFonts w:ascii="Calibri" w:cs="Calibri" w:eastAsia="Calibri" w:hAnsi="Calibri"/>
         </w:rPr>
-        <w:t xml:space="preserve">Estado actual: </w:t>
+        <w:t>Current status: MISSING  — Today it can only be changed with direct SQL — not suitable for a non-technical owner   P1 · HIGH</w:t>
       </w:r>
       <w:r>
         <w:rPr>
@@ -3938,7 +3844,6 @@
           <w:szCs w:val="18"/>
           <w:rFonts w:ascii="Calibri" w:cs="Calibri" w:eastAsia="Calibri" w:hAnsi="Calibri"/>
         </w:rPr>
-        <w:t xml:space="preserve">FALTA  </w:t>
       </w:r>
       <w:r>
         <w:rPr>
@@ -3949,7 +3854,6 @@
           <w:szCs w:val="18"/>
           <w:rFonts w:ascii="Calibri" w:cs="Calibri" w:eastAsia="Calibri" w:hAnsi="Calibri"/>
         </w:rPr>
-        <w:t xml:space="preserve">— Hoy solo se puede cambiar con SQL directo — no apto para una dueña no técnica   </w:t>
       </w:r>
       <w:r>
         <w:rPr>
@@ -3960,7 +3864,6 @@
           <w:szCs w:val="18"/>
           <w:rFonts w:ascii="Calibri" w:cs="Calibri" w:eastAsia="Calibri" w:hAnsi="Calibri"/>
         </w:rPr>
-        <w:t xml:space="preserve">P1 · ALTA</w:t>
       </w:r>
     </w:p>
     <w:p>
@@ -3979,7 +3882,7 @@
           <w:szCs w:val="18"/>
           <w:rFonts w:ascii="Calibri" w:cs="Calibri" w:eastAsia="Calibri" w:hAnsi="Calibri"/>
         </w:rPr>
-        <w:t xml:space="preserve">✔ </w:t>
+        <w:t>✔ Admin screen to create/edit/deactivate zones.</w:t>
       </w:r>
       <w:r>
         <w:rPr>
@@ -3988,7 +3891,6 @@
           <w:szCs w:val="19"/>
           <w:rFonts w:ascii="Calibri" w:cs="Calibri" w:eastAsia="Calibri" w:hAnsi="Calibri"/>
         </w:rPr>
-        <w:t xml:space="preserve">Pantalla admin para crear/editar/desactivar zonas.</w:t>
       </w:r>
     </w:p>
     <w:p>
@@ -4007,7 +3909,7 @@
           <w:szCs w:val="18"/>
           <w:rFonts w:ascii="Calibri" w:cs="Calibri" w:eastAsia="Calibri" w:hAnsi="Calibri"/>
         </w:rPr>
-        <w:t xml:space="preserve">✔ </w:t>
+        <w:t>✔ Edit the fee, free-shipping threshold and neighbourhoods.</w:t>
       </w:r>
       <w:r>
         <w:rPr>
@@ -4016,7 +3918,6 @@
           <w:szCs w:val="19"/>
           <w:rFonts w:ascii="Calibri" w:cs="Calibri" w:eastAsia="Calibri" w:hAnsi="Calibri"/>
         </w:rPr>
-        <w:t xml:space="preserve">Editar tarifa, umbral de envío gratis y barrios.</w:t>
       </w:r>
     </w:p>
     <w:p>
@@ -4035,7 +3936,7 @@
           <w:szCs w:val="18"/>
           <w:rFonts w:ascii="Calibri" w:cs="Calibri" w:eastAsia="Calibri" w:hAnsi="Calibri"/>
         </w:rPr>
-        <w:t xml:space="preserve">✔ </w:t>
+        <w:t>✔ Changes are reflected immediately at checkout.</w:t>
       </w:r>
       <w:r>
         <w:rPr>
@@ -4044,7 +3945,6 @@
           <w:szCs w:val="19"/>
           <w:rFonts w:ascii="Calibri" w:cs="Calibri" w:eastAsia="Calibri" w:hAnsi="Calibri"/>
         </w:rPr>
-        <w:t xml:space="preserve">Los cambios se reflejan de inmediato en el checkout.</w:t>
       </w:r>
     </w:p>
     <w:p>
@@ -4061,7 +3961,7 @@
           <w:szCs w:val="25"/>
           <w:rFonts w:ascii="Georgia" w:cs="Georgia" w:eastAsia="Georgia" w:hAnsi="Georgia"/>
         </w:rPr>
-        <w:t xml:space="preserve">D.2 Operación / logística (lo nuevo)</w:t>
+        <w:t>D.2 Operations / logistics (the new part)</w:t>
       </w:r>
     </w:p>
     <w:p>
@@ -4077,27 +3977,25 @@
           <w:szCs w:val="21"/>
           <w:rFonts w:ascii="Calibri" w:cs="Calibri" w:eastAsia="Calibri" w:hAnsi="Calibri"/>
         </w:rPr>
-        <w:t xml:space="preserve">US-D3  </w:t>
-      </w:r>
-      <w:r>
-        <w:rPr>
-          <w:b/>
-          <w:bCs/>
-          <w:color w:val="2A2320"/>
-          <w:sz w:val="21"/>
-          <w:szCs w:val="21"/>
-          <w:rFonts w:ascii="Calibri" w:cs="Calibri" w:eastAsia="Calibri" w:hAnsi="Calibri"/>
-        </w:rPr>
-        <w:t xml:space="preserve">Como encargado de despacho, quiero ver los pedidos nuevos con su zona, dirección y ubicación en el mapa</w:t>
-      </w:r>
-      <w:r>
-        <w:rPr>
-          <w:color w:val="2A2320"/>
-          <w:sz w:val="21"/>
-          <w:szCs w:val="21"/>
-          <w:rFonts w:ascii="Calibri" w:cs="Calibri" w:eastAsia="Calibri" w:hAnsi="Calibri"/>
-        </w:rPr>
-        <w:t xml:space="preserve"> para organizar las entregas del día.</w:t>
+        <w:t>US-D3  As the dispatch manager, I want to see new orders with their zone, address and location on the map so that I can organise the day's deliveries.</w:t>
+      </w:r>
+      <w:r>
+        <w:rPr>
+          <w:b/>
+          <w:bCs/>
+          <w:color w:val="2A2320"/>
+          <w:sz w:val="21"/>
+          <w:szCs w:val="21"/>
+          <w:rFonts w:ascii="Calibri" w:cs="Calibri" w:eastAsia="Calibri" w:hAnsi="Calibri"/>
+        </w:rPr>
+      </w:r>
+      <w:r>
+        <w:rPr>
+          <w:color w:val="2A2320"/>
+          <w:sz w:val="21"/>
+          <w:szCs w:val="21"/>
+          <w:rFonts w:ascii="Calibri" w:cs="Calibri" w:eastAsia="Calibri" w:hAnsi="Calibri"/>
+        </w:rPr>
       </w:r>
     </w:p>
     <w:p>
@@ -4111,7 +4009,7 @@
           <w:szCs w:val="18"/>
           <w:rFonts w:ascii="Calibri" w:cs="Calibri" w:eastAsia="Calibri" w:hAnsi="Calibri"/>
         </w:rPr>
-        <w:t xml:space="preserve">Estado actual: </w:t>
+        <w:t>Current status: MISSING  — The order already stores the zone and coordinates; the dispatch screen that uses them is missing   P1 · HIGH</w:t>
       </w:r>
       <w:r>
         <w:rPr>
@@ -4122,7 +4020,6 @@
           <w:szCs w:val="18"/>
           <w:rFonts w:ascii="Calibri" w:cs="Calibri" w:eastAsia="Calibri" w:hAnsi="Calibri"/>
         </w:rPr>
-        <w:t xml:space="preserve">FALTA  </w:t>
       </w:r>
       <w:r>
         <w:rPr>
@@ -4133,7 +4030,6 @@
           <w:szCs w:val="18"/>
           <w:rFonts w:ascii="Calibri" w:cs="Calibri" w:eastAsia="Calibri" w:hAnsi="Calibri"/>
         </w:rPr>
-        <w:t xml:space="preserve">— La orden ya guarda zona y coordenadas; falta la pantalla de despacho que las use   </w:t>
       </w:r>
       <w:r>
         <w:rPr>
@@ -4144,7 +4040,6 @@
           <w:szCs w:val="18"/>
           <w:rFonts w:ascii="Calibri" w:cs="Calibri" w:eastAsia="Calibri" w:hAnsi="Calibri"/>
         </w:rPr>
-        <w:t xml:space="preserve">P1 · ALTA</w:t>
       </w:r>
     </w:p>
     <w:p>
@@ -4163,7 +4058,7 @@
           <w:szCs w:val="18"/>
           <w:rFonts w:ascii="Calibri" w:cs="Calibri" w:eastAsia="Calibri" w:hAnsi="Calibri"/>
         </w:rPr>
-        <w:t xml:space="preserve">✔ </w:t>
+        <w:t>✔ List of pending orders by zone.</w:t>
       </w:r>
       <w:r>
         <w:rPr>
@@ -4172,7 +4067,6 @@
           <w:szCs w:val="19"/>
           <w:rFonts w:ascii="Calibri" w:cs="Calibri" w:eastAsia="Calibri" w:hAnsi="Calibri"/>
         </w:rPr>
-        <w:t xml:space="preserve">Lista de pedidos pendientes por zona.</w:t>
       </w:r>
     </w:p>
     <w:p>
@@ -4191,7 +4085,7 @@
           <w:szCs w:val="18"/>
           <w:rFonts w:ascii="Calibri" w:cs="Calibri" w:eastAsia="Calibri" w:hAnsi="Calibri"/>
         </w:rPr>
-        <w:t xml:space="preserve">✔ </w:t>
+        <w:t>✔ See the address and the pin on the map.</w:t>
       </w:r>
       <w:r>
         <w:rPr>
@@ -4200,7 +4094,6 @@
           <w:szCs w:val="19"/>
           <w:rFonts w:ascii="Calibri" w:cs="Calibri" w:eastAsia="Calibri" w:hAnsi="Calibri"/>
         </w:rPr>
-        <w:t xml:space="preserve">Ver la dirección y el pin en el mapa.</w:t>
       </w:r>
     </w:p>
     <w:p>
@@ -4219,7 +4112,7 @@
           <w:szCs w:val="18"/>
           <w:rFonts w:ascii="Calibri" w:cs="Calibri" w:eastAsia="Calibri" w:hAnsi="Calibri"/>
         </w:rPr>
-        <w:t xml:space="preserve">✔ </w:t>
+        <w:t>✔ Group by zone to build routes.</w:t>
       </w:r>
       <w:r>
         <w:rPr>
@@ -4228,7 +4121,6 @@
           <w:szCs w:val="19"/>
           <w:rFonts w:ascii="Calibri" w:cs="Calibri" w:eastAsia="Calibri" w:hAnsi="Calibri"/>
         </w:rPr>
-        <w:t xml:space="preserve">Agrupar por zona para armar rutas.</w:t>
       </w:r>
     </w:p>
     <w:p>
@@ -4244,27 +4136,25 @@
           <w:szCs w:val="21"/>
           <w:rFonts w:ascii="Calibri" w:cs="Calibri" w:eastAsia="Calibri" w:hAnsi="Calibri"/>
         </w:rPr>
-        <w:t xml:space="preserve">US-D4  </w:t>
-      </w:r>
-      <w:r>
-        <w:rPr>
-          <w:b/>
-          <w:bCs/>
-          <w:color w:val="2A2320"/>
-          <w:sz w:val="21"/>
-          <w:szCs w:val="21"/>
-          <w:rFonts w:ascii="Calibri" w:cs="Calibri" w:eastAsia="Calibri" w:hAnsi="Calibri"/>
-        </w:rPr>
-        <w:t xml:space="preserve">Como encargado de despacho, quiero asignar cada pedido a un repartidor y cambiar su estado</w:t>
-      </w:r>
-      <w:r>
-        <w:rPr>
-          <w:color w:val="2A2320"/>
-          <w:sz w:val="21"/>
-          <w:szCs w:val="21"/>
-          <w:rFonts w:ascii="Calibri" w:cs="Calibri" w:eastAsia="Calibri" w:hAnsi="Calibri"/>
-        </w:rPr>
-        <w:t xml:space="preserve"> para saber quién lleva qué y no perder pedidos.</w:t>
+        <w:t>US-D4  As the dispatch manager, I want to assign each order to a courier and change its status so that I know who is carrying what and no orders are lost.</w:t>
+      </w:r>
+      <w:r>
+        <w:rPr>
+          <w:b/>
+          <w:bCs/>
+          <w:color w:val="2A2320"/>
+          <w:sz w:val="21"/>
+          <w:szCs w:val="21"/>
+          <w:rFonts w:ascii="Calibri" w:cs="Calibri" w:eastAsia="Calibri" w:hAnsi="Calibri"/>
+        </w:rPr>
+      </w:r>
+      <w:r>
+        <w:rPr>
+          <w:color w:val="2A2320"/>
+          <w:sz w:val="21"/>
+          <w:szCs w:val="21"/>
+          <w:rFonts w:ascii="Calibri" w:cs="Calibri" w:eastAsia="Calibri" w:hAnsi="Calibri"/>
+        </w:rPr>
       </w:r>
     </w:p>
     <w:p>
@@ -4278,7 +4168,7 @@
           <w:szCs w:val="18"/>
           <w:rFonts w:ascii="Calibri" w:cs="Calibri" w:eastAsia="Calibri" w:hAnsi="Calibri"/>
         </w:rPr>
-        <w:t xml:space="preserve">Estado actual: </w:t>
+        <w:t>Current status: MISSING  — There is no courier assignment   P1 · HIGH</w:t>
       </w:r>
       <w:r>
         <w:rPr>
@@ -4289,7 +4179,6 @@
           <w:szCs w:val="18"/>
           <w:rFonts w:ascii="Calibri" w:cs="Calibri" w:eastAsia="Calibri" w:hAnsi="Calibri"/>
         </w:rPr>
-        <w:t xml:space="preserve">FALTA  </w:t>
       </w:r>
       <w:r>
         <w:rPr>
@@ -4300,7 +4189,6 @@
           <w:szCs w:val="18"/>
           <w:rFonts w:ascii="Calibri" w:cs="Calibri" w:eastAsia="Calibri" w:hAnsi="Calibri"/>
         </w:rPr>
-        <w:t xml:space="preserve">— No existe asignación de repartidor   </w:t>
       </w:r>
       <w:r>
         <w:rPr>
@@ -4311,7 +4199,6 @@
           <w:szCs w:val="18"/>
           <w:rFonts w:ascii="Calibri" w:cs="Calibri" w:eastAsia="Calibri" w:hAnsi="Calibri"/>
         </w:rPr>
-        <w:t xml:space="preserve">P1 · ALTA</w:t>
       </w:r>
     </w:p>
     <w:p>
@@ -4330,7 +4217,7 @@
           <w:szCs w:val="18"/>
           <w:rFonts w:ascii="Calibri" w:cs="Calibri" w:eastAsia="Calibri" w:hAnsi="Calibri"/>
         </w:rPr>
-        <w:t xml:space="preserve">✔ </w:t>
+        <w:t>✔ Assign a courier to an order.</w:t>
       </w:r>
       <w:r>
         <w:rPr>
@@ -4339,7 +4226,6 @@
           <w:szCs w:val="19"/>
           <w:rFonts w:ascii="Calibri" w:cs="Calibri" w:eastAsia="Calibri" w:hAnsi="Calibri"/>
         </w:rPr>
-        <w:t xml:space="preserve">Asignar repartidor a un pedido.</w:t>
       </w:r>
     </w:p>
     <w:p>
@@ -4358,7 +4244,7 @@
           <w:szCs w:val="18"/>
           <w:rFonts w:ascii="Calibri" w:cs="Calibri" w:eastAsia="Calibri" w:hAnsi="Calibri"/>
         </w:rPr>
-        <w:t xml:space="preserve">✔ </w:t>
+        <w:t>✔ Statuses: preparing → on the way → delivered.</w:t>
       </w:r>
       <w:r>
         <w:rPr>
@@ -4367,7 +4253,6 @@
           <w:szCs w:val="19"/>
           <w:rFonts w:ascii="Calibri" w:cs="Calibri" w:eastAsia="Calibri" w:hAnsi="Calibri"/>
         </w:rPr>
-        <w:t xml:space="preserve">Estados: preparando → en camino → entregado.</w:t>
       </w:r>
     </w:p>
     <w:p>
@@ -4386,7 +4271,7 @@
           <w:szCs w:val="18"/>
           <w:rFonts w:ascii="Calibri" w:cs="Calibri" w:eastAsia="Calibri" w:hAnsi="Calibri"/>
         </w:rPr>
-        <w:t xml:space="preserve">✔ </w:t>
+        <w:t>✔ Notify the customer on every change (WhatsApp is already ready for this).</w:t>
       </w:r>
       <w:r>
         <w:rPr>
@@ -4395,7 +4280,6 @@
           <w:szCs w:val="19"/>
           <w:rFonts w:ascii="Calibri" w:cs="Calibri" w:eastAsia="Calibri" w:hAnsi="Calibri"/>
         </w:rPr>
-        <w:t xml:space="preserve">Notificar al cliente en cada cambio (WhatsApp ya está listo para esto).</w:t>
       </w:r>
     </w:p>
     <w:p>
@@ -4411,27 +4295,25 @@
           <w:szCs w:val="21"/>
           <w:rFonts w:ascii="Calibri" w:cs="Calibri" w:eastAsia="Calibri" w:hAnsi="Calibri"/>
         </w:rPr>
-        <w:t xml:space="preserve">US-D5  </w:t>
-      </w:r>
-      <w:r>
-        <w:rPr>
-          <w:b/>
-          <w:bCs/>
-          <w:color w:val="2A2320"/>
-          <w:sz w:val="21"/>
-          <w:szCs w:val="21"/>
-          <w:rFonts w:ascii="Calibri" w:cs="Calibri" w:eastAsia="Calibri" w:hAnsi="Calibri"/>
-        </w:rPr>
-        <w:t xml:space="preserve">Como cliente, quiero seguir mi pedido en vivo ("va en camino")</w:t>
-      </w:r>
-      <w:r>
-        <w:rPr>
-          <w:color w:val="2A2320"/>
-          <w:sz w:val="21"/>
-          <w:szCs w:val="21"/>
-          <w:rFonts w:ascii="Calibri" w:cs="Calibri" w:eastAsia="Calibri" w:hAnsi="Calibri"/>
-        </w:rPr>
-        <w:t xml:space="preserve"> para saber cuándo llega.</w:t>
+        <w:t>US-D5  As a customer, I want to track my order live ("on the way") so that I know when it will arrive.</w:t>
+      </w:r>
+      <w:r>
+        <w:rPr>
+          <w:b/>
+          <w:bCs/>
+          <w:color w:val="2A2320"/>
+          <w:sz w:val="21"/>
+          <w:szCs w:val="21"/>
+          <w:rFonts w:ascii="Calibri" w:cs="Calibri" w:eastAsia="Calibri" w:hAnsi="Calibri"/>
+        </w:rPr>
+      </w:r>
+      <w:r>
+        <w:rPr>
+          <w:color w:val="2A2320"/>
+          <w:sz w:val="21"/>
+          <w:szCs w:val="21"/>
+          <w:rFonts w:ascii="Calibri" w:cs="Calibri" w:eastAsia="Calibri" w:hAnsi="Calibri"/>
+        </w:rPr>
       </w:r>
     </w:p>
     <w:p>
@@ -4445,7 +4327,7 @@
           <w:szCs w:val="18"/>
           <w:rFonts w:ascii="Calibri" w:cs="Calibri" w:eastAsia="Calibri" w:hAnsi="Calibri"/>
         </w:rPr>
-        <w:t xml:space="preserve">Estado actual: </w:t>
+        <w:t>Current status: PARTIAL  — /track-order by number exists; the live logistics status is missing   P2 · MEDIUM</w:t>
       </w:r>
       <w:r>
         <w:rPr>
@@ -4456,7 +4338,6 @@
           <w:szCs w:val="18"/>
           <w:rFonts w:ascii="Calibri" w:cs="Calibri" w:eastAsia="Calibri" w:hAnsi="Calibri"/>
         </w:rPr>
-        <w:t xml:space="preserve">PARCIAL  </w:t>
       </w:r>
       <w:r>
         <w:rPr>
@@ -4467,7 +4348,6 @@
           <w:szCs w:val="18"/>
           <w:rFonts w:ascii="Calibri" w:cs="Calibri" w:eastAsia="Calibri" w:hAnsi="Calibri"/>
         </w:rPr>
-        <w:t xml:space="preserve">— Existe /track-order por número; falta el estado logístico en vivo   </w:t>
       </w:r>
       <w:r>
         <w:rPr>
@@ -4478,7 +4358,6 @@
           <w:szCs w:val="18"/>
           <w:rFonts w:ascii="Calibri" w:cs="Calibri" w:eastAsia="Calibri" w:hAnsi="Calibri"/>
         </w:rPr>
-        <w:t xml:space="preserve">P2 · MEDIA</w:t>
       </w:r>
     </w:p>
     <w:p>
@@ -4497,7 +4376,7 @@
           <w:szCs w:val="18"/>
           <w:rFonts w:ascii="Calibri" w:cs="Calibri" w:eastAsia="Calibri" w:hAnsi="Calibri"/>
         </w:rPr>
-        <w:t xml:space="preserve">✔ </w:t>
+        <w:t>✔ See the current order status.</w:t>
       </w:r>
       <w:r>
         <w:rPr>
@@ -4506,7 +4385,6 @@
           <w:szCs w:val="19"/>
           <w:rFonts w:ascii="Calibri" w:cs="Calibri" w:eastAsia="Calibri" w:hAnsi="Calibri"/>
         </w:rPr>
-        <w:t xml:space="preserve">Ver estado actual del pedido.</w:t>
       </w:r>
     </w:p>
     <w:p>
@@ -4525,7 +4403,7 @@
           <w:szCs w:val="18"/>
           <w:rFonts w:ascii="Calibri" w:cs="Calibri" w:eastAsia="Calibri" w:hAnsi="Calibri"/>
         </w:rPr>
-        <w:t xml:space="preserve">✔ </w:t>
+        <w:t>✔ WhatsApp notification when it goes out for delivery.</w:t>
       </w:r>
       <w:r>
         <w:rPr>
@@ -4534,7 +4412,6 @@
           <w:szCs w:val="19"/>
           <w:rFonts w:ascii="Calibri" w:cs="Calibri" w:eastAsia="Calibri" w:hAnsi="Calibri"/>
         </w:rPr>
-        <w:t xml:space="preserve">Aviso por WhatsApp cuando sale a ruta.</w:t>
       </w:r>
     </w:p>
     <w:p>
@@ -4553,7 +4430,7 @@
           <w:szCs w:val="18"/>
           <w:rFonts w:ascii="Calibri" w:cs="Calibri" w:eastAsia="Calibri" w:hAnsi="Calibri"/>
         </w:rPr>
-        <w:t xml:space="preserve">✔ </w:t>
+        <w:t>✔ Estimated arrival by zone.</w:t>
       </w:r>
       <w:r>
         <w:rPr>
@@ -4562,7 +4439,6 @@
           <w:szCs w:val="19"/>
           <w:rFonts w:ascii="Calibri" w:cs="Calibri" w:eastAsia="Calibri" w:hAnsi="Calibri"/>
         </w:rPr>
-        <w:t xml:space="preserve">Estimado de llegada por zona.</w:t>
       </w:r>
     </w:p>
     <w:p>
@@ -4578,27 +4454,25 @@
           <w:szCs w:val="21"/>
           <w:rFonts w:ascii="Calibri" w:cs="Calibri" w:eastAsia="Calibri" w:hAnsi="Calibri"/>
         </w:rPr>
-        <w:t xml:space="preserve">US-D6  </w:t>
-      </w:r>
-      <w:r>
-        <w:rPr>
-          <w:b/>
-          <w:bCs/>
-          <w:color w:val="2A2320"/>
-          <w:sz w:val="21"/>
-          <w:szCs w:val="21"/>
-          <w:rFonts w:ascii="Calibri" w:cs="Calibri" w:eastAsia="Calibri" w:hAnsi="Calibri"/>
-        </w:rPr>
-        <w:t xml:space="preserve">Como cliente, quiero elegir día y franja horaria de entrega</w:t>
-      </w:r>
-      <w:r>
-        <w:rPr>
-          <w:color w:val="2A2320"/>
-          <w:sz w:val="21"/>
-          <w:szCs w:val="21"/>
-          <w:rFonts w:ascii="Calibri" w:cs="Calibri" w:eastAsia="Calibri" w:hAnsi="Calibri"/>
-        </w:rPr>
-        <w:t xml:space="preserve"> para estar en casa cuando llegue.</w:t>
+        <w:t>US-D6  As a customer, I want to choose a delivery day and time slot so that I am at home when it arrives.</w:t>
+      </w:r>
+      <w:r>
+        <w:rPr>
+          <w:b/>
+          <w:bCs/>
+          <w:color w:val="2A2320"/>
+          <w:sz w:val="21"/>
+          <w:szCs w:val="21"/>
+          <w:rFonts w:ascii="Calibri" w:cs="Calibri" w:eastAsia="Calibri" w:hAnsi="Calibri"/>
+        </w:rPr>
+      </w:r>
+      <w:r>
+        <w:rPr>
+          <w:color w:val="2A2320"/>
+          <w:sz w:val="21"/>
+          <w:szCs w:val="21"/>
+          <w:rFonts w:ascii="Calibri" w:cs="Calibri" w:eastAsia="Calibri" w:hAnsi="Calibri"/>
+        </w:rPr>
       </w:r>
     </w:p>
     <w:p>
@@ -4612,7 +4486,7 @@
           <w:szCs w:val="18"/>
           <w:rFonts w:ascii="Calibri" w:cs="Calibri" w:eastAsia="Calibri" w:hAnsi="Calibri"/>
         </w:rPr>
-        <w:t xml:space="preserve">Estado actual: </w:t>
+        <w:t>Current status: MISSING  — The order accepts free-text date/time, but without availability validation   P2 · MEDIUM</w:t>
       </w:r>
       <w:r>
         <w:rPr>
@@ -4623,7 +4497,6 @@
           <w:szCs w:val="18"/>
           <w:rFonts w:ascii="Calibri" w:cs="Calibri" w:eastAsia="Calibri" w:hAnsi="Calibri"/>
         </w:rPr>
-        <w:t xml:space="preserve">FALTA  </w:t>
       </w:r>
       <w:r>
         <w:rPr>
@@ -4634,7 +4507,6 @@
           <w:szCs w:val="18"/>
           <w:rFonts w:ascii="Calibri" w:cs="Calibri" w:eastAsia="Calibri" w:hAnsi="Calibri"/>
         </w:rPr>
-        <w:t xml:space="preserve">— La orden acepta texto libre de fecha/hora, pero sin validación de disponibilidad   </w:t>
       </w:r>
       <w:r>
         <w:rPr>
@@ -4645,7 +4517,6 @@
           <w:szCs w:val="18"/>
           <w:rFonts w:ascii="Calibri" w:cs="Calibri" w:eastAsia="Calibri" w:hAnsi="Calibri"/>
         </w:rPr>
-        <w:t xml:space="preserve">P2 · MEDIA</w:t>
       </w:r>
     </w:p>
     <w:p>
@@ -4664,7 +4535,7 @@
           <w:szCs w:val="18"/>
           <w:rFonts w:ascii="Calibri" w:cs="Calibri" w:eastAsia="Calibri" w:hAnsi="Calibri"/>
         </w:rPr>
-        <w:t xml:space="preserve">✔ </w:t>
+        <w:t>✔ Day selector.</w:t>
       </w:r>
       <w:r>
         <w:rPr>
@@ -4673,7 +4544,6 @@
           <w:szCs w:val="19"/>
           <w:rFonts w:ascii="Calibri" w:cs="Calibri" w:eastAsia="Calibri" w:hAnsi="Calibri"/>
         </w:rPr>
-        <w:t xml:space="preserve">Selector de día.</w:t>
       </w:r>
     </w:p>
     <w:p>
@@ -4692,7 +4562,7 @@
           <w:szCs w:val="18"/>
           <w:rFonts w:ascii="Calibri" w:cs="Calibri" w:eastAsia="Calibri" w:hAnsi="Calibri"/>
         </w:rPr>
-        <w:t xml:space="preserve">✔ </w:t>
+        <w:t>✔ Time slots by zone.</w:t>
       </w:r>
       <w:r>
         <w:rPr>
@@ -4701,7 +4571,6 @@
           <w:szCs w:val="19"/>
           <w:rFonts w:ascii="Calibri" w:cs="Calibri" w:eastAsia="Calibri" w:hAnsi="Calibri"/>
         </w:rPr>
-        <w:t xml:space="preserve">Franjas horarias por zona.</w:t>
       </w:r>
     </w:p>
     <w:p>
@@ -4720,7 +4589,7 @@
           <w:szCs w:val="18"/>
           <w:rFonts w:ascii="Calibri" w:cs="Calibri" w:eastAsia="Calibri" w:hAnsi="Calibri"/>
         </w:rPr>
-        <w:t xml:space="preserve">✔ </w:t>
+        <w:t>✔ Capacity control per slot.</w:t>
       </w:r>
       <w:r>
         <w:rPr>
@@ -4729,7 +4598,6 @@
           <w:szCs w:val="19"/>
           <w:rFonts w:ascii="Calibri" w:cs="Calibri" w:eastAsia="Calibri" w:hAnsi="Calibri"/>
         </w:rPr>
-        <w:t xml:space="preserve">Control de capacidad por franja.</w:t>
       </w:r>
     </w:p>
     <w:p>
@@ -4746,7 +4614,7 @@
           <w:szCs w:val="25"/>
           <w:rFonts w:ascii="Georgia" w:cs="Georgia" w:eastAsia="Georgia" w:hAnsi="Georgia"/>
         </w:rPr>
-        <w:t xml:space="preserve">D.3 Flujo del pedido (delivery) — de compra a entrega</w:t>
+        <w:t>D.3 Order flow (delivery) — from purchase to delivery</w:t>
       </w:r>
     </w:p>
     <w:p>
@@ -4765,7 +4633,7 @@
           <w:szCs w:val="21"/>
           <w:rFonts w:ascii="Calibri" w:cs="Calibri" w:eastAsia="Calibri" w:hAnsi="Calibri"/>
         </w:rPr>
-        <w:t xml:space="preserve">Este es el recorrido completo que debe existir. Lo que está en verde ya funciona; lo naranja/rojo es lo que falta construir (útil como base para tu flowchart en Figma/FigJam).</w:t>
+        <w:t>This is the complete journey that must exist. What is in green already works; orange/red is what still needs to be built (useful as a basis for your flowchart in Figma/FigJam).</w:t>
       </w:r>
     </w:p>
     <w:tbl>
@@ -4816,7 +4684,7 @@
                 <w:szCs w:val="18"/>
                 <w:rFonts w:ascii="Calibri" w:cs="Calibri" w:eastAsia="Calibri" w:hAnsi="Calibri"/>
               </w:rPr>
-              <w:t xml:space="preserve">Paso</w:t>
+              <w:t>Step</w:t>
             </w:r>
           </w:p>
         </w:tc>
@@ -4845,7 +4713,7 @@
                 <w:szCs w:val="18"/>
                 <w:rFonts w:ascii="Calibri" w:cs="Calibri" w:eastAsia="Calibri" w:hAnsi="Calibri"/>
               </w:rPr>
-              <w:t xml:space="preserve">Qué pasa</w:t>
+              <w:t>What happens</w:t>
             </w:r>
           </w:p>
         </w:tc>
@@ -4874,7 +4742,7 @@
                 <w:szCs w:val="18"/>
                 <w:rFonts w:ascii="Calibri" w:cs="Calibri" w:eastAsia="Calibri" w:hAnsi="Calibri"/>
               </w:rPr>
-              <w:t xml:space="preserve">Front-end</w:t>
+              <w:t>Front-end</w:t>
             </w:r>
           </w:p>
         </w:tc>
@@ -4903,7 +4771,7 @@
                 <w:szCs w:val="18"/>
                 <w:rFonts w:ascii="Calibri" w:cs="Calibri" w:eastAsia="Calibri" w:hAnsi="Calibri"/>
               </w:rPr>
-              <w:t xml:space="preserve">Back-end</w:t>
+              <w:t>Back-end</w:t>
             </w:r>
           </w:p>
         </w:tc>
@@ -4932,7 +4800,7 @@
                 <w:szCs w:val="18"/>
                 <w:rFonts w:ascii="Calibri" w:cs="Calibri" w:eastAsia="Calibri" w:hAnsi="Calibri"/>
               </w:rPr>
-              <w:t xml:space="preserve">Estado</w:t>
+              <w:t>Status</w:t>
             </w:r>
           </w:p>
         </w:tc>
@@ -4963,7 +4831,7 @@
                 <w:szCs w:val="18"/>
                 <w:rFonts w:ascii="Calibri" w:cs="Calibri" w:eastAsia="Calibri" w:hAnsi="Calibri"/>
               </w:rPr>
-              <w:t xml:space="preserve">1. Dirección</w:t>
+              <w:t>1. Address</w:t>
             </w:r>
           </w:p>
         </w:tc>
@@ -4992,7 +4860,7 @@
                 <w:szCs w:val="18"/>
                 <w:rFonts w:ascii="Calibri" w:cs="Calibri" w:eastAsia="Calibri" w:hAnsi="Calibri"/>
               </w:rPr>
-              <w:t xml:space="preserve">Cliente escribe dirección; se detecta zona</w:t>
+              <w:t>Customer types the address; the zone is detected</w:t>
             </w:r>
           </w:p>
         </w:tc>
@@ -5021,7 +4889,7 @@
                 <w:szCs w:val="18"/>
                 <w:rFonts w:ascii="Calibri" w:cs="Calibri" w:eastAsia="Calibri" w:hAnsi="Calibri"/>
               </w:rPr>
-              <w:t xml:space="preserve">Autocompletado + mapa</w:t>
+              <w:t>Autocomplete + map</w:t>
             </w:r>
           </w:p>
         </w:tc>
@@ -5050,7 +4918,7 @@
                 <w:szCs w:val="18"/>
                 <w:rFonts w:ascii="Calibri" w:cs="Calibri" w:eastAsia="Calibri" w:hAnsi="Calibri"/>
               </w:rPr>
-              <w:t xml:space="preserve">Geocoding (Nominatim, frontend)</w:t>
+              <w:t>Geocoding (Nominatim, frontend)</w:t>
             </w:r>
           </w:p>
         </w:tc>
@@ -5079,7 +4947,7 @@
                 <w:szCs w:val="18"/>
                 <w:rFonts w:ascii="Calibri" w:cs="Calibri" w:eastAsia="Calibri" w:hAnsi="Calibri"/>
               </w:rPr>
-              <w:t xml:space="preserve">LISTO</w:t>
+              <w:t>READY</w:t>
             </w:r>
           </w:p>
         </w:tc>
@@ -5110,7 +4978,7 @@
                 <w:szCs w:val="18"/>
                 <w:rFonts w:ascii="Calibri" w:cs="Calibri" w:eastAsia="Calibri" w:hAnsi="Calibri"/>
               </w:rPr>
-              <w:t xml:space="preserve">2. Tarifa</w:t>
+              <w:t>2. Fee</w:t>
             </w:r>
           </w:p>
         </w:tc>
@@ -5139,7 +5007,7 @@
                 <w:szCs w:val="18"/>
                 <w:rFonts w:ascii="Calibri" w:cs="Calibri" w:eastAsia="Calibri" w:hAnsi="Calibri"/>
               </w:rPr>
-              <w:t xml:space="preserve">Se calcula envío y umbral gratis</w:t>
+              <w:t>Shipping and free threshold are calculated</w:t>
             </w:r>
           </w:p>
         </w:tc>
@@ -5168,7 +5036,7 @@
                 <w:szCs w:val="18"/>
                 <w:rFonts w:ascii="Calibri" w:cs="Calibri" w:eastAsia="Calibri" w:hAnsi="Calibri"/>
               </w:rPr>
-              <w:t xml:space="preserve">Muestra tarifa</w:t>
+              <w:t>Shows the fee</w:t>
             </w:r>
           </w:p>
         </w:tc>
@@ -5197,7 +5065,7 @@
                 <w:szCs w:val="18"/>
                 <w:rFonts w:ascii="Calibri" w:cs="Calibri" w:eastAsia="Calibri" w:hAnsi="Calibri"/>
               </w:rPr>
-              <w:t xml:space="preserve">/api/delivery/calculate</w:t>
+              <w:t>/api/delivery/calculate</w:t>
             </w:r>
           </w:p>
         </w:tc>
@@ -5226,7 +5094,7 @@
                 <w:szCs w:val="18"/>
                 <w:rFonts w:ascii="Calibri" w:cs="Calibri" w:eastAsia="Calibri" w:hAnsi="Calibri"/>
               </w:rPr>
-              <w:t xml:space="preserve">LISTO</w:t>
+              <w:t>READY</w:t>
             </w:r>
           </w:p>
         </w:tc>
@@ -5257,7 +5125,7 @@
                 <w:szCs w:val="18"/>
                 <w:rFonts w:ascii="Calibri" w:cs="Calibri" w:eastAsia="Calibri" w:hAnsi="Calibri"/>
               </w:rPr>
-              <w:t xml:space="preserve">3. Orden</w:t>
+              <w:t>3. Order</w:t>
             </w:r>
           </w:p>
         </w:tc>
@@ -5286,7 +5154,7 @@
                 <w:szCs w:val="18"/>
                 <w:rFonts w:ascii="Calibri" w:cs="Calibri" w:eastAsia="Calibri" w:hAnsi="Calibri"/>
               </w:rPr>
-              <w:t xml:space="preserve">Se crea el pedido con zona y coordenadas</w:t>
+              <w:t>The order is created with zone and coordinates</w:t>
             </w:r>
           </w:p>
         </w:tc>
@@ -5315,7 +5183,7 @@
                 <w:szCs w:val="18"/>
                 <w:rFonts w:ascii="Calibri" w:cs="Calibri" w:eastAsia="Calibri" w:hAnsi="Calibri"/>
               </w:rPr>
-              <w:t xml:space="preserve">Checkout</w:t>
+              <w:t>Checkout</w:t>
             </w:r>
           </w:p>
         </w:tc>
@@ -5344,7 +5212,7 @@
                 <w:szCs w:val="18"/>
                 <w:rFonts w:ascii="Calibri" w:cs="Calibri" w:eastAsia="Calibri" w:hAnsi="Calibri"/>
               </w:rPr>
-              <w:t xml:space="preserve">Transacción + guarda zona/lat/lng</w:t>
+              <w:t>Transaction + stores zone/lat/lng</w:t>
             </w:r>
           </w:p>
         </w:tc>
@@ -5373,7 +5241,7 @@
                 <w:szCs w:val="18"/>
                 <w:rFonts w:ascii="Calibri" w:cs="Calibri" w:eastAsia="Calibri" w:hAnsi="Calibri"/>
               </w:rPr>
-              <w:t xml:space="preserve">LISTO</w:t>
+              <w:t>READY</w:t>
             </w:r>
           </w:p>
         </w:tc>
@@ -5404,7 +5272,7 @@
                 <w:szCs w:val="18"/>
                 <w:rFonts w:ascii="Calibri" w:cs="Calibri" w:eastAsia="Calibri" w:hAnsi="Calibri"/>
               </w:rPr>
-              <w:t xml:space="preserve">4. Pago</w:t>
+              <w:t>4. Payment</w:t>
             </w:r>
           </w:p>
         </w:tc>
@@ -5433,7 +5301,7 @@
                 <w:szCs w:val="18"/>
                 <w:rFonts w:ascii="Calibri" w:cs="Calibri" w:eastAsia="Calibri" w:hAnsi="Calibri"/>
               </w:rPr>
-              <w:t xml:space="preserve">Sentoo / COD / transferencia / WhatsApp</w:t>
+              <w:t>Sentoo / COD / bank transfer / WhatsApp</w:t>
             </w:r>
           </w:p>
         </w:tc>
@@ -5462,7 +5330,7 @@
                 <w:szCs w:val="18"/>
                 <w:rFonts w:ascii="Calibri" w:cs="Calibri" w:eastAsia="Calibri" w:hAnsi="Calibri"/>
               </w:rPr>
-              <w:t xml:space="preserve">Callback de pago</w:t>
+              <w:t>Payment callback</w:t>
             </w:r>
           </w:p>
         </w:tc>
@@ -5491,7 +5359,7 @@
                 <w:szCs w:val="18"/>
                 <w:rFonts w:ascii="Calibri" w:cs="Calibri" w:eastAsia="Calibri" w:hAnsi="Calibri"/>
               </w:rPr>
-              <w:t xml:space="preserve">Sentoo + webhook</w:t>
+              <w:t>Sentoo + webhook</w:t>
             </w:r>
           </w:p>
         </w:tc>
@@ -5520,7 +5388,7 @@
                 <w:szCs w:val="18"/>
                 <w:rFonts w:ascii="Calibri" w:cs="Calibri" w:eastAsia="Calibri" w:hAnsi="Calibri"/>
               </w:rPr>
-              <w:t xml:space="preserve">config</w:t>
+              <w:t>config</w:t>
             </w:r>
           </w:p>
         </w:tc>
@@ -5551,7 +5419,7 @@
                 <w:szCs w:val="18"/>
                 <w:rFonts w:ascii="Calibri" w:cs="Calibri" w:eastAsia="Calibri" w:hAnsi="Calibri"/>
               </w:rPr>
-              <w:t xml:space="preserve">5. Despacho</w:t>
+              <w:t>5. Dispatch</w:t>
             </w:r>
           </w:p>
         </w:tc>
@@ -5580,7 +5448,7 @@
                 <w:szCs w:val="18"/>
                 <w:rFonts w:ascii="Calibri" w:cs="Calibri" w:eastAsia="Calibri" w:hAnsi="Calibri"/>
               </w:rPr>
-              <w:t xml:space="preserve">Encargado ve pedido y lo asigna</w:t>
+              <w:t>Manager sees the order and assigns it</w:t>
             </w:r>
           </w:p>
         </w:tc>
@@ -5609,7 +5477,7 @@
                 <w:szCs w:val="18"/>
                 <w:rFonts w:ascii="Calibri" w:cs="Calibri" w:eastAsia="Calibri" w:hAnsi="Calibri"/>
               </w:rPr>
-              <w:t xml:space="preserve">Pantalla de despacho</w:t>
+              <w:t>Dispatch screen</w:t>
             </w:r>
           </w:p>
         </w:tc>
@@ -5638,7 +5506,7 @@
                 <w:szCs w:val="18"/>
                 <w:rFonts w:ascii="Calibri" w:cs="Calibri" w:eastAsia="Calibri" w:hAnsi="Calibri"/>
               </w:rPr>
-              <w:t xml:space="preserve">Estados + asignación</w:t>
+              <w:t>Statuses + assignment</w:t>
             </w:r>
           </w:p>
         </w:tc>
@@ -5667,7 +5535,7 @@
                 <w:szCs w:val="18"/>
                 <w:rFonts w:ascii="Calibri" w:cs="Calibri" w:eastAsia="Calibri" w:hAnsi="Calibri"/>
               </w:rPr>
-              <w:t xml:space="preserve">FALTA</w:t>
+              <w:t>MISSING</w:t>
             </w:r>
           </w:p>
         </w:tc>
@@ -5698,7 +5566,7 @@
                 <w:szCs w:val="18"/>
                 <w:rFonts w:ascii="Calibri" w:cs="Calibri" w:eastAsia="Calibri" w:hAnsi="Calibri"/>
               </w:rPr>
-              <w:t xml:space="preserve">6. En ruta</w:t>
+              <w:t>6. On the way</w:t>
             </w:r>
           </w:p>
         </w:tc>
@@ -5727,7 +5595,7 @@
                 <w:szCs w:val="18"/>
                 <w:rFonts w:ascii="Calibri" w:cs="Calibri" w:eastAsia="Calibri" w:hAnsi="Calibri"/>
               </w:rPr>
-              <w:t xml:space="preserve">Repartidor sale; cliente recibe aviso</w:t>
+              <w:t>Courier sets off; customer receives a notification</w:t>
             </w:r>
           </w:p>
         </w:tc>
@@ -5756,7 +5624,7 @@
                 <w:szCs w:val="18"/>
                 <w:rFonts w:ascii="Calibri" w:cs="Calibri" w:eastAsia="Calibri" w:hAnsi="Calibri"/>
               </w:rPr>
-              <w:t xml:space="preserve">Tracking en vivo</w:t>
+              <w:t>Live tracking</w:t>
             </w:r>
           </w:p>
         </w:tc>
@@ -5785,7 +5653,7 @@
                 <w:szCs w:val="18"/>
                 <w:rFonts w:ascii="Calibri" w:cs="Calibri" w:eastAsia="Calibri" w:hAnsi="Calibri"/>
               </w:rPr>
-              <w:t xml:space="preserve">WhatsApp en cada estado</w:t>
+              <w:t>WhatsApp at every status</w:t>
             </w:r>
           </w:p>
         </w:tc>
@@ -5814,7 +5682,7 @@
                 <w:szCs w:val="18"/>
                 <w:rFonts w:ascii="Calibri" w:cs="Calibri" w:eastAsia="Calibri" w:hAnsi="Calibri"/>
               </w:rPr>
-              <w:t xml:space="preserve">FALTA</w:t>
+              <w:t>MISSING</w:t>
             </w:r>
           </w:p>
         </w:tc>
@@ -5845,7 +5713,7 @@
                 <w:szCs w:val="18"/>
                 <w:rFonts w:ascii="Calibri" w:cs="Calibri" w:eastAsia="Calibri" w:hAnsi="Calibri"/>
               </w:rPr>
-              <w:t xml:space="preserve">7. Entregado</w:t>
+              <w:t>7. Delivered</w:t>
             </w:r>
           </w:p>
         </w:tc>
@@ -5874,7 +5742,7 @@
                 <w:szCs w:val="18"/>
                 <w:rFonts w:ascii="Calibri" w:cs="Calibri" w:eastAsia="Calibri" w:hAnsi="Calibri"/>
               </w:rPr>
-              <w:t xml:space="preserve">Se marca entregado; se pide reseña</w:t>
+              <w:t>Marked as delivered; a review is requested</w:t>
             </w:r>
           </w:p>
         </w:tc>
@@ -5903,7 +5771,7 @@
                 <w:szCs w:val="18"/>
                 <w:rFonts w:ascii="Calibri" w:cs="Calibri" w:eastAsia="Calibri" w:hAnsi="Calibri"/>
               </w:rPr>
-              <w:t xml:space="preserve">Confirmación</w:t>
+              <w:t>Confirmation</w:t>
             </w:r>
           </w:p>
         </w:tc>
@@ -5932,7 +5800,7 @@
                 <w:szCs w:val="18"/>
                 <w:rFonts w:ascii="Calibri" w:cs="Calibri" w:eastAsia="Calibri" w:hAnsi="Calibri"/>
               </w:rPr>
-              <w:t xml:space="preserve">Cierre + email/WhatsApp</w:t>
+              <w:t>Close-out + email/WhatsApp</w:t>
             </w:r>
           </w:p>
         </w:tc>
@@ -5961,7 +5829,7 @@
                 <w:szCs w:val="18"/>
                 <w:rFonts w:ascii="Calibri" w:cs="Calibri" w:eastAsia="Calibri" w:hAnsi="Calibri"/>
               </w:rPr>
-              <w:t xml:space="preserve">PARCIAL</w:t>
+              <w:t>PARTIAL</w:t>
             </w:r>
           </w:p>
         </w:tc>
@@ -5989,7 +5857,7 @@
           <w:szCs w:val="30"/>
           <w:rFonts w:ascii="Georgia" w:cs="Georgia" w:eastAsia="Georgia" w:hAnsi="Georgia"/>
         </w:rPr>
-        <w:t xml:space="preserve">E. Catálogo y producto</w:t>
+        <w:t>E. Catalogue and product</w:t>
       </w:r>
     </w:p>
     <w:p>
@@ -6005,7 +5873,7 @@
           <w:szCs w:val="22"/>
           <w:rFonts w:ascii="Calibri" w:cs="Calibri" w:eastAsia="Calibri" w:hAnsi="Calibri"/>
         </w:rPr>
-        <w:t xml:space="preserve">El catálogo (~285 productos) se ve con datos reales. Los pendientes son de datos y de imágenes, no de código.</w:t>
+        <w:t>The catalogue (~285 products) displays real data. The pending items concern data and images, not code.</w:t>
       </w:r>
     </w:p>
     <w:p>
@@ -6021,27 +5889,25 @@
           <w:szCs w:val="21"/>
           <w:rFonts w:ascii="Calibri" w:cs="Calibri" w:eastAsia="Calibri" w:hAnsi="Calibri"/>
         </w:rPr>
-        <w:t xml:space="preserve">US-E1  </w:t>
-      </w:r>
-      <w:r>
-        <w:rPr>
-          <w:b/>
-          <w:bCs/>
-          <w:color w:val="2A2320"/>
-          <w:sz w:val="21"/>
-          <w:szCs w:val="21"/>
-          <w:rFonts w:ascii="Calibri" w:cs="Calibri" w:eastAsia="Calibri" w:hAnsi="Calibri"/>
-        </w:rPr>
-        <w:t xml:space="preserve">Como cliente, quiero ver fotos reales de cada producto (no imágenes rotas)</w:t>
-      </w:r>
-      <w:r>
-        <w:rPr>
-          <w:color w:val="2A2320"/>
-          <w:sz w:val="21"/>
-          <w:szCs w:val="21"/>
-          <w:rFonts w:ascii="Calibri" w:cs="Calibri" w:eastAsia="Calibri" w:hAnsi="Calibri"/>
-        </w:rPr>
-        <w:t xml:space="preserve"> para confiar y decidir la compra.</w:t>
+        <w:t>US-E1  As a customer, I want to see real photos of each product (not broken images) so that I can trust the store and decide to buy.</w:t>
+      </w:r>
+      <w:r>
+        <w:rPr>
+          <w:b/>
+          <w:bCs/>
+          <w:color w:val="2A2320"/>
+          <w:sz w:val="21"/>
+          <w:szCs w:val="21"/>
+          <w:rFonts w:ascii="Calibri" w:cs="Calibri" w:eastAsia="Calibri" w:hAnsi="Calibri"/>
+        </w:rPr>
+      </w:r>
+      <w:r>
+        <w:rPr>
+          <w:color w:val="2A2320"/>
+          <w:sz w:val="21"/>
+          <w:szCs w:val="21"/>
+          <w:rFonts w:ascii="Calibri" w:cs="Calibri" w:eastAsia="Calibri" w:hAnsi="Calibri"/>
+        </w:rPr>
       </w:r>
     </w:p>
     <w:p>
@@ -6055,7 +5921,7 @@
           <w:szCs w:val="18"/>
           <w:rFonts w:ascii="Calibri" w:cs="Calibri" w:eastAsia="Calibri" w:hAnsi="Calibri"/>
         </w:rPr>
-        <w:t xml:space="preserve">Estado actual: </w:t>
+        <w:t>Current status: PARTIAL  — Many images are referenced by a fixed path (placeholders, hero videos, brand logos) — it must be confirmed that they exist   P0 · BLOCKER</w:t>
       </w:r>
       <w:r>
         <w:rPr>
@@ -6066,7 +5932,6 @@
           <w:szCs w:val="18"/>
           <w:rFonts w:ascii="Calibri" w:cs="Calibri" w:eastAsia="Calibri" w:hAnsi="Calibri"/>
         </w:rPr>
-        <w:t xml:space="preserve">PARCIAL  </w:t>
       </w:r>
       <w:r>
         <w:rPr>
@@ -6077,7 +5942,6 @@
           <w:szCs w:val="18"/>
           <w:rFonts w:ascii="Calibri" w:cs="Calibri" w:eastAsia="Calibri" w:hAnsi="Calibri"/>
         </w:rPr>
-        <w:t xml:space="preserve">— Muchas imágenes se referencian por ruta fija (placeholders, videos del hero, logos de marca) — hay que confirmar que existen   </w:t>
       </w:r>
       <w:r>
         <w:rPr>
@@ -6088,7 +5952,6 @@
           <w:szCs w:val="18"/>
           <w:rFonts w:ascii="Calibri" w:cs="Calibri" w:eastAsia="Calibri" w:hAnsi="Calibri"/>
         </w:rPr>
-        <w:t xml:space="preserve">P0 · BLOQUEADOR</w:t>
       </w:r>
     </w:p>
     <w:p>
@@ -6107,7 +5970,7 @@
           <w:szCs w:val="18"/>
           <w:rFonts w:ascii="Calibri" w:cs="Calibri" w:eastAsia="Calibri" w:hAnsi="Calibri"/>
         </w:rPr>
-        <w:t xml:space="preserve">✔ </w:t>
+        <w:t>✔ Audit that every referenced image/video exists in public/images.</w:t>
       </w:r>
       <w:r>
         <w:rPr>
@@ -6116,7 +5979,6 @@
           <w:szCs w:val="19"/>
           <w:rFonts w:ascii="Calibri" w:cs="Calibri" w:eastAsia="Calibri" w:hAnsi="Calibri"/>
         </w:rPr>
-        <w:t xml:space="preserve">Auditar que cada imagen/video referenciado exista en public/images.</w:t>
       </w:r>
     </w:p>
     <w:p>
@@ -6135,7 +5997,7 @@
           <w:szCs w:val="18"/>
           <w:rFonts w:ascii="Calibri" w:cs="Calibri" w:eastAsia="Calibri" w:hAnsi="Calibri"/>
         </w:rPr>
-        <w:t xml:space="preserve">✔ </w:t>
+        <w:t>✔ Replace placeholders with real photos.</w:t>
       </w:r>
       <w:r>
         <w:rPr>
@@ -6144,7 +6006,6 @@
           <w:szCs w:val="19"/>
           <w:rFonts w:ascii="Calibri" w:cs="Calibri" w:eastAsia="Calibri" w:hAnsi="Calibri"/>
         </w:rPr>
-        <w:t xml:space="preserve">Reemplazar placeholders por fotos reales.</w:t>
       </w:r>
     </w:p>
     <w:p>
@@ -6163,7 +6024,7 @@
           <w:szCs w:val="18"/>
           <w:rFonts w:ascii="Calibri" w:cs="Calibri" w:eastAsia="Calibri" w:hAnsi="Calibri"/>
         </w:rPr>
-        <w:t xml:space="preserve">✔ </w:t>
+        <w:t>✔ Optimised image weight (&lt;200KB).</w:t>
       </w:r>
       <w:r>
         <w:rPr>
@@ -6172,7 +6033,6 @@
           <w:szCs w:val="19"/>
           <w:rFonts w:ascii="Calibri" w:cs="Calibri" w:eastAsia="Calibri" w:hAnsi="Calibri"/>
         </w:rPr>
-        <w:t xml:space="preserve">Peso de imagen optimizado (&lt;200KB).</w:t>
       </w:r>
     </w:p>
     <w:p>
@@ -6188,27 +6048,25 @@
           <w:szCs w:val="21"/>
           <w:rFonts w:ascii="Calibri" w:cs="Calibri" w:eastAsia="Calibri" w:hAnsi="Calibri"/>
         </w:rPr>
-        <w:t xml:space="preserve">US-E2  </w:t>
-      </w:r>
-      <w:r>
-        <w:rPr>
-          <w:b/>
-          <w:bCs/>
-          <w:color w:val="2A2320"/>
-          <w:sz w:val="21"/>
-          <w:szCs w:val="21"/>
-          <w:rFonts w:ascii="Calibri" w:cs="Calibri" w:eastAsia="Calibri" w:hAnsi="Calibri"/>
-        </w:rPr>
-        <w:t xml:space="preserve">Como cliente, quiero ver tallas, colores y variantes reales del producto</w:t>
-      </w:r>
-      <w:r>
-        <w:rPr>
-          <w:color w:val="2A2320"/>
-          <w:sz w:val="21"/>
-          <w:szCs w:val="21"/>
-          <w:rFonts w:ascii="Calibri" w:cs="Calibri" w:eastAsia="Calibri" w:hAnsi="Calibri"/>
-        </w:rPr>
-        <w:t xml:space="preserve"> para elegir mi talla correcta.</w:t>
+        <w:t>US-E2  As a customer, I want to see the product's real sizes, colours and variants so that I can choose the right size.</w:t>
+      </w:r>
+      <w:r>
+        <w:rPr>
+          <w:b/>
+          <w:bCs/>
+          <w:color w:val="2A2320"/>
+          <w:sz w:val="21"/>
+          <w:szCs w:val="21"/>
+          <w:rFonts w:ascii="Calibri" w:cs="Calibri" w:eastAsia="Calibri" w:hAnsi="Calibri"/>
+        </w:rPr>
+      </w:r>
+      <w:r>
+        <w:rPr>
+          <w:color w:val="2A2320"/>
+          <w:sz w:val="21"/>
+          <w:szCs w:val="21"/>
+          <w:rFonts w:ascii="Calibri" w:cs="Calibri" w:eastAsia="Calibri" w:hAnsi="Calibri"/>
+        </w:rPr>
       </w:r>
     </w:p>
     <w:p>
@@ -6222,7 +6080,7 @@
           <w:szCs w:val="18"/>
           <w:rFonts w:ascii="Calibri" w:cs="Calibri" w:eastAsia="Calibri" w:hAnsi="Calibri"/>
         </w:rPr>
-        <w:t xml:space="preserve">Estado actual: </w:t>
+        <w:t>Current status: PARTIAL  — When the product has no sizes/colours, the store "makes them up" (e.g. bra sizes, black/beige/white colours)   P1 · HIGH</w:t>
       </w:r>
       <w:r>
         <w:rPr>
@@ -6233,7 +6091,6 @@
           <w:szCs w:val="18"/>
           <w:rFonts w:ascii="Calibri" w:cs="Calibri" w:eastAsia="Calibri" w:hAnsi="Calibri"/>
         </w:rPr>
-        <w:t xml:space="preserve">PARCIAL  </w:t>
       </w:r>
       <w:r>
         <w:rPr>
@@ -6244,7 +6101,6 @@
           <w:szCs w:val="18"/>
           <w:rFonts w:ascii="Calibri" w:cs="Calibri" w:eastAsia="Calibri" w:hAnsi="Calibri"/>
         </w:rPr>
-        <w:t xml:space="preserve">— Cuando el producto no trae tallas/colores, la tienda los "inventa" (ej. tallas de bra, colores negro/beige/blanco)   </w:t>
       </w:r>
       <w:r>
         <w:rPr>
@@ -6255,7 +6111,6 @@
           <w:szCs w:val="18"/>
           <w:rFonts w:ascii="Calibri" w:cs="Calibri" w:eastAsia="Calibri" w:hAnsi="Calibri"/>
         </w:rPr>
-        <w:t xml:space="preserve">P1 · ALTA</w:t>
       </w:r>
     </w:p>
     <w:p>
@@ -6274,7 +6129,7 @@
           <w:szCs w:val="18"/>
           <w:rFonts w:ascii="Calibri" w:cs="Calibri" w:eastAsia="Calibri" w:hAnsi="Calibri"/>
         </w:rPr>
-        <w:t xml:space="preserve">✔ </w:t>
+        <w:t>✔ Load real variants in the CMS.</w:t>
       </w:r>
       <w:r>
         <w:rPr>
@@ -6283,7 +6138,6 @@
           <w:szCs w:val="19"/>
           <w:rFonts w:ascii="Calibri" w:cs="Calibri" w:eastAsia="Calibri" w:hAnsi="Calibri"/>
         </w:rPr>
-        <w:t xml:space="preserve">Cargar variantes reales en el CMS.</w:t>
       </w:r>
     </w:p>
     <w:p>
@@ -6302,7 +6156,7 @@
           <w:szCs w:val="18"/>
           <w:rFonts w:ascii="Calibri" w:cs="Calibri" w:eastAsia="Calibri" w:hAnsi="Calibri"/>
         </w:rPr>
-        <w:t xml:space="preserve">✔ </w:t>
+        <w:t>✔ Hide the made-up values when there is no data.</w:t>
       </w:r>
       <w:r>
         <w:rPr>
@@ -6311,7 +6165,6 @@
           <w:szCs w:val="19"/>
           <w:rFonts w:ascii="Calibri" w:cs="Calibri" w:eastAsia="Calibri" w:hAnsi="Calibri"/>
         </w:rPr>
-        <w:t xml:space="preserve">Ocultar el inventado cuando no haya datos.</w:t>
       </w:r>
     </w:p>
     <w:p>
@@ -6330,7 +6183,7 @@
           <w:szCs w:val="18"/>
           <w:rFonts w:ascii="Calibri" w:cs="Calibri" w:eastAsia="Calibri" w:hAnsi="Calibri"/>
         </w:rPr>
-        <w:t xml:space="preserve">✔ </w:t>
+        <w:t>✔ Reflect stock per variant.</w:t>
       </w:r>
       <w:r>
         <w:rPr>
@@ -6339,7 +6192,6 @@
           <w:szCs w:val="19"/>
           <w:rFonts w:ascii="Calibri" w:cs="Calibri" w:eastAsia="Calibri" w:hAnsi="Calibri"/>
         </w:rPr>
-        <w:t xml:space="preserve">Reflejar stock por variante.</w:t>
       </w:r>
     </w:p>
     <w:p>
@@ -6355,27 +6207,25 @@
           <w:szCs w:val="21"/>
           <w:rFonts w:ascii="Calibri" w:cs="Calibri" w:eastAsia="Calibri" w:hAnsi="Calibri"/>
         </w:rPr>
-        <w:t xml:space="preserve">US-E3  </w:t>
-      </w:r>
-      <w:r>
-        <w:rPr>
-          <w:b/>
-          <w:bCs/>
-          <w:color w:val="2A2320"/>
-          <w:sz w:val="21"/>
-          <w:szCs w:val="21"/>
-          <w:rFonts w:ascii="Calibri" w:cs="Calibri" w:eastAsia="Calibri" w:hAnsi="Calibri"/>
-        </w:rPr>
-        <w:t xml:space="preserve">Como cliente, quiero ver calificaciones reales, no estrellas de ejemplo</w:t>
-      </w:r>
-      <w:r>
-        <w:rPr>
-          <w:color w:val="2A2320"/>
-          <w:sz w:val="21"/>
-          <w:szCs w:val="21"/>
-          <w:rFonts w:ascii="Calibri" w:cs="Calibri" w:eastAsia="Calibri" w:hAnsi="Calibri"/>
-        </w:rPr>
-        <w:t xml:space="preserve"> para no sentirme engañado.</w:t>
+        <w:t>US-E3  As a customer, I want to see real ratings, not sample stars, so that I do not feel misled.</w:t>
+      </w:r>
+      <w:r>
+        <w:rPr>
+          <w:b/>
+          <w:bCs/>
+          <w:color w:val="2A2320"/>
+          <w:sz w:val="21"/>
+          <w:szCs w:val="21"/>
+          <w:rFonts w:ascii="Calibri" w:cs="Calibri" w:eastAsia="Calibri" w:hAnsi="Calibri"/>
+        </w:rPr>
+      </w:r>
+      <w:r>
+        <w:rPr>
+          <w:color w:val="2A2320"/>
+          <w:sz w:val="21"/>
+          <w:szCs w:val="21"/>
+          <w:rFonts w:ascii="Calibri" w:cs="Calibri" w:eastAsia="Calibri" w:hAnsi="Calibri"/>
+        </w:rPr>
       </w:r>
     </w:p>
     <w:p>
@@ -6389,7 +6239,7 @@
           <w:szCs w:val="18"/>
           <w:rFonts w:ascii="Calibri" w:cs="Calibri" w:eastAsia="Calibri" w:hAnsi="Calibri"/>
         </w:rPr>
-        <w:t xml:space="preserve">Estado actual: </w:t>
+        <w:t>Current status: PARTIAL  — Category cards show a fixed 4.5 stars (mock)   P2 · MEDIUM</w:t>
       </w:r>
       <w:r>
         <w:rPr>
@@ -6400,7 +6250,6 @@
           <w:szCs w:val="18"/>
           <w:rFonts w:ascii="Calibri" w:cs="Calibri" w:eastAsia="Calibri" w:hAnsi="Calibri"/>
         </w:rPr>
-        <w:t xml:space="preserve">PARCIAL  </w:t>
       </w:r>
       <w:r>
         <w:rPr>
@@ -6411,7 +6260,6 @@
           <w:szCs w:val="18"/>
           <w:rFonts w:ascii="Calibri" w:cs="Calibri" w:eastAsia="Calibri" w:hAnsi="Calibri"/>
         </w:rPr>
-        <w:t xml:space="preserve">— Las tarjetas de categoría muestran 4.5 estrellas fijas (mock)   </w:t>
       </w:r>
       <w:r>
         <w:rPr>
@@ -6422,7 +6270,6 @@
           <w:szCs w:val="18"/>
           <w:rFonts w:ascii="Calibri" w:cs="Calibri" w:eastAsia="Calibri" w:hAnsi="Calibri"/>
         </w:rPr>
-        <w:t xml:space="preserve">P2 · MEDIA</w:t>
       </w:r>
     </w:p>
     <w:p>
@@ -6441,7 +6288,7 @@
           <w:szCs w:val="18"/>
           <w:rFonts w:ascii="Calibri" w:cs="Calibri" w:eastAsia="Calibri" w:hAnsi="Calibri"/>
         </w:rPr>
-        <w:t xml:space="preserve">✔ </w:t>
+        <w:t>✔ Show the real rating based on reviews.</w:t>
       </w:r>
       <w:r>
         <w:rPr>
@@ -6450,7 +6297,6 @@
           <w:szCs w:val="19"/>
           <w:rFonts w:ascii="Calibri" w:cs="Calibri" w:eastAsia="Calibri" w:hAnsi="Calibri"/>
         </w:rPr>
-        <w:t xml:space="preserve">Mostrar rating real basado en reseñas.</w:t>
       </w:r>
     </w:p>
     <w:p>
@@ -6469,7 +6315,7 @@
           <w:szCs w:val="18"/>
           <w:rFonts w:ascii="Calibri" w:cs="Calibri" w:eastAsia="Calibri" w:hAnsi="Calibri"/>
         </w:rPr>
-        <w:t xml:space="preserve">✔ </w:t>
+        <w:t>✔ Hide stars if there are no reviews.</w:t>
       </w:r>
       <w:r>
         <w:rPr>
@@ -6478,7 +6324,6 @@
           <w:szCs w:val="19"/>
           <w:rFonts w:ascii="Calibri" w:cs="Calibri" w:eastAsia="Calibri" w:hAnsi="Calibri"/>
         </w:rPr>
-        <w:t xml:space="preserve">Ocultar estrellas si no hay reseñas.</w:t>
       </w:r>
     </w:p>
     <w:p>
@@ -6494,27 +6339,25 @@
           <w:szCs w:val="21"/>
           <w:rFonts w:ascii="Calibri" w:cs="Calibri" w:eastAsia="Calibri" w:hAnsi="Calibri"/>
         </w:rPr>
-        <w:t xml:space="preserve">US-E4  </w:t>
-      </w:r>
-      <w:r>
-        <w:rPr>
-          <w:b/>
-          <w:bCs/>
-          <w:color w:val="2A2320"/>
-          <w:sz w:val="21"/>
-          <w:szCs w:val="21"/>
-          <w:rFonts w:ascii="Calibri" w:cs="Calibri" w:eastAsia="Calibri" w:hAnsi="Calibri"/>
-        </w:rPr>
-        <w:t xml:space="preserve">Como cliente, quiero ver todas las marcas y sus páginas</w:t>
-      </w:r>
-      <w:r>
-        <w:rPr>
-          <w:color w:val="2A2320"/>
-          <w:sz w:val="21"/>
-          <w:szCs w:val="21"/>
-          <w:rFonts w:ascii="Calibri" w:cs="Calibri" w:eastAsia="Calibri" w:hAnsi="Calibri"/>
-        </w:rPr>
-        <w:t xml:space="preserve"> para comprar por marca de confianza.</w:t>
+        <w:t>US-E4  As a customer, I want to see all brands and their pages so that I can shop by a brand I trust.</w:t>
+      </w:r>
+      <w:r>
+        <w:rPr>
+          <w:b/>
+          <w:bCs/>
+          <w:color w:val="2A2320"/>
+          <w:sz w:val="21"/>
+          <w:szCs w:val="21"/>
+          <w:rFonts w:ascii="Calibri" w:cs="Calibri" w:eastAsia="Calibri" w:hAnsi="Calibri"/>
+        </w:rPr>
+      </w:r>
+      <w:r>
+        <w:rPr>
+          <w:color w:val="2A2320"/>
+          <w:sz w:val="21"/>
+          <w:szCs w:val="21"/>
+          <w:rFonts w:ascii="Calibri" w:cs="Calibri" w:eastAsia="Calibri" w:hAnsi="Calibri"/>
+        </w:rPr>
       </w:r>
     </w:p>
     <w:p>
@@ -6528,7 +6371,7 @@
           <w:szCs w:val="18"/>
           <w:rFonts w:ascii="Calibri" w:cs="Calibri" w:eastAsia="Calibri" w:hAnsi="Calibri"/>
         </w:rPr>
-        <w:t xml:space="preserve">Estado actual: </w:t>
+        <w:t>Current status: PARTIAL  — Only 5 brands are defined manually; others return "brand not found"   P2 · MEDIUM</w:t>
       </w:r>
       <w:r>
         <w:rPr>
@@ -6539,7 +6382,6 @@
           <w:szCs w:val="18"/>
           <w:rFonts w:ascii="Calibri" w:cs="Calibri" w:eastAsia="Calibri" w:hAnsi="Calibri"/>
         </w:rPr>
-        <w:t xml:space="preserve">PARCIAL  </w:t>
       </w:r>
       <w:r>
         <w:rPr>
@@ -6550,7 +6392,6 @@
           <w:szCs w:val="18"/>
           <w:rFonts w:ascii="Calibri" w:cs="Calibri" w:eastAsia="Calibri" w:hAnsi="Calibri"/>
         </w:rPr>
-        <w:t xml:space="preserve">— Solo 5 marcas están definidas manualmente; otras dan "marca no encontrada"   </w:t>
       </w:r>
       <w:r>
         <w:rPr>
@@ -6561,7 +6402,6 @@
           <w:szCs w:val="18"/>
           <w:rFonts w:ascii="Calibri" w:cs="Calibri" w:eastAsia="Calibri" w:hAnsi="Calibri"/>
         </w:rPr>
-        <w:t xml:space="preserve">P2 · MEDIA</w:t>
       </w:r>
     </w:p>
     <w:p>
@@ -6580,7 +6420,7 @@
           <w:szCs w:val="18"/>
           <w:rFonts w:ascii="Calibri" w:cs="Calibri" w:eastAsia="Calibri" w:hAnsi="Calibri"/>
         </w:rPr>
-        <w:t xml:space="preserve">✔ </w:t>
+        <w:t>✔ Brands from the CMS, not hard-coded.</w:t>
       </w:r>
       <w:r>
         <w:rPr>
@@ -6589,7 +6429,6 @@
           <w:szCs w:val="19"/>
           <w:rFonts w:ascii="Calibri" w:cs="Calibri" w:eastAsia="Calibri" w:hAnsi="Calibri"/>
         </w:rPr>
-        <w:t xml:space="preserve">Marcas desde el CMS, no escritas a mano.</w:t>
       </w:r>
     </w:p>
     <w:p>
@@ -6608,7 +6447,7 @@
           <w:szCs w:val="18"/>
           <w:rFonts w:ascii="Calibri" w:cs="Calibri" w:eastAsia="Calibri" w:hAnsi="Calibri"/>
         </w:rPr>
-        <w:t xml:space="preserve">✔ </w:t>
+        <w:t>✔ Each brand with its page and logo.</w:t>
       </w:r>
       <w:r>
         <w:rPr>
@@ -6617,7 +6456,6 @@
           <w:szCs w:val="19"/>
           <w:rFonts w:ascii="Calibri" w:cs="Calibri" w:eastAsia="Calibri" w:hAnsi="Calibri"/>
         </w:rPr>
-        <w:t xml:space="preserve">Cada marca con su página y logo.</w:t>
       </w:r>
     </w:p>
     <w:p>
@@ -6642,7 +6480,7 @@
           <w:szCs w:val="30"/>
           <w:rFonts w:ascii="Georgia" w:cs="Georgia" w:eastAsia="Georgia" w:hAnsi="Georgia"/>
         </w:rPr>
-        <w:t xml:space="preserve">F. Reseñas</w:t>
+        <w:t>F. Reviews</w:t>
       </w:r>
     </w:p>
     <w:p>
@@ -6658,7 +6496,7 @@
           <w:szCs w:val="22"/>
           <w:rFonts w:ascii="Calibri" w:cs="Calibri" w:eastAsia="Calibri" w:hAnsi="Calibri"/>
         </w:rPr>
-        <w:t xml:space="preserve">La función de reseñas está programada pero tiene un error técnico que la rompe en producción.</w:t>
+        <w:t>The reviews feature is coded but has a technical bug that breaks it in production.</w:t>
       </w:r>
     </w:p>
     <w:p>
@@ -6674,27 +6512,25 @@
           <w:szCs w:val="21"/>
           <w:rFonts w:ascii="Calibri" w:cs="Calibri" w:eastAsia="Calibri" w:hAnsi="Calibri"/>
         </w:rPr>
-        <w:t xml:space="preserve">US-F1  </w:t>
-      </w:r>
-      <w:r>
-        <w:rPr>
-          <w:b/>
-          <w:bCs/>
-          <w:color w:val="2A2320"/>
-          <w:sz w:val="21"/>
-          <w:szCs w:val="21"/>
-          <w:rFonts w:ascii="Calibri" w:cs="Calibri" w:eastAsia="Calibri" w:hAnsi="Calibri"/>
-        </w:rPr>
-        <w:t xml:space="preserve">Como cliente, quiero dejar y leer reseñas de productos</w:t>
-      </w:r>
-      <w:r>
-        <w:rPr>
-          <w:color w:val="2A2320"/>
-          <w:sz w:val="21"/>
-          <w:szCs w:val="21"/>
-          <w:rFonts w:ascii="Calibri" w:cs="Calibri" w:eastAsia="Calibri" w:hAnsi="Calibri"/>
-        </w:rPr>
-        <w:t xml:space="preserve"> para confiar en la calidad antes de comprar.</w:t>
+        <w:t>US-F1  As a customer, I want to leave and read product reviews so that I can trust the quality before buying.</w:t>
+      </w:r>
+      <w:r>
+        <w:rPr>
+          <w:b/>
+          <w:bCs/>
+          <w:color w:val="2A2320"/>
+          <w:sz w:val="21"/>
+          <w:szCs w:val="21"/>
+          <w:rFonts w:ascii="Calibri" w:cs="Calibri" w:eastAsia="Calibri" w:hAnsi="Calibri"/>
+        </w:rPr>
+      </w:r>
+      <w:r>
+        <w:rPr>
+          <w:color w:val="2A2320"/>
+          <w:sz w:val="21"/>
+          <w:szCs w:val="21"/>
+          <w:rFonts w:ascii="Calibri" w:cs="Calibri" w:eastAsia="Calibri" w:hAnsi="Calibri"/>
+        </w:rPr>
       </w:r>
     </w:p>
     <w:p>
@@ -6708,7 +6544,7 @@
           <w:szCs w:val="18"/>
           <w:rFonts w:ascii="Calibri" w:cs="Calibri" w:eastAsia="Calibri" w:hAnsi="Calibri"/>
         </w:rPr>
-        <w:t xml:space="preserve">Estado actual: </w:t>
+        <w:t>Current status: MISSING  — BUG: the product_id field is a UUID in the database but products use numbers — inserting a review fails   P0 · BLOCKER</w:t>
       </w:r>
       <w:r>
         <w:rPr>
@@ -6719,7 +6555,6 @@
           <w:szCs w:val="18"/>
           <w:rFonts w:ascii="Calibri" w:cs="Calibri" w:eastAsia="Calibri" w:hAnsi="Calibri"/>
         </w:rPr>
-        <w:t xml:space="preserve">FALTA  </w:t>
       </w:r>
       <w:r>
         <w:rPr>
@@ -6730,7 +6565,6 @@
           <w:szCs w:val="18"/>
           <w:rFonts w:ascii="Calibri" w:cs="Calibri" w:eastAsia="Calibri" w:hAnsi="Calibri"/>
         </w:rPr>
-        <w:t xml:space="preserve">— BUG: el campo product_id es UUID en la base pero los productos usan números — insertar una reseña falla   </w:t>
       </w:r>
       <w:r>
         <w:rPr>
@@ -6741,7 +6575,6 @@
           <w:szCs w:val="18"/>
           <w:rFonts w:ascii="Calibri" w:cs="Calibri" w:eastAsia="Calibri" w:hAnsi="Calibri"/>
         </w:rPr>
-        <w:t xml:space="preserve">P0 · BLOQUEADOR</w:t>
       </w:r>
     </w:p>
     <w:p>
@@ -6760,7 +6593,7 @@
           <w:szCs w:val="18"/>
           <w:rFonts w:ascii="Calibri" w:cs="Calibri" w:eastAsia="Calibri" w:hAnsi="Calibri"/>
         </w:rPr>
-        <w:t xml:space="preserve">✔ </w:t>
+        <w:t>✔ Fix the data type (UUID → integer) or align the schema.</w:t>
       </w:r>
       <w:r>
         <w:rPr>
@@ -6769,7 +6602,6 @@
           <w:szCs w:val="19"/>
           <w:rFonts w:ascii="Calibri" w:cs="Calibri" w:eastAsia="Calibri" w:hAnsi="Calibri"/>
         </w:rPr>
-        <w:t xml:space="preserve">Corregir el tipo de dato (UUID → entero) o alinear el esquema.</w:t>
       </w:r>
     </w:p>
     <w:p>
@@ -6788,7 +6620,7 @@
           <w:szCs w:val="18"/>
           <w:rFonts w:ascii="Calibri" w:cs="Calibri" w:eastAsia="Calibri" w:hAnsi="Calibri"/>
         </w:rPr>
-        <w:t xml:space="preserve">✔ </w:t>
+        <w:t>✔ Test creating and displaying a review.</w:t>
       </w:r>
       <w:r>
         <w:rPr>
@@ -6797,7 +6629,6 @@
           <w:szCs w:val="19"/>
           <w:rFonts w:ascii="Calibri" w:cs="Calibri" w:eastAsia="Calibri" w:hAnsi="Calibri"/>
         </w:rPr>
-        <w:t xml:space="preserve">Probar crear y mostrar una reseña.</w:t>
       </w:r>
     </w:p>
     <w:p>
@@ -6816,7 +6647,7 @@
           <w:szCs w:val="18"/>
           <w:rFonts w:ascii="Calibri" w:cs="Calibri" w:eastAsia="Calibri" w:hAnsi="Calibri"/>
         </w:rPr>
-        <w:t xml:space="preserve">✔ </w:t>
+        <w:t>✔ Alternative: disable reviews until fixed.</w:t>
       </w:r>
       <w:r>
         <w:rPr>
@@ -6825,7 +6656,6 @@
           <w:szCs w:val="19"/>
           <w:rFonts w:ascii="Calibri" w:cs="Calibri" w:eastAsia="Calibri" w:hAnsi="Calibri"/>
         </w:rPr>
-        <w:t xml:space="preserve">Alternativa: desactivar reseñas hasta corregir.</w:t>
       </w:r>
     </w:p>
     <w:p>
@@ -6841,27 +6671,25 @@
           <w:szCs w:val="21"/>
           <w:rFonts w:ascii="Calibri" w:cs="Calibri" w:eastAsia="Calibri" w:hAnsi="Calibri"/>
         </w:rPr>
-        <w:t xml:space="preserve">US-F2  </w:t>
-      </w:r>
-      <w:r>
-        <w:rPr>
-          <w:b/>
-          <w:bCs/>
-          <w:color w:val="2A2320"/>
-          <w:sz w:val="21"/>
-          <w:szCs w:val="21"/>
-          <w:rFonts w:ascii="Calibri" w:cs="Calibri" w:eastAsia="Calibri" w:hAnsi="Calibri"/>
-        </w:rPr>
-        <w:t xml:space="preserve">Como dueña del negocio, quiero aprobar las reseñas antes de publicarlas</w:t>
-      </w:r>
-      <w:r>
-        <w:rPr>
-          <w:color w:val="2A2320"/>
-          <w:sz w:val="21"/>
-          <w:szCs w:val="21"/>
-          <w:rFonts w:ascii="Calibri" w:cs="Calibri" w:eastAsia="Calibri" w:hAnsi="Calibri"/>
-        </w:rPr>
-        <w:t xml:space="preserve"> para evitar spam u ofensas.</w:t>
+        <w:t>US-F2  As the business owner, I want to approve reviews before they are published so that I can avoid spam or offensive content.</w:t>
+      </w:r>
+      <w:r>
+        <w:rPr>
+          <w:b/>
+          <w:bCs/>
+          <w:color w:val="2A2320"/>
+          <w:sz w:val="21"/>
+          <w:szCs w:val="21"/>
+          <w:rFonts w:ascii="Calibri" w:cs="Calibri" w:eastAsia="Calibri" w:hAnsi="Calibri"/>
+        </w:rPr>
+      </w:r>
+      <w:r>
+        <w:rPr>
+          <w:color w:val="2A2320"/>
+          <w:sz w:val="21"/>
+          <w:szCs w:val="21"/>
+          <w:rFonts w:ascii="Calibri" w:cs="Calibri" w:eastAsia="Calibri" w:hAnsi="Calibri"/>
+        </w:rPr>
       </w:r>
     </w:p>
     <w:p>
@@ -6875,7 +6703,7 @@
           <w:szCs w:val="18"/>
           <w:rFonts w:ascii="Calibri" w:cs="Calibri" w:eastAsia="Calibri" w:hAnsi="Calibri"/>
         </w:rPr>
-        <w:t xml:space="preserve">Estado actual: </w:t>
+        <w:t>Current status: PARTIAL  — The schema supports moderation but the code publishes everything automatically; there is no approval panel   P2 · MEDIUM</w:t>
       </w:r>
       <w:r>
         <w:rPr>
@@ -6886,7 +6714,6 @@
           <w:szCs w:val="18"/>
           <w:rFonts w:ascii="Calibri" w:cs="Calibri" w:eastAsia="Calibri" w:hAnsi="Calibri"/>
         </w:rPr>
-        <w:t xml:space="preserve">PARCIAL  </w:t>
       </w:r>
       <w:r>
         <w:rPr>
@@ -6897,7 +6724,6 @@
           <w:szCs w:val="18"/>
           <w:rFonts w:ascii="Calibri" w:cs="Calibri" w:eastAsia="Calibri" w:hAnsi="Calibri"/>
         </w:rPr>
-        <w:t xml:space="preserve">— El esquema soporta moderación pero el código publica todo automáticamente; no hay panel para aprobar   </w:t>
       </w:r>
       <w:r>
         <w:rPr>
@@ -6908,7 +6734,6 @@
           <w:szCs w:val="18"/>
           <w:rFonts w:ascii="Calibri" w:cs="Calibri" w:eastAsia="Calibri" w:hAnsi="Calibri"/>
         </w:rPr>
-        <w:t xml:space="preserve">P2 · MEDIA</w:t>
       </w:r>
     </w:p>
     <w:p>
@@ -6927,7 +6752,7 @@
           <w:szCs w:val="18"/>
           <w:rFonts w:ascii="Calibri" w:cs="Calibri" w:eastAsia="Calibri" w:hAnsi="Calibri"/>
         </w:rPr>
-        <w:t xml:space="preserve">✔ </w:t>
+        <w:t>✔ Reviews are pending by default.</w:t>
       </w:r>
       <w:r>
         <w:rPr>
@@ -6936,7 +6761,6 @@
           <w:szCs w:val="19"/>
           <w:rFonts w:ascii="Calibri" w:cs="Calibri" w:eastAsia="Calibri" w:hAnsi="Calibri"/>
         </w:rPr>
-        <w:t xml:space="preserve">Reseñas quedan pendientes por defecto.</w:t>
       </w:r>
     </w:p>
     <w:p>
@@ -6955,7 +6779,7 @@
           <w:szCs w:val="18"/>
           <w:rFonts w:ascii="Calibri" w:cs="Calibri" w:eastAsia="Calibri" w:hAnsi="Calibri"/>
         </w:rPr>
-        <w:t xml:space="preserve">✔ </w:t>
+        <w:t>✔ Admin panel to approve/reject.</w:t>
       </w:r>
       <w:r>
         <w:rPr>
@@ -6964,7 +6788,6 @@
           <w:szCs w:val="19"/>
           <w:rFonts w:ascii="Calibri" w:cs="Calibri" w:eastAsia="Calibri" w:hAnsi="Calibri"/>
         </w:rPr>
-        <w:t xml:space="preserve">Panel admin para aprobar/rechazar.</w:t>
       </w:r>
     </w:p>
     <w:p>
@@ -6989,7 +6812,7 @@
           <w:szCs w:val="30"/>
           <w:rFonts w:ascii="Georgia" w:cs="Georgia" w:eastAsia="Georgia" w:hAnsi="Georgia"/>
         </w:rPr>
-        <w:t xml:space="preserve">G. Admin y operaciones</w:t>
+        <w:t>G. Admin and operations</w:t>
       </w:r>
     </w:p>
     <w:p>
@@ -7005,7 +6828,7 @@
           <w:szCs w:val="22"/>
           <w:rFonts w:ascii="Calibri" w:cs="Calibri" w:eastAsia="Calibri" w:hAnsi="Calibri"/>
         </w:rPr>
-        <w:t xml:space="preserve">El panel admin existe con estadísticas y gestión básica, pero tiene botones sin terminar y no cubre productos.</w:t>
+        <w:t>The admin panel exists with statistics and basic management, but it has unfinished buttons and does not cover products.</w:t>
       </w:r>
     </w:p>
     <w:p>
@@ -7021,27 +6844,25 @@
           <w:szCs w:val="21"/>
           <w:rFonts w:ascii="Calibri" w:cs="Calibri" w:eastAsia="Calibri" w:hAnsi="Calibri"/>
         </w:rPr>
-        <w:t xml:space="preserve">US-G1  </w:t>
-      </w:r>
-      <w:r>
-        <w:rPr>
-          <w:b/>
-          <w:bCs/>
-          <w:color w:val="2A2320"/>
-          <w:sz w:val="21"/>
-          <w:szCs w:val="21"/>
-          <w:rFonts w:ascii="Calibri" w:cs="Calibri" w:eastAsia="Calibri" w:hAnsi="Calibri"/>
-        </w:rPr>
-        <w:t xml:space="preserve">Como administrador, quiero que la sección /admin esté protegida de verdad</w:t>
-      </w:r>
-      <w:r>
-        <w:rPr>
-          <w:color w:val="2A2320"/>
-          <w:sz w:val="21"/>
-          <w:szCs w:val="21"/>
-          <w:rFonts w:ascii="Calibri" w:cs="Calibri" w:eastAsia="Calibri" w:hAnsi="Calibri"/>
-        </w:rPr>
-        <w:t xml:space="preserve"> para que nadie externo vea datos del negocio.</w:t>
+        <w:t>US-G1  As an administrator, I want the /admin section to be truly protected so that no outsider can see business data.</w:t>
+      </w:r>
+      <w:r>
+        <w:rPr>
+          <w:b/>
+          <w:bCs/>
+          <w:color w:val="2A2320"/>
+          <w:sz w:val="21"/>
+          <w:szCs w:val="21"/>
+          <w:rFonts w:ascii="Calibri" w:cs="Calibri" w:eastAsia="Calibri" w:hAnsi="Calibri"/>
+        </w:rPr>
+      </w:r>
+      <w:r>
+        <w:rPr>
+          <w:color w:val="2A2320"/>
+          <w:sz w:val="21"/>
+          <w:szCs w:val="21"/>
+          <w:rFonts w:ascii="Calibri" w:cs="Calibri" w:eastAsia="Calibri" w:hAnsi="Calibri"/>
+        </w:rPr>
       </w:r>
     </w:p>
     <w:p>
@@ -7055,7 +6876,7 @@
           <w:szCs w:val="18"/>
           <w:rFonts w:ascii="Calibri" w:cs="Calibri" w:eastAsia="Calibri" w:hAnsi="Calibri"/>
         </w:rPr>
-        <w:t xml:space="preserve">Estado actual: </w:t>
+        <w:t>Current status: PARTIAL  — The /admin route is not protected on the server side (it is only hidden in the browser)   P0 · BLOCKER</w:t>
       </w:r>
       <w:r>
         <w:rPr>
@@ -7066,7 +6887,6 @@
           <w:szCs w:val="18"/>
           <w:rFonts w:ascii="Calibri" w:cs="Calibri" w:eastAsia="Calibri" w:hAnsi="Calibri"/>
         </w:rPr>
-        <w:t xml:space="preserve">PARCIAL  </w:t>
       </w:r>
       <w:r>
         <w:rPr>
@@ -7077,7 +6897,6 @@
           <w:szCs w:val="18"/>
           <w:rFonts w:ascii="Calibri" w:cs="Calibri" w:eastAsia="Calibri" w:hAnsi="Calibri"/>
         </w:rPr>
-        <w:t xml:space="preserve">— La ruta /admin no está protegida del lado del servidor (solo se oculta en el navegador)   </w:t>
       </w:r>
       <w:r>
         <w:rPr>
@@ -7088,7 +6907,6 @@
           <w:szCs w:val="18"/>
           <w:rFonts w:ascii="Calibri" w:cs="Calibri" w:eastAsia="Calibri" w:hAnsi="Calibri"/>
         </w:rPr>
-        <w:t xml:space="preserve">P0 · BLOQUEADOR</w:t>
       </w:r>
     </w:p>
     <w:p>
@@ -7107,7 +6925,7 @@
           <w:szCs w:val="18"/>
           <w:rFonts w:ascii="Calibri" w:cs="Calibri" w:eastAsia="Calibri" w:hAnsi="Calibri"/>
         </w:rPr>
-        <w:t xml:space="preserve">✔ </w:t>
+        <w:t>✔ Real blocking by administrator role.</w:t>
       </w:r>
       <w:r>
         <w:rPr>
@@ -7116,7 +6934,6 @@
           <w:szCs w:val="19"/>
           <w:rFonts w:ascii="Calibri" w:cs="Calibri" w:eastAsia="Calibri" w:hAnsi="Calibri"/>
         </w:rPr>
-        <w:t xml:space="preserve">Bloqueo real por rol de administrador.</w:t>
       </w:r>
     </w:p>
     <w:p>
@@ -7135,7 +6952,7 @@
           <w:szCs w:val="18"/>
           <w:rFonts w:ascii="Calibri" w:cs="Calibri" w:eastAsia="Calibri" w:hAnsi="Calibri"/>
         </w:rPr>
-        <w:t xml:space="preserve">✔ </w:t>
+        <w:t>✔ Redirect if there is no permission.</w:t>
       </w:r>
       <w:r>
         <w:rPr>
@@ -7144,7 +6961,6 @@
           <w:szCs w:val="19"/>
           <w:rFonts w:ascii="Calibri" w:cs="Calibri" w:eastAsia="Calibri" w:hAnsi="Calibri"/>
         </w:rPr>
-        <w:t xml:space="preserve">Redirección si no hay permiso.</w:t>
       </w:r>
     </w:p>
     <w:p>
@@ -7160,27 +6976,25 @@
           <w:szCs w:val="21"/>
           <w:rFonts w:ascii="Calibri" w:cs="Calibri" w:eastAsia="Calibri" w:hAnsi="Calibri"/>
         </w:rPr>
-        <w:t xml:space="preserve">US-G2  </w:t>
-      </w:r>
-      <w:r>
-        <w:rPr>
-          <w:b/>
-          <w:bCs/>
-          <w:color w:val="2A2320"/>
-          <w:sz w:val="21"/>
-          <w:szCs w:val="21"/>
-          <w:rFonts w:ascii="Calibri" w:cs="Calibri" w:eastAsia="Calibri" w:hAnsi="Calibri"/>
-        </w:rPr>
-        <w:t xml:space="preserve">Como administrador, quiero ver el detalle de cada cliente y cada pedido</w:t>
-      </w:r>
-      <w:r>
-        <w:rPr>
-          <w:color w:val="2A2320"/>
-          <w:sz w:val="21"/>
-          <w:szCs w:val="21"/>
-          <w:rFonts w:ascii="Calibri" w:cs="Calibri" w:eastAsia="Calibri" w:hAnsi="Calibri"/>
-        </w:rPr>
-        <w:t xml:space="preserve"> para atender y gestionar.</w:t>
+        <w:t>US-G2  As an administrator, I want to see the details of each customer and each order so that I can provide service and manage them.</w:t>
+      </w:r>
+      <w:r>
+        <w:rPr>
+          <w:b/>
+          <w:bCs/>
+          <w:color w:val="2A2320"/>
+          <w:sz w:val="21"/>
+          <w:szCs w:val="21"/>
+          <w:rFonts w:ascii="Calibri" w:cs="Calibri" w:eastAsia="Calibri" w:hAnsi="Calibri"/>
+        </w:rPr>
+      </w:r>
+      <w:r>
+        <w:rPr>
+          <w:color w:val="2A2320"/>
+          <w:sz w:val="21"/>
+          <w:szCs w:val="21"/>
+          <w:rFonts w:ascii="Calibri" w:cs="Calibri" w:eastAsia="Calibri" w:hAnsi="Calibri"/>
+        </w:rPr>
       </w:r>
     </w:p>
     <w:p>
@@ -7194,7 +7008,7 @@
           <w:szCs w:val="18"/>
           <w:rFonts w:ascii="Calibri" w:cs="Calibri" w:eastAsia="Calibri" w:hAnsi="Calibri"/>
         </w:rPr>
-        <w:t xml:space="preserve">Estado actual: </w:t>
+        <w:t>Current status: MISSING  — The "view details" buttons currently only show "coming soon"   P1 · HIGH</w:t>
       </w:r>
       <w:r>
         <w:rPr>
@@ -7205,7 +7019,6 @@
           <w:szCs w:val="18"/>
           <w:rFonts w:ascii="Calibri" w:cs="Calibri" w:eastAsia="Calibri" w:hAnsi="Calibri"/>
         </w:rPr>
-        <w:t xml:space="preserve">FALTA  </w:t>
       </w:r>
       <w:r>
         <w:rPr>
@@ -7216,7 +7029,6 @@
           <w:szCs w:val="18"/>
           <w:rFonts w:ascii="Calibri" w:cs="Calibri" w:eastAsia="Calibri" w:hAnsi="Calibri"/>
         </w:rPr>
-        <w:t xml:space="preserve">— Los botones "ver detalle" hoy solo muestran "coming soon"   </w:t>
       </w:r>
       <w:r>
         <w:rPr>
@@ -7227,7 +7039,6 @@
           <w:szCs w:val="18"/>
           <w:rFonts w:ascii="Calibri" w:cs="Calibri" w:eastAsia="Calibri" w:hAnsi="Calibri"/>
         </w:rPr>
-        <w:t xml:space="preserve">P1 · ALTA</w:t>
       </w:r>
     </w:p>
     <w:p>
@@ -7246,7 +7057,7 @@
           <w:szCs w:val="18"/>
           <w:rFonts w:ascii="Calibri" w:cs="Calibri" w:eastAsia="Calibri" w:hAnsi="Calibri"/>
         </w:rPr>
-        <w:t xml:space="preserve">✔ </w:t>
+        <w:t>✔ Customer record with their orders.</w:t>
       </w:r>
       <w:r>
         <w:rPr>
@@ -7255,7 +7066,6 @@
           <w:szCs w:val="19"/>
           <w:rFonts w:ascii="Calibri" w:cs="Calibri" w:eastAsia="Calibri" w:hAnsi="Calibri"/>
         </w:rPr>
-        <w:t xml:space="preserve">Ficha de cliente con sus pedidos.</w:t>
       </w:r>
     </w:p>
     <w:p>
@@ -7274,7 +7084,7 @@
           <w:szCs w:val="18"/>
           <w:rFonts w:ascii="Calibri" w:cs="Calibri" w:eastAsia="Calibri" w:hAnsi="Calibri"/>
         </w:rPr>
-        <w:t xml:space="preserve">✔ </w:t>
+        <w:t>✔ Order details with items and status.</w:t>
       </w:r>
       <w:r>
         <w:rPr>
@@ -7283,7 +7093,6 @@
           <w:szCs w:val="19"/>
           <w:rFonts w:ascii="Calibri" w:cs="Calibri" w:eastAsia="Calibri" w:hAnsi="Calibri"/>
         </w:rPr>
-        <w:t xml:space="preserve">Detalle de pedido con ítems y estado.</w:t>
       </w:r>
     </w:p>
     <w:p>
@@ -7299,27 +7108,25 @@
           <w:szCs w:val="21"/>
           <w:rFonts w:ascii="Calibri" w:cs="Calibri" w:eastAsia="Calibri" w:hAnsi="Calibri"/>
         </w:rPr>
-        <w:t xml:space="preserve">US-G3  </w:t>
-      </w:r>
-      <w:r>
-        <w:rPr>
-          <w:b/>
-          <w:bCs/>
-          <w:color w:val="2A2320"/>
-          <w:sz w:val="21"/>
-          <w:szCs w:val="21"/>
-          <w:rFonts w:ascii="Calibri" w:cs="Calibri" w:eastAsia="Calibri" w:hAnsi="Calibri"/>
-        </w:rPr>
-        <w:t xml:space="preserve">Como dueña del negocio, quiero gestionar productos, precios y stock</w:t>
-      </w:r>
-      <w:r>
-        <w:rPr>
-          <w:color w:val="2A2320"/>
-          <w:sz w:val="21"/>
-          <w:szCs w:val="21"/>
-          <w:rFonts w:ascii="Calibri" w:cs="Calibri" w:eastAsia="Calibri" w:hAnsi="Calibri"/>
-        </w:rPr>
-        <w:t xml:space="preserve"> para mantener la tienda al día.</w:t>
+        <w:t>US-G3  As the business owner, I want to manage products, prices and stock so that I can keep the store up to date.</w:t>
+      </w:r>
+      <w:r>
+        <w:rPr>
+          <w:b/>
+          <w:bCs/>
+          <w:color w:val="2A2320"/>
+          <w:sz w:val="21"/>
+          <w:szCs w:val="21"/>
+          <w:rFonts w:ascii="Calibri" w:cs="Calibri" w:eastAsia="Calibri" w:hAnsi="Calibri"/>
+        </w:rPr>
+      </w:r>
+      <w:r>
+        <w:rPr>
+          <w:color w:val="2A2320"/>
+          <w:sz w:val="21"/>
+          <w:szCs w:val="21"/>
+          <w:rFonts w:ascii="Calibri" w:cs="Calibri" w:eastAsia="Calibri" w:hAnsi="Calibri"/>
+        </w:rPr>
       </w:r>
     </w:p>
     <w:p>
@@ -7333,7 +7140,7 @@
           <w:szCs w:val="18"/>
           <w:rFonts w:ascii="Calibri" w:cs="Calibri" w:eastAsia="Calibri" w:hAnsi="Calibri"/>
         </w:rPr>
-        <w:t xml:space="preserve">Estado actual: </w:t>
+        <w:t>Current status: READY  — Done from the Directus (CMS) panel, not from /admin — you need training in Directus   P1 · HIGH</w:t>
       </w:r>
       <w:r>
         <w:rPr>
@@ -7344,7 +7151,6 @@
           <w:szCs w:val="18"/>
           <w:rFonts w:ascii="Calibri" w:cs="Calibri" w:eastAsia="Calibri" w:hAnsi="Calibri"/>
         </w:rPr>
-        <w:t xml:space="preserve">LISTO  </w:t>
       </w:r>
       <w:r>
         <w:rPr>
@@ -7355,7 +7161,6 @@
           <w:szCs w:val="18"/>
           <w:rFonts w:ascii="Calibri" w:cs="Calibri" w:eastAsia="Calibri" w:hAnsi="Calibri"/>
         </w:rPr>
-        <w:t xml:space="preserve">— Se hace desde el panel de Directus (CMS), no desde /admin — hay que capacitarte en Directus   </w:t>
       </w:r>
       <w:r>
         <w:rPr>
@@ -7366,7 +7171,6 @@
           <w:szCs w:val="18"/>
           <w:rFonts w:ascii="Calibri" w:cs="Calibri" w:eastAsia="Calibri" w:hAnsi="Calibri"/>
         </w:rPr>
-        <w:t xml:space="preserve">P1 · ALTA</w:t>
       </w:r>
     </w:p>
     <w:p>
@@ -7385,7 +7189,7 @@
           <w:szCs w:val="18"/>
           <w:rFonts w:ascii="Calibri" w:cs="Calibri" w:eastAsia="Calibri" w:hAnsi="Calibri"/>
         </w:rPr>
-        <w:t xml:space="preserve">✔ </w:t>
+        <w:t>✔ Know how to create/edit a product in Directus.</w:t>
       </w:r>
       <w:r>
         <w:rPr>
@@ -7394,7 +7198,6 @@
           <w:szCs w:val="19"/>
           <w:rFonts w:ascii="Calibri" w:cs="Calibri" w:eastAsia="Calibri" w:hAnsi="Calibri"/>
         </w:rPr>
-        <w:t xml:space="preserve">Saber crear/editar producto en Directus.</w:t>
       </w:r>
     </w:p>
     <w:p>
@@ -7413,7 +7216,7 @@
           <w:szCs w:val="18"/>
           <w:rFonts w:ascii="Calibri" w:cs="Calibri" w:eastAsia="Calibri" w:hAnsi="Calibri"/>
         </w:rPr>
-        <w:t xml:space="preserve">✔ </w:t>
+        <w:t>✔ Short CMS user guide.</w:t>
       </w:r>
       <w:r>
         <w:rPr>
@@ -7422,7 +7225,6 @@
           <w:szCs w:val="19"/>
           <w:rFonts w:ascii="Calibri" w:cs="Calibri" w:eastAsia="Calibri" w:hAnsi="Calibri"/>
         </w:rPr>
-        <w:t xml:space="preserve">Guía corta de uso del CMS.</w:t>
       </w:r>
     </w:p>
     <w:p>
@@ -7447,7 +7249,7 @@
           <w:szCs w:val="30"/>
           <w:rFonts w:ascii="Georgia" w:cs="Georgia" w:eastAsia="Georgia" w:hAnsi="Georgia"/>
         </w:rPr>
-        <w:t xml:space="preserve">H. Contenido, formularios y legal</w:t>
+        <w:t>H. Content, forms and legal</w:t>
       </w:r>
     </w:p>
     <w:p>
@@ -7463,7 +7265,7 @@
           <w:szCs w:val="22"/>
           <w:rFonts w:ascii="Calibri" w:cs="Calibri" w:eastAsia="Calibri" w:hAnsi="Calibri"/>
         </w:rPr>
-        <w:t xml:space="preserve">Las páginas de contenido están listas; algunos formularios no envían nada todavía.</w:t>
+        <w:t>The content pages are ready; some forms do not send anything yet.</w:t>
       </w:r>
     </w:p>
     <w:p>
@@ -7479,27 +7281,25 @@
           <w:szCs w:val="21"/>
           <w:rFonts w:ascii="Calibri" w:cs="Calibri" w:eastAsia="Calibri" w:hAnsi="Calibri"/>
         </w:rPr>
-        <w:t xml:space="preserve">US-H1  </w:t>
-      </w:r>
-      <w:r>
-        <w:rPr>
-          <w:b/>
-          <w:bCs/>
-          <w:color w:val="2A2320"/>
-          <w:sz w:val="21"/>
-          <w:szCs w:val="21"/>
-          <w:rFonts w:ascii="Calibri" w:cs="Calibri" w:eastAsia="Calibri" w:hAnsi="Calibri"/>
-        </w:rPr>
-        <w:t xml:space="preserve">Como cliente, quiero que el formulario de contacto realmente envíe mi mensaje</w:t>
-      </w:r>
-      <w:r>
-        <w:rPr>
-          <w:color w:val="2A2320"/>
-          <w:sz w:val="21"/>
-          <w:szCs w:val="21"/>
-          <w:rFonts w:ascii="Calibri" w:cs="Calibri" w:eastAsia="Calibri" w:hAnsi="Calibri"/>
-        </w:rPr>
-        <w:t xml:space="preserve"> para poder comunicarme con la tienda.</w:t>
+        <w:t>US-H1  As a customer, I want the contact form to actually send my message so that I can communicate with the store.</w:t>
+      </w:r>
+      <w:r>
+        <w:rPr>
+          <w:b/>
+          <w:bCs/>
+          <w:color w:val="2A2320"/>
+          <w:sz w:val="21"/>
+          <w:szCs w:val="21"/>
+          <w:rFonts w:ascii="Calibri" w:cs="Calibri" w:eastAsia="Calibri" w:hAnsi="Calibri"/>
+        </w:rPr>
+      </w:r>
+      <w:r>
+        <w:rPr>
+          <w:color w:val="2A2320"/>
+          <w:sz w:val="21"/>
+          <w:szCs w:val="21"/>
+          <w:rFonts w:ascii="Calibri" w:cs="Calibri" w:eastAsia="Calibri" w:hAnsi="Calibri"/>
+        </w:rPr>
       </w:r>
     </w:p>
     <w:p>
@@ -7513,7 +7313,7 @@
           <w:szCs w:val="18"/>
           <w:rFonts w:ascii="Calibri" w:cs="Calibri" w:eastAsia="Calibri" w:hAnsi="Calibri"/>
         </w:rPr>
-        <w:t xml:space="preserve">Estado actual: </w:t>
+        <w:t>Current status: MISSING  — The Contact form does not send anything (it prevents submission)   P1 · HIGH</w:t>
       </w:r>
       <w:r>
         <w:rPr>
@@ -7524,7 +7324,6 @@
           <w:szCs w:val="18"/>
           <w:rFonts w:ascii="Calibri" w:cs="Calibri" w:eastAsia="Calibri" w:hAnsi="Calibri"/>
         </w:rPr>
-        <w:t xml:space="preserve">FALTA  </w:t>
       </w:r>
       <w:r>
         <w:rPr>
@@ -7535,7 +7334,6 @@
           <w:szCs w:val="18"/>
           <w:rFonts w:ascii="Calibri" w:cs="Calibri" w:eastAsia="Calibri" w:hAnsi="Calibri"/>
         </w:rPr>
-        <w:t xml:space="preserve">— El formulario de Contacto no envía nada (previene el envío)   </w:t>
       </w:r>
       <w:r>
         <w:rPr>
@@ -7546,7 +7344,6 @@
           <w:szCs w:val="18"/>
           <w:rFonts w:ascii="Calibri" w:cs="Calibri" w:eastAsia="Calibri" w:hAnsi="Calibri"/>
         </w:rPr>
-        <w:t xml:space="preserve">P1 · ALTA</w:t>
       </w:r>
     </w:p>
     <w:p>
@@ -7565,7 +7362,7 @@
           <w:szCs w:val="18"/>
           <w:rFonts w:ascii="Calibri" w:cs="Calibri" w:eastAsia="Calibri" w:hAnsi="Calibri"/>
         </w:rPr>
-        <w:t xml:space="preserve">✔ </w:t>
+        <w:t>✔ Send to an email address or create a ticket.</w:t>
       </w:r>
       <w:r>
         <w:rPr>
@@ -7574,7 +7371,6 @@
           <w:szCs w:val="19"/>
           <w:rFonts w:ascii="Calibri" w:cs="Calibri" w:eastAsia="Calibri" w:hAnsi="Calibri"/>
         </w:rPr>
-        <w:t xml:space="preserve">Enviar a un correo o crear un ticket.</w:t>
       </w:r>
     </w:p>
     <w:p>
@@ -7593,7 +7389,7 @@
           <w:szCs w:val="18"/>
           <w:rFonts w:ascii="Calibri" w:cs="Calibri" w:eastAsia="Calibri" w:hAnsi="Calibri"/>
         </w:rPr>
-        <w:t xml:space="preserve">✔ </w:t>
+        <w:t>✔ Alternative: replace with a WhatsApp button.</w:t>
       </w:r>
       <w:r>
         <w:rPr>
@@ -7602,7 +7398,6 @@
           <w:szCs w:val="19"/>
           <w:rFonts w:ascii="Calibri" w:cs="Calibri" w:eastAsia="Calibri" w:hAnsi="Calibri"/>
         </w:rPr>
-        <w:t xml:space="preserve">Alternativa: reemplazar por botón de WhatsApp.</w:t>
       </w:r>
     </w:p>
     <w:p>
@@ -7621,7 +7416,7 @@
           <w:szCs w:val="18"/>
           <w:rFonts w:ascii="Calibri" w:cs="Calibri" w:eastAsia="Calibri" w:hAnsi="Calibri"/>
         </w:rPr>
-        <w:t xml:space="preserve">✔ </w:t>
+        <w:t>✔ Fix social links that currently point to "#".</w:t>
       </w:r>
       <w:r>
         <w:rPr>
@@ -7630,7 +7425,6 @@
           <w:szCs w:val="19"/>
           <w:rFonts w:ascii="Calibri" w:cs="Calibri" w:eastAsia="Calibri" w:hAnsi="Calibri"/>
         </w:rPr>
-        <w:t xml:space="preserve">Arreglar enlaces sociales que hoy van a "#".</w:t>
       </w:r>
     </w:p>
     <w:p>
@@ -7646,27 +7440,25 @@
           <w:szCs w:val="21"/>
           <w:rFonts w:ascii="Calibri" w:cs="Calibri" w:eastAsia="Calibri" w:hAnsi="Calibri"/>
         </w:rPr>
-        <w:t xml:space="preserve">US-H2  </w:t>
-      </w:r>
-      <w:r>
-        <w:rPr>
-          <w:b/>
-          <w:bCs/>
-          <w:color w:val="2A2320"/>
-          <w:sz w:val="21"/>
-          <w:szCs w:val="21"/>
-          <w:rFonts w:ascii="Calibri" w:cs="Calibri" w:eastAsia="Calibri" w:hAnsi="Calibri"/>
-        </w:rPr>
-        <w:t xml:space="preserve">Como visitante, quiero suscribirme al newsletter y que quede registrado</w:t>
-      </w:r>
-      <w:r>
-        <w:rPr>
-          <w:color w:val="2A2320"/>
-          <w:sz w:val="21"/>
-          <w:szCs w:val="21"/>
-          <w:rFonts w:ascii="Calibri" w:cs="Calibri" w:eastAsia="Calibri" w:hAnsi="Calibri"/>
-        </w:rPr>
-        <w:t xml:space="preserve"> para recibir novedades y ofertas.</w:t>
+        <w:t>US-H2  As a visitor, I want to subscribe to the newsletter and have it recorded so that I receive news and offers.</w:t>
+      </w:r>
+      <w:r>
+        <w:rPr>
+          <w:b/>
+          <w:bCs/>
+          <w:color w:val="2A2320"/>
+          <w:sz w:val="21"/>
+          <w:szCs w:val="21"/>
+          <w:rFonts w:ascii="Calibri" w:cs="Calibri" w:eastAsia="Calibri" w:hAnsi="Calibri"/>
+        </w:rPr>
+      </w:r>
+      <w:r>
+        <w:rPr>
+          <w:color w:val="2A2320"/>
+          <w:sz w:val="21"/>
+          <w:szCs w:val="21"/>
+          <w:rFonts w:ascii="Calibri" w:cs="Calibri" w:eastAsia="Calibri" w:hAnsi="Calibri"/>
+        </w:rPr>
       </w:r>
     </w:p>
     <w:p>
@@ -7680,7 +7472,7 @@
           <w:szCs w:val="18"/>
           <w:rFonts w:ascii="Calibri" w:cs="Calibri" w:eastAsia="Calibri" w:hAnsi="Calibri"/>
         </w:rPr>
-        <w:t xml:space="preserve">Estado actual: </w:t>
+        <w:t>Current status: MISSING  — The newsletter form in the store does not submit; the backend stores it but without confirmation or unsubscribe   P2 · MEDIUM</w:t>
       </w:r>
       <w:r>
         <w:rPr>
@@ -7691,7 +7483,6 @@
           <w:szCs w:val="18"/>
           <w:rFonts w:ascii="Calibri" w:cs="Calibri" w:eastAsia="Calibri" w:hAnsi="Calibri"/>
         </w:rPr>
-        <w:t xml:space="preserve">FALTA  </w:t>
       </w:r>
       <w:r>
         <w:rPr>
@@ -7702,7 +7493,6 @@
           <w:szCs w:val="18"/>
           <w:rFonts w:ascii="Calibri" w:cs="Calibri" w:eastAsia="Calibri" w:hAnsi="Calibri"/>
         </w:rPr>
-        <w:t xml:space="preserve">— El formulario de newsletter en la tienda no envía; el backend guarda pero sin confirmación ni baja   </w:t>
       </w:r>
       <w:r>
         <w:rPr>
@@ -7713,7 +7503,6 @@
           <w:szCs w:val="18"/>
           <w:rFonts w:ascii="Calibri" w:cs="Calibri" w:eastAsia="Calibri" w:hAnsi="Calibri"/>
         </w:rPr>
-        <w:t xml:space="preserve">P2 · MEDIA</w:t>
       </w:r>
     </w:p>
     <w:p>
@@ -7732,7 +7521,7 @@
           <w:szCs w:val="18"/>
           <w:rFonts w:ascii="Calibri" w:cs="Calibri" w:eastAsia="Calibri" w:hAnsi="Calibri"/>
         </w:rPr>
-        <w:t xml:space="preserve">✔ </w:t>
+        <w:t>✔ Connect the form to the backend.</w:t>
       </w:r>
       <w:r>
         <w:rPr>
@@ -7741,7 +7530,6 @@
           <w:szCs w:val="19"/>
           <w:rFonts w:ascii="Calibri" w:cs="Calibri" w:eastAsia="Calibri" w:hAnsi="Calibri"/>
         </w:rPr>
-        <w:t xml:space="preserve">Conectar el formulario al backend.</w:t>
       </w:r>
     </w:p>
     <w:p>
@@ -7760,7 +7548,7 @@
           <w:szCs w:val="18"/>
           <w:rFonts w:ascii="Calibri" w:cs="Calibri" w:eastAsia="Calibri" w:hAnsi="Calibri"/>
         </w:rPr>
-        <w:t xml:space="preserve">✔ </w:t>
+        <w:t>✔ Confirmation email (double opt-in).</w:t>
       </w:r>
       <w:r>
         <w:rPr>
@@ -7769,7 +7557,6 @@
           <w:szCs w:val="19"/>
           <w:rFonts w:ascii="Calibri" w:cs="Calibri" w:eastAsia="Calibri" w:hAnsi="Calibri"/>
         </w:rPr>
-        <w:t xml:space="preserve">Email de confirmación (doble opt-in).</w:t>
       </w:r>
     </w:p>
     <w:p>
@@ -7788,7 +7575,7 @@
           <w:szCs w:val="18"/>
           <w:rFonts w:ascii="Calibri" w:cs="Calibri" w:eastAsia="Calibri" w:hAnsi="Calibri"/>
         </w:rPr>
-        <w:t xml:space="preserve">✔ </w:t>
+        <w:t>✔ Unsubscribe link.</w:t>
       </w:r>
       <w:r>
         <w:rPr>
@@ -7797,7 +7584,6 @@
           <w:szCs w:val="19"/>
           <w:rFonts w:ascii="Calibri" w:cs="Calibri" w:eastAsia="Calibri" w:hAnsi="Calibri"/>
         </w:rPr>
-        <w:t xml:space="preserve">Enlace para darse de baja.</w:t>
       </w:r>
     </w:p>
     <w:p>
@@ -7813,27 +7599,25 @@
           <w:szCs w:val="21"/>
           <w:rFonts w:ascii="Calibri" w:cs="Calibri" w:eastAsia="Calibri" w:hAnsi="Calibri"/>
         </w:rPr>
-        <w:t xml:space="preserve">US-H3  </w:t>
-      </w:r>
-      <w:r>
-        <w:rPr>
-          <w:b/>
-          <w:bCs/>
-          <w:color w:val="2A2320"/>
-          <w:sz w:val="21"/>
-          <w:szCs w:val="21"/>
-          <w:rFonts w:ascii="Calibri" w:cs="Calibri" w:eastAsia="Calibri" w:hAnsi="Calibri"/>
-        </w:rPr>
-        <w:t xml:space="preserve">Como dueña del negocio, quiero páginas legales correctas para Curaçao</w:t>
-      </w:r>
-      <w:r>
-        <w:rPr>
-          <w:color w:val="2A2320"/>
-          <w:sz w:val="21"/>
-          <w:szCs w:val="21"/>
-          <w:rFonts w:ascii="Calibri" w:cs="Calibri" w:eastAsia="Calibri" w:hAnsi="Calibri"/>
-        </w:rPr>
-        <w:t xml:space="preserve"> para cumplir y generar confianza.</w:t>
+        <w:t>US-H3  As the business owner, I want correct legal pages for Curaçao so that I comply with the rules and build trust.</w:t>
+      </w:r>
+      <w:r>
+        <w:rPr>
+          <w:b/>
+          <w:bCs/>
+          <w:color w:val="2A2320"/>
+          <w:sz w:val="21"/>
+          <w:szCs w:val="21"/>
+          <w:rFonts w:ascii="Calibri" w:cs="Calibri" w:eastAsia="Calibri" w:hAnsi="Calibri"/>
+        </w:rPr>
+      </w:r>
+      <w:r>
+        <w:rPr>
+          <w:color w:val="2A2320"/>
+          <w:sz w:val="21"/>
+          <w:szCs w:val="21"/>
+          <w:rFonts w:ascii="Calibri" w:cs="Calibri" w:eastAsia="Calibri" w:hAnsi="Calibri"/>
+        </w:rPr>
       </w:r>
     </w:p>
     <w:p>
@@ -7847,7 +7631,7 @@
           <w:szCs w:val="18"/>
           <w:rFonts w:ascii="Calibri" w:cs="Calibri" w:eastAsia="Calibri" w:hAnsi="Calibri"/>
         </w:rPr>
-        <w:t xml:space="preserve">Estado actual: </w:t>
+        <w:t>Current status: PARTIAL  — Terms and Privacy exist with generic text; they must be legally reviewed   P1 · HIGH</w:t>
       </w:r>
       <w:r>
         <w:rPr>
@@ -7858,7 +7642,6 @@
           <w:szCs w:val="18"/>
           <w:rFonts w:ascii="Calibri" w:cs="Calibri" w:eastAsia="Calibri" w:hAnsi="Calibri"/>
         </w:rPr>
-        <w:t xml:space="preserve">PARCIAL  </w:t>
       </w:r>
       <w:r>
         <w:rPr>
@@ -7869,7 +7652,6 @@
           <w:szCs w:val="18"/>
           <w:rFonts w:ascii="Calibri" w:cs="Calibri" w:eastAsia="Calibri" w:hAnsi="Calibri"/>
         </w:rPr>
-        <w:t xml:space="preserve">— Existen Términos y Privacidad con texto genérico; deben revisarse legalmente   </w:t>
       </w:r>
       <w:r>
         <w:rPr>
@@ -7880,7 +7662,6 @@
           <w:szCs w:val="18"/>
           <w:rFonts w:ascii="Calibri" w:cs="Calibri" w:eastAsia="Calibri" w:hAnsi="Calibri"/>
         </w:rPr>
-        <w:t xml:space="preserve">P1 · ALTA</w:t>
       </w:r>
     </w:p>
     <w:p>
@@ -7899,7 +7680,7 @@
           <w:szCs w:val="18"/>
           <w:rFonts w:ascii="Calibri" w:cs="Calibri" w:eastAsia="Calibri" w:hAnsi="Calibri"/>
         </w:rPr>
-        <w:t xml:space="preserve">✔ </w:t>
+        <w:t>✔ Privacy policy consistent with the data you collect.</w:t>
       </w:r>
       <w:r>
         <w:rPr>
@@ -7908,7 +7689,6 @@
           <w:szCs w:val="19"/>
           <w:rFonts w:ascii="Calibri" w:cs="Calibri" w:eastAsia="Calibri" w:hAnsi="Calibri"/>
         </w:rPr>
-        <w:t xml:space="preserve">Privacidad acorde a datos que recolectas.</w:t>
       </w:r>
     </w:p>
     <w:p>
@@ -7927,7 +7707,7 @@
           <w:szCs w:val="18"/>
           <w:rFonts w:ascii="Calibri" w:cs="Calibri" w:eastAsia="Calibri" w:hAnsi="Calibri"/>
         </w:rPr>
-        <w:t xml:space="preserve">✔ </w:t>
+        <w:t>✔ Real terms and return policy.</w:t>
       </w:r>
       <w:r>
         <w:rPr>
@@ -7936,7 +7716,6 @@
           <w:szCs w:val="19"/>
           <w:rFonts w:ascii="Calibri" w:cs="Calibri" w:eastAsia="Calibri" w:hAnsi="Calibri"/>
         </w:rPr>
-        <w:t xml:space="preserve">Términos y política de devoluciones reales.</w:t>
       </w:r>
     </w:p>
     <w:p>
@@ -7955,7 +7734,7 @@
           <w:szCs w:val="18"/>
           <w:rFonts w:ascii="Calibri" w:cs="Calibri" w:eastAsia="Calibri" w:hAnsi="Calibri"/>
         </w:rPr>
-        <w:t xml:space="preserve">✔ </w:t>
+        <w:t>✔ Cookie banner if cookies are used.</w:t>
       </w:r>
       <w:r>
         <w:rPr>
@@ -7964,7 +7743,6 @@
           <w:szCs w:val="19"/>
           <w:rFonts w:ascii="Calibri" w:cs="Calibri" w:eastAsia="Calibri" w:hAnsi="Calibri"/>
         </w:rPr>
-        <w:t xml:space="preserve">Banner de cookies si se usan.</w:t>
       </w:r>
     </w:p>
     <w:p>
@@ -7989,7 +7767,7 @@
           <w:szCs w:val="30"/>
           <w:rFonts w:ascii="Georgia" w:cs="Georgia" w:eastAsia="Georgia" w:hAnsi="Georgia"/>
         </w:rPr>
-        <w:t xml:space="preserve">I. Marketing, SEO y retención</w:t>
+        <w:t>I. Marketing, SEO and retention</w:t>
       </w:r>
     </w:p>
     <w:p>
@@ -8005,7 +7783,7 @@
           <w:szCs w:val="22"/>
           <w:rFonts w:ascii="Calibri" w:cs="Calibri" w:eastAsia="Calibri" w:hAnsi="Calibri"/>
         </w:rPr>
-        <w:t xml:space="preserve">Bases para que la tienda se encuentre y venda más. Casi todo es nuevo trabajo.</w:t>
+        <w:t>Foundations so that the store can be found and sell more. Almost all of this is new work.</w:t>
       </w:r>
     </w:p>
     <w:p>
@@ -8021,27 +7799,25 @@
           <w:szCs w:val="21"/>
           <w:rFonts w:ascii="Calibri" w:cs="Calibri" w:eastAsia="Calibri" w:hAnsi="Calibri"/>
         </w:rPr>
-        <w:t xml:space="preserve">US-I1  </w:t>
-      </w:r>
-      <w:r>
-        <w:rPr>
-          <w:b/>
-          <w:bCs/>
-          <w:color w:val="2A2320"/>
-          <w:sz w:val="21"/>
-          <w:szCs w:val="21"/>
-          <w:rFonts w:ascii="Calibri" w:cs="Calibri" w:eastAsia="Calibri" w:hAnsi="Calibri"/>
-        </w:rPr>
-        <w:t xml:space="preserve">Como dueña del negocio, quiero que la tienda aparezca en Google (SEO local)</w:t>
-      </w:r>
-      <w:r>
-        <w:rPr>
-          <w:color w:val="2A2320"/>
-          <w:sz w:val="21"/>
-          <w:szCs w:val="21"/>
-          <w:rFonts w:ascii="Calibri" w:cs="Calibri" w:eastAsia="Calibri" w:hAnsi="Calibri"/>
-        </w:rPr>
-        <w:t xml:space="preserve"> para que clientes de Curaçao la encuentren.</w:t>
+        <w:t>US-I1  As the business owner, I want the store to appear on Google (local SEO) so that customers in Curaçao can find it.</w:t>
+      </w:r>
+      <w:r>
+        <w:rPr>
+          <w:b/>
+          <w:bCs/>
+          <w:color w:val="2A2320"/>
+          <w:sz w:val="21"/>
+          <w:szCs w:val="21"/>
+          <w:rFonts w:ascii="Calibri" w:cs="Calibri" w:eastAsia="Calibri" w:hAnsi="Calibri"/>
+        </w:rPr>
+      </w:r>
+      <w:r>
+        <w:rPr>
+          <w:color w:val="2A2320"/>
+          <w:sz w:val="21"/>
+          <w:szCs w:val="21"/>
+          <w:rFonts w:ascii="Calibri" w:cs="Calibri" w:eastAsia="Calibri" w:hAnsi="Calibri"/>
+        </w:rPr>
       </w:r>
     </w:p>
     <w:p>
@@ -8055,7 +7831,7 @@
           <w:szCs w:val="18"/>
           <w:rFonts w:ascii="Calibri" w:cs="Calibri" w:eastAsia="Calibri" w:hAnsi="Calibri"/>
         </w:rPr>
-        <w:t xml:space="preserve">Estado actual: </w:t>
+        <w:t>Current status: MISSING  — Metadata, titles, sitemap and structured data are missing   P1 · HIGH</w:t>
       </w:r>
       <w:r>
         <w:rPr>
@@ -8066,7 +7842,6 @@
           <w:szCs w:val="18"/>
           <w:rFonts w:ascii="Calibri" w:cs="Calibri" w:eastAsia="Calibri" w:hAnsi="Calibri"/>
         </w:rPr>
-        <w:t xml:space="preserve">FALTA  </w:t>
       </w:r>
       <w:r>
         <w:rPr>
@@ -8077,7 +7852,6 @@
           <w:szCs w:val="18"/>
           <w:rFonts w:ascii="Calibri" w:cs="Calibri" w:eastAsia="Calibri" w:hAnsi="Calibri"/>
         </w:rPr>
-        <w:t xml:space="preserve">— Falta metadata, títulos, sitemap y datos estructurados   </w:t>
       </w:r>
       <w:r>
         <w:rPr>
@@ -8088,7 +7862,6 @@
           <w:szCs w:val="18"/>
           <w:rFonts w:ascii="Calibri" w:cs="Calibri" w:eastAsia="Calibri" w:hAnsi="Calibri"/>
         </w:rPr>
-        <w:t xml:space="preserve">P1 · ALTA</w:t>
       </w:r>
     </w:p>
     <w:p>
@@ -8107,7 +7880,7 @@
           <w:szCs w:val="18"/>
           <w:rFonts w:ascii="Calibri" w:cs="Calibri" w:eastAsia="Calibri" w:hAnsi="Calibri"/>
         </w:rPr>
-        <w:t xml:space="preserve">✔ </w:t>
+        <w:t>✔ Titles and descriptions per page.</w:t>
       </w:r>
       <w:r>
         <w:rPr>
@@ -8116,7 +7889,6 @@
           <w:szCs w:val="19"/>
           <w:rFonts w:ascii="Calibri" w:cs="Calibri" w:eastAsia="Calibri" w:hAnsi="Calibri"/>
         </w:rPr>
-        <w:t xml:space="preserve">Títulos y descripciones por página.</w:t>
       </w:r>
     </w:p>
     <w:p>
@@ -8135,7 +7907,7 @@
           <w:szCs w:val="18"/>
           <w:rFonts w:ascii="Calibri" w:cs="Calibri" w:eastAsia="Calibri" w:hAnsi="Calibri"/>
         </w:rPr>
-        <w:t xml:space="preserve">✔ </w:t>
+        <w:t>✔ Sitemap and robots.</w:t>
       </w:r>
       <w:r>
         <w:rPr>
@@ -8144,7 +7916,6 @@
           <w:szCs w:val="19"/>
           <w:rFonts w:ascii="Calibri" w:cs="Calibri" w:eastAsia="Calibri" w:hAnsi="Calibri"/>
         </w:rPr>
-        <w:t xml:space="preserve">Sitemap y robots.</w:t>
       </w:r>
     </w:p>
     <w:p>
@@ -8163,7 +7934,7 @@
           <w:szCs w:val="18"/>
           <w:rFonts w:ascii="Calibri" w:cs="Calibri" w:eastAsia="Calibri" w:hAnsi="Calibri"/>
         </w:rPr>
-        <w:t xml:space="preserve">✔ </w:t>
+        <w:t>✔ Google Business + Analytics.</w:t>
       </w:r>
       <w:r>
         <w:rPr>
@@ -8172,7 +7943,6 @@
           <w:szCs w:val="19"/>
           <w:rFonts w:ascii="Calibri" w:cs="Calibri" w:eastAsia="Calibri" w:hAnsi="Calibri"/>
         </w:rPr>
-        <w:t xml:space="preserve">Google Business + Analytics.</w:t>
       </w:r>
     </w:p>
     <w:p>
@@ -8188,27 +7958,25 @@
           <w:szCs w:val="21"/>
           <w:rFonts w:ascii="Calibri" w:cs="Calibri" w:eastAsia="Calibri" w:hAnsi="Calibri"/>
         </w:rPr>
-        <w:t xml:space="preserve">US-I2  </w:t>
-      </w:r>
-      <w:r>
-        <w:rPr>
-          <w:b/>
-          <w:bCs/>
-          <w:color w:val="2A2320"/>
-          <w:sz w:val="21"/>
-          <w:szCs w:val="21"/>
-          <w:rFonts w:ascii="Calibri" w:cs="Calibri" w:eastAsia="Calibri" w:hAnsi="Calibri"/>
-        </w:rPr>
-        <w:t xml:space="preserve">Como dueña del negocio, quiero recuperar carritos abandonados por WhatsApp/email</w:t>
-      </w:r>
-      <w:r>
-        <w:rPr>
-          <w:color w:val="2A2320"/>
-          <w:sz w:val="21"/>
-          <w:szCs w:val="21"/>
-          <w:rFonts w:ascii="Calibri" w:cs="Calibri" w:eastAsia="Calibri" w:hAnsi="Calibri"/>
-        </w:rPr>
-        <w:t xml:space="preserve"> para no perder ventas casi cerradas.</w:t>
+        <w:t>US-I2  As the business owner, I want to recover abandoned carts via WhatsApp/email so that I do not lose almost-closed sales.</w:t>
+      </w:r>
+      <w:r>
+        <w:rPr>
+          <w:b/>
+          <w:bCs/>
+          <w:color w:val="2A2320"/>
+          <w:sz w:val="21"/>
+          <w:szCs w:val="21"/>
+          <w:rFonts w:ascii="Calibri" w:cs="Calibri" w:eastAsia="Calibri" w:hAnsi="Calibri"/>
+        </w:rPr>
+      </w:r>
+      <w:r>
+        <w:rPr>
+          <w:color w:val="2A2320"/>
+          <w:sz w:val="21"/>
+          <w:szCs w:val="21"/>
+          <w:rFonts w:ascii="Calibri" w:cs="Calibri" w:eastAsia="Calibri" w:hAnsi="Calibri"/>
+        </w:rPr>
       </w:r>
     </w:p>
     <w:p>
@@ -8222,7 +7990,7 @@
           <w:szCs w:val="18"/>
           <w:rFonts w:ascii="Calibri" w:cs="Calibri" w:eastAsia="Calibri" w:hAnsi="Calibri"/>
         </w:rPr>
-        <w:t xml:space="preserve">Estado actual: </w:t>
+        <w:t>Current status: MISSING  — Does not exist; the WhatsApp chatbot provides a basis for building it   P3 · LOW</w:t>
       </w:r>
       <w:r>
         <w:rPr>
@@ -8233,7 +8001,6 @@
           <w:szCs w:val="18"/>
           <w:rFonts w:ascii="Calibri" w:cs="Calibri" w:eastAsia="Calibri" w:hAnsi="Calibri"/>
         </w:rPr>
-        <w:t xml:space="preserve">FALTA  </w:t>
       </w:r>
       <w:r>
         <w:rPr>
@@ -8244,7 +8011,6 @@
           <w:szCs w:val="18"/>
           <w:rFonts w:ascii="Calibri" w:cs="Calibri" w:eastAsia="Calibri" w:hAnsi="Calibri"/>
         </w:rPr>
-        <w:t xml:space="preserve">— No existe; el chatbot de WhatsApp da una base para construirlo   </w:t>
       </w:r>
       <w:r>
         <w:rPr>
@@ -8255,7 +8021,6 @@
           <w:szCs w:val="18"/>
           <w:rFonts w:ascii="Calibri" w:cs="Calibri" w:eastAsia="Calibri" w:hAnsi="Calibri"/>
         </w:rPr>
-        <w:t xml:space="preserve">P3 · BAJA</w:t>
       </w:r>
     </w:p>
     <w:p>
@@ -8274,7 +8039,7 @@
           <w:szCs w:val="18"/>
           <w:rFonts w:ascii="Calibri" w:cs="Calibri" w:eastAsia="Calibri" w:hAnsi="Calibri"/>
         </w:rPr>
-        <w:t xml:space="preserve">✔ </w:t>
+        <w:t>✔ Detect abandoned cart.</w:t>
       </w:r>
       <w:r>
         <w:rPr>
@@ -8283,7 +8048,6 @@
           <w:szCs w:val="19"/>
           <w:rFonts w:ascii="Calibri" w:cs="Calibri" w:eastAsia="Calibri" w:hAnsi="Calibri"/>
         </w:rPr>
-        <w:t xml:space="preserve">Detectar carrito abandonado.</w:t>
       </w:r>
     </w:p>
     <w:p>
@@ -8302,7 +8066,7 @@
           <w:szCs w:val="18"/>
           <w:rFonts w:ascii="Calibri" w:cs="Calibri" w:eastAsia="Calibri" w:hAnsi="Calibri"/>
         </w:rPr>
-        <w:t xml:space="preserve">✔ </w:t>
+        <w:t>✔ Reminder message.</w:t>
       </w:r>
       <w:r>
         <w:rPr>
@@ -8311,7 +8075,6 @@
           <w:szCs w:val="19"/>
           <w:rFonts w:ascii="Calibri" w:cs="Calibri" w:eastAsia="Calibri" w:hAnsi="Calibri"/>
         </w:rPr>
-        <w:t xml:space="preserve">Mensaje recordatorio.</w:t>
       </w:r>
     </w:p>
     <w:p>
@@ -8330,7 +8093,7 @@
           <w:szCs w:val="18"/>
           <w:rFonts w:ascii="Calibri" w:cs="Calibri" w:eastAsia="Calibri" w:hAnsi="Calibri"/>
         </w:rPr>
-        <w:t xml:space="preserve">✔ </w:t>
+        <w:t>✔ Optional re-engagement coupon.</w:t>
       </w:r>
       <w:r>
         <w:rPr>
@@ -8339,7 +8102,6 @@
           <w:szCs w:val="19"/>
           <w:rFonts w:ascii="Calibri" w:cs="Calibri" w:eastAsia="Calibri" w:hAnsi="Calibri"/>
         </w:rPr>
-        <w:t xml:space="preserve">Cupón opcional de reenganche.</w:t>
       </w:r>
     </w:p>
     <w:p>
@@ -8355,27 +8117,25 @@
           <w:szCs w:val="21"/>
           <w:rFonts w:ascii="Calibri" w:cs="Calibri" w:eastAsia="Calibri" w:hAnsi="Calibri"/>
         </w:rPr>
-        <w:t xml:space="preserve">US-I3  </w:t>
-      </w:r>
-      <w:r>
-        <w:rPr>
-          <w:b/>
-          <w:bCs/>
-          <w:color w:val="2A2320"/>
-          <w:sz w:val="21"/>
-          <w:szCs w:val="21"/>
-          <w:rFonts w:ascii="Calibri" w:cs="Calibri" w:eastAsia="Calibri" w:hAnsi="Calibri"/>
-        </w:rPr>
-        <w:t xml:space="preserve">Como cliente, quiero ver la tienda en mi idioma (ES / Papiamentu / NL / EN)</w:t>
-      </w:r>
-      <w:r>
-        <w:rPr>
-          <w:color w:val="2A2320"/>
-          <w:sz w:val="21"/>
-          <w:szCs w:val="21"/>
-          <w:rFonts w:ascii="Calibri" w:cs="Calibri" w:eastAsia="Calibri" w:hAnsi="Calibri"/>
-        </w:rPr>
-        <w:t xml:space="preserve"> para entender y confiar.</w:t>
+        <w:t>US-I3  As a customer, I want to see the store in my language (ES / Papiamentu / NL / EN) so that I understand it and trust it.</w:t>
+      </w:r>
+      <w:r>
+        <w:rPr>
+          <w:b/>
+          <w:bCs/>
+          <w:color w:val="2A2320"/>
+          <w:sz w:val="21"/>
+          <w:szCs w:val="21"/>
+          <w:rFonts w:ascii="Calibri" w:cs="Calibri" w:eastAsia="Calibri" w:hAnsi="Calibri"/>
+        </w:rPr>
+      </w:r>
+      <w:r>
+        <w:rPr>
+          <w:color w:val="2A2320"/>
+          <w:sz w:val="21"/>
+          <w:szCs w:val="21"/>
+          <w:rFonts w:ascii="Calibri" w:cs="Calibri" w:eastAsia="Calibri" w:hAnsi="Calibri"/>
+        </w:rPr>
       </w:r>
     </w:p>
     <w:p>
@@ -8389,7 +8149,7 @@
           <w:szCs w:val="18"/>
           <w:rFonts w:ascii="Calibri" w:cs="Calibri" w:eastAsia="Calibri" w:hAnsi="Calibri"/>
         </w:rPr>
-        <w:t xml:space="preserve">Estado actual: </w:t>
+        <w:t>Current status: MISSING  — Today the interface is mostly in English; the WhatsApp chatbot already speaks Papiamentu   P2 · MEDIUM</w:t>
       </w:r>
       <w:r>
         <w:rPr>
@@ -8400,7 +8160,6 @@
           <w:szCs w:val="18"/>
           <w:rFonts w:ascii="Calibri" w:cs="Calibri" w:eastAsia="Calibri" w:hAnsi="Calibri"/>
         </w:rPr>
-        <w:t xml:space="preserve">FALTA  </w:t>
       </w:r>
       <w:r>
         <w:rPr>
@@ -8411,7 +8170,6 @@
           <w:szCs w:val="18"/>
           <w:rFonts w:ascii="Calibri" w:cs="Calibri" w:eastAsia="Calibri" w:hAnsi="Calibri"/>
         </w:rPr>
-        <w:t xml:space="preserve">— Hoy la interfaz está mayormente en inglés; el chatbot de WhatsApp ya habla papiamentu   </w:t>
       </w:r>
       <w:r>
         <w:rPr>
@@ -8422,7 +8180,6 @@
           <w:szCs w:val="18"/>
           <w:rFonts w:ascii="Calibri" w:cs="Calibri" w:eastAsia="Calibri" w:hAnsi="Calibri"/>
         </w:rPr>
-        <w:t xml:space="preserve">P2 · MEDIA</w:t>
       </w:r>
     </w:p>
     <w:p>
@@ -8441,7 +8198,7 @@
           <w:szCs w:val="18"/>
           <w:rFonts w:ascii="Calibri" w:cs="Calibri" w:eastAsia="Calibri" w:hAnsi="Calibri"/>
         </w:rPr>
-        <w:t xml:space="preserve">✔ </w:t>
+        <w:t>✔ Define priority languages (research — see Doc 3/4).</w:t>
       </w:r>
       <w:r>
         <w:rPr>
@@ -8450,7 +8207,6 @@
           <w:szCs w:val="19"/>
           <w:rFonts w:ascii="Calibri" w:cs="Calibri" w:eastAsia="Calibri" w:hAnsi="Calibri"/>
         </w:rPr>
-        <w:t xml:space="preserve">Definir idiomas prioritarios (investigación — ver Doc 3/4).</w:t>
       </w:r>
     </w:p>
     <w:p>
@@ -8469,7 +8225,7 @@
           <w:szCs w:val="18"/>
           <w:rFonts w:ascii="Calibri" w:cs="Calibri" w:eastAsia="Calibri" w:hAnsi="Calibri"/>
         </w:rPr>
-        <w:t xml:space="preserve">✔ </w:t>
+        <w:t>✔ Translate the interface.</w:t>
       </w:r>
       <w:r>
         <w:rPr>
@@ -8478,7 +8234,6 @@
           <w:szCs w:val="19"/>
           <w:rFonts w:ascii="Calibri" w:cs="Calibri" w:eastAsia="Calibri" w:hAnsi="Calibri"/>
         </w:rPr>
-        <w:t xml:space="preserve">Traducir la interfaz.</w:t>
       </w:r>
     </w:p>
     <w:p>
@@ -8497,7 +8252,7 @@
           <w:szCs w:val="18"/>
           <w:rFonts w:ascii="Calibri" w:cs="Calibri" w:eastAsia="Calibri" w:hAnsi="Calibri"/>
         </w:rPr>
-        <w:t xml:space="preserve">✔ </w:t>
+        <w:t>✔ Language selector.</w:t>
       </w:r>
       <w:r>
         <w:rPr>
@@ -8506,7 +8261,6 @@
           <w:szCs w:val="19"/>
           <w:rFonts w:ascii="Calibri" w:cs="Calibri" w:eastAsia="Calibri" w:hAnsi="Calibri"/>
         </w:rPr>
-        <w:t xml:space="preserve">Selector de idioma.</w:t>
       </w:r>
     </w:p>
     <w:p>
@@ -8531,7 +8285,7 @@
           <w:szCs w:val="30"/>
           <w:rFonts w:ascii="Georgia" w:cs="Georgia" w:eastAsia="Georgia" w:hAnsi="Georgia"/>
         </w:rPr>
-        <w:t xml:space="preserve">J. Seguridad y pre-lanzamiento</w:t>
+        <w:t>J. Security and pre-launch</w:t>
       </w:r>
     </w:p>
     <w:p>
@@ -8547,7 +8301,7 @@
           <w:szCs w:val="22"/>
           <w:rFonts w:ascii="Calibri" w:cs="Calibri" w:eastAsia="Calibri" w:hAnsi="Calibri"/>
         </w:rPr>
-        <w:t xml:space="preserve">Cierres de seguridad obligatorios antes de abrir al público.</w:t>
+        <w:t>Mandatory security fixes before opening to the public.</w:t>
       </w:r>
     </w:p>
     <w:p>
@@ -8563,27 +8317,25 @@
           <w:szCs w:val="21"/>
           <w:rFonts w:ascii="Calibri" w:cs="Calibri" w:eastAsia="Calibri" w:hAnsi="Calibri"/>
         </w:rPr>
-        <w:t xml:space="preserve">US-J1  </w:t>
-      </w:r>
-      <w:r>
-        <w:rPr>
-          <w:b/>
-          <w:bCs/>
-          <w:color w:val="2A2320"/>
-          <w:sz w:val="21"/>
-          <w:szCs w:val="21"/>
-          <w:rFonts w:ascii="Calibri" w:cs="Calibri" w:eastAsia="Calibri" w:hAnsi="Calibri"/>
-        </w:rPr>
-        <w:t xml:space="preserve">Como dueña del negocio, quiero cambiar la contraseña del administrador por defecto</w:t>
-      </w:r>
-      <w:r>
-        <w:rPr>
-          <w:color w:val="2A2320"/>
-          <w:sz w:val="21"/>
-          <w:szCs w:val="21"/>
-          <w:rFonts w:ascii="Calibri" w:cs="Calibri" w:eastAsia="Calibri" w:hAnsi="Calibri"/>
-        </w:rPr>
-        <w:t xml:space="preserve"> para que nadie entre con la contraseña de ejemplo del código.</w:t>
+        <w:t>US-J1  As the business owner, I want to change the default administrator password so that nobody can log in with the sample password from the code.</w:t>
+      </w:r>
+      <w:r>
+        <w:rPr>
+          <w:b/>
+          <w:bCs/>
+          <w:color w:val="2A2320"/>
+          <w:sz w:val="21"/>
+          <w:szCs w:val="21"/>
+          <w:rFonts w:ascii="Calibri" w:cs="Calibri" w:eastAsia="Calibri" w:hAnsi="Calibri"/>
+        </w:rPr>
+      </w:r>
+      <w:r>
+        <w:rPr>
+          <w:color w:val="2A2320"/>
+          <w:sz w:val="21"/>
+          <w:szCs w:val="21"/>
+          <w:rFonts w:ascii="Calibri" w:cs="Calibri" w:eastAsia="Calibri" w:hAnsi="Calibri"/>
+        </w:rPr>
       </w:r>
     </w:p>
     <w:p>
@@ -8597,7 +8349,7 @@
           <w:szCs w:val="18"/>
           <w:rFonts w:ascii="Calibri" w:cs="Calibri" w:eastAsia="Calibri" w:hAnsi="Calibri"/>
         </w:rPr>
-        <w:t xml:space="preserve">Estado actual: </w:t>
+        <w:t>Current status: MISSING  — The database seeds an admin with a sample password that is in the code   P0 · BLOCKER</w:t>
       </w:r>
       <w:r>
         <w:rPr>
@@ -8608,7 +8360,6 @@
           <w:szCs w:val="18"/>
           <w:rFonts w:ascii="Calibri" w:cs="Calibri" w:eastAsia="Calibri" w:hAnsi="Calibri"/>
         </w:rPr>
-        <w:t xml:space="preserve">FALTA  </w:t>
       </w:r>
       <w:r>
         <w:rPr>
@@ -8619,7 +8370,6 @@
           <w:szCs w:val="18"/>
           <w:rFonts w:ascii="Calibri" w:cs="Calibri" w:eastAsia="Calibri" w:hAnsi="Calibri"/>
         </w:rPr>
-        <w:t xml:space="preserve">— La base siembra un admin con una contraseña de ejemplo que está en el código   </w:t>
       </w:r>
       <w:r>
         <w:rPr>
@@ -8630,7 +8380,6 @@
           <w:szCs w:val="18"/>
           <w:rFonts w:ascii="Calibri" w:cs="Calibri" w:eastAsia="Calibri" w:hAnsi="Calibri"/>
         </w:rPr>
-        <w:t xml:space="preserve">P0 · BLOQUEADOR</w:t>
       </w:r>
     </w:p>
     <w:p>
@@ -8649,7 +8398,7 @@
           <w:szCs w:val="18"/>
           <w:rFonts w:ascii="Calibri" w:cs="Calibri" w:eastAsia="Calibri" w:hAnsi="Calibri"/>
         </w:rPr>
-        <w:t xml:space="preserve">✔ </w:t>
+        <w:t>✔ Rotate the admin password on first login.</w:t>
       </w:r>
       <w:r>
         <w:rPr>
@@ -8658,7 +8407,6 @@
           <w:szCs w:val="19"/>
           <w:rFonts w:ascii="Calibri" w:cs="Calibri" w:eastAsia="Calibri" w:hAnsi="Calibri"/>
         </w:rPr>
-        <w:t xml:space="preserve">Rotar contraseña admin al primer ingreso.</w:t>
       </w:r>
     </w:p>
     <w:p>
@@ -8677,7 +8425,7 @@
           <w:szCs w:val="18"/>
           <w:rFonts w:ascii="Calibri" w:cs="Calibri" w:eastAsia="Calibri" w:hAnsi="Calibri"/>
         </w:rPr>
-        <w:t xml:space="preserve">✔ </w:t>
+        <w:t>✔ Ideally, create the admin manually and remove the seeding.</w:t>
       </w:r>
       <w:r>
         <w:rPr>
@@ -8686,7 +8434,6 @@
           <w:szCs w:val="19"/>
           <w:rFonts w:ascii="Calibri" w:cs="Calibri" w:eastAsia="Calibri" w:hAnsi="Calibri"/>
         </w:rPr>
-        <w:t xml:space="preserve">Idealmente crear el admin manualmente y quitar el semillado.</w:t>
       </w:r>
     </w:p>
     <w:p>
@@ -8702,27 +8449,25 @@
           <w:szCs w:val="21"/>
           <w:rFonts w:ascii="Calibri" w:cs="Calibri" w:eastAsia="Calibri" w:hAnsi="Calibri"/>
         </w:rPr>
-        <w:t xml:space="preserve">US-J2  </w:t>
-      </w:r>
-      <w:r>
-        <w:rPr>
-          <w:b/>
-          <w:bCs/>
-          <w:color w:val="2A2320"/>
-          <w:sz w:val="21"/>
-          <w:szCs w:val="21"/>
-          <w:rFonts w:ascii="Calibri" w:cs="Calibri" w:eastAsia="Calibri" w:hAnsi="Calibri"/>
-        </w:rPr>
-        <w:t xml:space="preserve">Como dueña del negocio, quiero que los emails transaccionales (confirmación, reset) salgan</w:t>
-      </w:r>
-      <w:r>
-        <w:rPr>
-          <w:color w:val="2A2320"/>
-          <w:sz w:val="21"/>
-          <w:szCs w:val="21"/>
-          <w:rFonts w:ascii="Calibri" w:cs="Calibri" w:eastAsia="Calibri" w:hAnsi="Calibri"/>
-        </w:rPr>
-        <w:t xml:space="preserve"> para que el cliente reciba comprobantes.</w:t>
+        <w:t>US-J2  As the business owner, I want transactional emails (confirmation, reset) to be sent so that customers receive receipts.</w:t>
+      </w:r>
+      <w:r>
+        <w:rPr>
+          <w:b/>
+          <w:bCs/>
+          <w:color w:val="2A2320"/>
+          <w:sz w:val="21"/>
+          <w:szCs w:val="21"/>
+          <w:rFonts w:ascii="Calibri" w:cs="Calibri" w:eastAsia="Calibri" w:hAnsi="Calibri"/>
+        </w:rPr>
+      </w:r>
+      <w:r>
+        <w:rPr>
+          <w:color w:val="2A2320"/>
+          <w:sz w:val="21"/>
+          <w:szCs w:val="21"/>
+          <w:rFonts w:ascii="Calibri" w:cs="Calibri" w:eastAsia="Calibri" w:hAnsi="Calibri"/>
+        </w:rPr>
       </w:r>
     </w:p>
     <w:p>
@@ -8736,7 +8481,7 @@
           <w:szCs w:val="18"/>
           <w:rFonts w:ascii="Calibri" w:cs="Calibri" w:eastAsia="Calibri" w:hAnsi="Calibri"/>
         </w:rPr>
-        <w:t xml:space="preserve">Estado actual: </w:t>
+        <w:t>Current status: PARTIAL  — The email code works but SMTP is not in the list of required variables — easy to forget   P1 · HIGH</w:t>
       </w:r>
       <w:r>
         <w:rPr>
@@ -8747,7 +8492,6 @@
           <w:szCs w:val="18"/>
           <w:rFonts w:ascii="Calibri" w:cs="Calibri" w:eastAsia="Calibri" w:hAnsi="Calibri"/>
         </w:rPr>
-        <w:t xml:space="preserve">PARCIAL  </w:t>
       </w:r>
       <w:r>
         <w:rPr>
@@ -8758,7 +8502,6 @@
           <w:szCs w:val="18"/>
           <w:rFonts w:ascii="Calibri" w:cs="Calibri" w:eastAsia="Calibri" w:hAnsi="Calibri"/>
         </w:rPr>
-        <w:t xml:space="preserve">— El código de email funciona pero SMTP no está en la lista de variables obligatorias — fácil de olvidar   </w:t>
       </w:r>
       <w:r>
         <w:rPr>
@@ -8769,7 +8512,6 @@
           <w:szCs w:val="18"/>
           <w:rFonts w:ascii="Calibri" w:cs="Calibri" w:eastAsia="Calibri" w:hAnsi="Calibri"/>
         </w:rPr>
-        <w:t xml:space="preserve">P1 · ALTA</w:t>
       </w:r>
     </w:p>
     <w:p>
@@ -8788,7 +8530,7 @@
           <w:szCs w:val="18"/>
           <w:rFonts w:ascii="Calibri" w:cs="Calibri" w:eastAsia="Calibri" w:hAnsi="Calibri"/>
         </w:rPr>
-        <w:t xml:space="preserve">✔ </w:t>
+        <w:t>✔ Configure SMTP in Coolify.</w:t>
       </w:r>
       <w:r>
         <w:rPr>
@@ -8797,7 +8539,6 @@
           <w:szCs w:val="19"/>
           <w:rFonts w:ascii="Calibri" w:cs="Calibri" w:eastAsia="Calibri" w:hAnsi="Calibri"/>
         </w:rPr>
-        <w:t xml:space="preserve">Configurar SMTP en Coolify.</w:t>
       </w:r>
     </w:p>
     <w:p>
@@ -8816,7 +8557,7 @@
           <w:szCs w:val="18"/>
           <w:rFonts w:ascii="Calibri" w:cs="Calibri" w:eastAsia="Calibri" w:hAnsi="Calibri"/>
         </w:rPr>
-        <w:t xml:space="preserve">✔ </w:t>
+        <w:t>✔ Test the order confirmation email.</w:t>
       </w:r>
       <w:r>
         <w:rPr>
@@ -8825,7 +8566,6 @@
           <w:szCs w:val="19"/>
           <w:rFonts w:ascii="Calibri" w:cs="Calibri" w:eastAsia="Calibri" w:hAnsi="Calibri"/>
         </w:rPr>
-        <w:t xml:space="preserve">Probar email de confirmación de pedido.</w:t>
       </w:r>
     </w:p>
     <w:p>
@@ -8844,7 +8584,7 @@
           <w:szCs w:val="18"/>
           <w:rFonts w:ascii="Calibri" w:cs="Calibri" w:eastAsia="Calibri" w:hAnsi="Calibri"/>
         </w:rPr>
-        <w:t xml:space="preserve">✔ </w:t>
+        <w:t>✔ Test the reset email.</w:t>
       </w:r>
       <w:r>
         <w:rPr>
@@ -8853,7 +8593,6 @@
           <w:szCs w:val="19"/>
           <w:rFonts w:ascii="Calibri" w:cs="Calibri" w:eastAsia="Calibri" w:hAnsi="Calibri"/>
         </w:rPr>
-        <w:t xml:space="preserve">Probar email de reset.</w:t>
       </w:r>
     </w:p>
     <w:p>
@@ -8869,27 +8608,25 @@
           <w:szCs w:val="21"/>
           <w:rFonts w:ascii="Calibri" w:cs="Calibri" w:eastAsia="Calibri" w:hAnsi="Calibri"/>
         </w:rPr>
-        <w:t xml:space="preserve">US-J3  </w:t>
-      </w:r>
-      <w:r>
-        <w:rPr>
-          <w:b/>
-          <w:bCs/>
-          <w:color w:val="2A2320"/>
-          <w:sz w:val="21"/>
-          <w:szCs w:val="21"/>
-          <w:rFonts w:ascii="Calibri" w:cs="Calibri" w:eastAsia="Calibri" w:hAnsi="Calibri"/>
-        </w:rPr>
-        <w:t xml:space="preserve">Como dueña del negocio, quiero aprobar las plantillas de WhatsApp en Meta</w:t>
-      </w:r>
-      <w:r>
-        <w:rPr>
-          <w:color w:val="2A2320"/>
-          <w:sz w:val="21"/>
-          <w:szCs w:val="21"/>
-          <w:rFonts w:ascii="Calibri" w:cs="Calibri" w:eastAsia="Calibri" w:hAnsi="Calibri"/>
-        </w:rPr>
-        <w:t xml:space="preserve"> para que salgan los avisos automáticos de pedido.</w:t>
+        <w:t>US-J3  As the business owner, I want to get the WhatsApp templates approved in Meta so that automatic order notifications are sent.</w:t>
+      </w:r>
+      <w:r>
+        <w:rPr>
+          <w:b/>
+          <w:bCs/>
+          <w:color w:val="2A2320"/>
+          <w:sz w:val="21"/>
+          <w:szCs w:val="21"/>
+          <w:rFonts w:ascii="Calibri" w:cs="Calibri" w:eastAsia="Calibri" w:hAnsi="Calibri"/>
+        </w:rPr>
+      </w:r>
+      <w:r>
+        <w:rPr>
+          <w:color w:val="2A2320"/>
+          <w:sz w:val="21"/>
+          <w:szCs w:val="21"/>
+          <w:rFonts w:ascii="Calibri" w:cs="Calibri" w:eastAsia="Calibri" w:hAnsi="Calibri"/>
+        </w:rPr>
       </w:r>
     </w:p>
     <w:p>
@@ -8903,7 +8640,7 @@
           <w:szCs w:val="18"/>
           <w:rFonts w:ascii="Calibri" w:cs="Calibri" w:eastAsia="Calibri" w:hAnsi="Calibri"/>
         </w:rPr>
-        <w:t xml:space="preserve">Estado actual: </w:t>
+        <w:t>Current status: MISSING  — Automatic notifications depend on approved templates (order_confirmation, order_shipped, etc.)   P1 · HIGH</w:t>
       </w:r>
       <w:r>
         <w:rPr>
@@ -8914,7 +8651,6 @@
           <w:szCs w:val="18"/>
           <w:rFonts w:ascii="Calibri" w:cs="Calibri" w:eastAsia="Calibri" w:hAnsi="Calibri"/>
         </w:rPr>
-        <w:t xml:space="preserve">FALTA  </w:t>
       </w:r>
       <w:r>
         <w:rPr>
@@ -8925,7 +8661,6 @@
           <w:szCs w:val="18"/>
           <w:rFonts w:ascii="Calibri" w:cs="Calibri" w:eastAsia="Calibri" w:hAnsi="Calibri"/>
         </w:rPr>
-        <w:t xml:space="preserve">— Los avisos automáticos dependen de plantillas aprobadas (order_confirmation, order_shipped, etc.)   </w:t>
       </w:r>
       <w:r>
         <w:rPr>
@@ -8936,7 +8671,6 @@
           <w:szCs w:val="18"/>
           <w:rFonts w:ascii="Calibri" w:cs="Calibri" w:eastAsia="Calibri" w:hAnsi="Calibri"/>
         </w:rPr>
-        <w:t xml:space="preserve">P1 · ALTA</w:t>
       </w:r>
     </w:p>
     <w:p>
@@ -8955,7 +8689,7 @@
           <w:szCs w:val="18"/>
           <w:rFonts w:ascii="Calibri" w:cs="Calibri" w:eastAsia="Calibri" w:hAnsi="Calibri"/>
         </w:rPr>
-        <w:t xml:space="preserve">✔ </w:t>
+        <w:t>✔ Create and submit templates in Meta Business Manager.</w:t>
       </w:r>
       <w:r>
         <w:rPr>
@@ -8964,7 +8698,6 @@
           <w:szCs w:val="19"/>
           <w:rFonts w:ascii="Calibri" w:cs="Calibri" w:eastAsia="Calibri" w:hAnsi="Calibri"/>
         </w:rPr>
-        <w:t xml:space="preserve">Crear y someter plantillas en Meta Business Manager.</w:t>
       </w:r>
     </w:p>
     <w:p>
@@ -8983,7 +8716,7 @@
           <w:szCs w:val="18"/>
           <w:rFonts w:ascii="Calibri" w:cs="Calibri" w:eastAsia="Calibri" w:hAnsi="Calibri"/>
         </w:rPr>
-        <w:t xml:space="preserve">✔ </w:t>
+        <w:t>✔ Test each status notification.</w:t>
       </w:r>
       <w:r>
         <w:rPr>
@@ -8992,7 +8725,6 @@
           <w:szCs w:val="19"/>
           <w:rFonts w:ascii="Calibri" w:cs="Calibri" w:eastAsia="Calibri" w:hAnsi="Calibri"/>
         </w:rPr>
-        <w:t xml:space="preserve">Probar cada aviso de estado.</w:t>
       </w:r>
     </w:p>
     <w:p>
@@ -9017,7 +8749,7 @@
           <w:szCs w:val="30"/>
           <w:rFonts w:ascii="Georgia" w:cs="Georgia" w:eastAsia="Georgia" w:hAnsi="Georgia"/>
         </w:rPr>
-        <w:t xml:space="preserve">K. QA y lanzamiento</w:t>
+        <w:t>K. QA and launch</w:t>
       </w:r>
     </w:p>
     <w:p>
@@ -9033,7 +8765,7 @@
           <w:szCs w:val="22"/>
           <w:rFonts w:ascii="Calibri" w:cs="Calibri" w:eastAsia="Calibri" w:hAnsi="Calibri"/>
         </w:rPr>
-        <w:t xml:space="preserve">Pruebas finales antes de abrir y en el día del lanzamiento.</w:t>
+        <w:t>Final tests before opening and on launch day.</w:t>
       </w:r>
     </w:p>
     <w:p>
@@ -9050,7 +8782,7 @@
           <w:szCs w:val="22"/>
           <w:rFonts w:ascii="Calibri" w:cs="Calibri" w:eastAsia="Calibri" w:hAnsi="Calibri"/>
         </w:rPr>
-        <w:t xml:space="preserve">Checklist de QA (marcar antes de lanzar)</w:t>
+        <w:t>QA checklist (tick before launch)</w:t>
       </w:r>
     </w:p>
     <w:p>
@@ -9067,7 +8799,7 @@
           <w:szCs w:val="22"/>
           <w:rFonts w:ascii="Calibri" w:cs="Calibri" w:eastAsia="Calibri" w:hAnsi="Calibri"/>
         </w:rPr>
-        <w:t xml:space="preserve">☐  </w:t>
+        <w:t>☐  Complete test purchase with each payment method   [P0 · BLOCKER]</w:t>
       </w:r>
       <w:r>
         <w:rPr>
@@ -9078,7 +8810,6 @@
           <w:szCs w:val="21"/>
           <w:rFonts w:ascii="Calibri" w:cs="Calibri" w:eastAsia="Calibri" w:hAnsi="Calibri"/>
         </w:rPr>
-        <w:t xml:space="preserve">Compra de prueba completa con cada método de pago</w:t>
       </w:r>
       <w:r>
         <w:rPr>
@@ -9089,7 +8820,6 @@
           <w:szCs w:val="18"/>
           <w:rFonts w:ascii="Calibri" w:cs="Calibri" w:eastAsia="Calibri" w:hAnsi="Calibri"/>
         </w:rPr>
-        <w:t xml:space="preserve">   [P0 · BLOQUEADOR]</w:t>
       </w:r>
     </w:p>
     <w:p>
@@ -9106,7 +8836,7 @@
           <w:szCs w:val="22"/>
           <w:rFonts w:ascii="Calibri" w:cs="Calibri" w:eastAsia="Calibri" w:hAnsi="Calibri"/>
         </w:rPr>
-        <w:t xml:space="preserve">☐  </w:t>
+        <w:t>☐  Registration, login, verification and (if applicable) password reset   [P0 · BLOCKER]</w:t>
       </w:r>
       <w:r>
         <w:rPr>
@@ -9117,7 +8847,6 @@
           <w:szCs w:val="21"/>
           <w:rFonts w:ascii="Calibri" w:cs="Calibri" w:eastAsia="Calibri" w:hAnsi="Calibri"/>
         </w:rPr>
-        <w:t xml:space="preserve">Registro, login, verificación y (si aplica) reset de contraseña</w:t>
       </w:r>
       <w:r>
         <w:rPr>
@@ -9128,7 +8857,6 @@
           <w:szCs w:val="18"/>
           <w:rFonts w:ascii="Calibri" w:cs="Calibri" w:eastAsia="Calibri" w:hAnsi="Calibri"/>
         </w:rPr>
-        <w:t xml:space="preserve">   [P0 · BLOQUEADOR]</w:t>
       </w:r>
     </w:p>
     <w:p>
@@ -9145,7 +8873,7 @@
           <w:szCs w:val="22"/>
           <w:rFonts w:ascii="Calibri" w:cs="Calibri" w:eastAsia="Calibri" w:hAnsi="Calibri"/>
         </w:rPr>
-        <w:t xml:space="preserve">☐  </w:t>
+        <w:t>☐  Checkout on mobile (most customers will be on mobile)   [P0 · BLOCKER]</w:t>
       </w:r>
       <w:r>
         <w:rPr>
@@ -9156,7 +8884,6 @@
           <w:szCs w:val="21"/>
           <w:rFonts w:ascii="Calibri" w:cs="Calibri" w:eastAsia="Calibri" w:hAnsi="Calibri"/>
         </w:rPr>
-        <w:t xml:space="preserve">Checkout en móvil (la mayoría de clientes será móvil)</w:t>
       </w:r>
       <w:r>
         <w:rPr>
@@ -9167,7 +8894,6 @@
           <w:szCs w:val="18"/>
           <w:rFonts w:ascii="Calibri" w:cs="Calibri" w:eastAsia="Calibri" w:hAnsi="Calibri"/>
         </w:rPr>
-        <w:t xml:space="preserve">   [P0 · BLOQUEADOR]</w:t>
       </w:r>
     </w:p>
     <w:p>
@@ -9184,7 +8910,7 @@
           <w:szCs w:val="22"/>
           <w:rFonts w:ascii="Calibri" w:cs="Calibri" w:eastAsia="Calibri" w:hAnsi="Calibri"/>
         </w:rPr>
-        <w:t xml:space="preserve">☐  </w:t>
+        <w:t>☐  All images load (none broken)   [P0 · BLOCKER]</w:t>
       </w:r>
       <w:r>
         <w:rPr>
@@ -9195,7 +8921,6 @@
           <w:szCs w:val="21"/>
           <w:rFonts w:ascii="Calibri" w:cs="Calibri" w:eastAsia="Calibri" w:hAnsi="Calibri"/>
         </w:rPr>
-        <w:t xml:space="preserve">Todas las imágenes cargan (sin rotas)</w:t>
       </w:r>
       <w:r>
         <w:rPr>
@@ -9206,7 +8931,6 @@
           <w:szCs w:val="18"/>
           <w:rFonts w:ascii="Calibri" w:cs="Calibri" w:eastAsia="Calibri" w:hAnsi="Calibri"/>
         </w:rPr>
-        <w:t xml:space="preserve">   [P0 · BLOQUEADOR]</w:t>
       </w:r>
     </w:p>
     <w:p>
@@ -9223,7 +8947,7 @@
           <w:szCs w:val="22"/>
           <w:rFonts w:ascii="Calibri" w:cs="Calibri" w:eastAsia="Calibri" w:hAnsi="Calibri"/>
         </w:rPr>
-        <w:t xml:space="preserve">☐  </w:t>
+        <w:t>☐  Zone selection and correct fee in each zone   [P0 · BLOCKER]</w:t>
       </w:r>
       <w:r>
         <w:rPr>
@@ -9234,7 +8958,6 @@
           <w:szCs w:val="21"/>
           <w:rFonts w:ascii="Calibri" w:cs="Calibri" w:eastAsia="Calibri" w:hAnsi="Calibri"/>
         </w:rPr>
-        <w:t xml:space="preserve">Selección de zona y tarifa correcta en cada zona</w:t>
       </w:r>
       <w:r>
         <w:rPr>
@@ -9245,7 +8968,6 @@
           <w:szCs w:val="18"/>
           <w:rFonts w:ascii="Calibri" w:cs="Calibri" w:eastAsia="Calibri" w:hAnsi="Calibri"/>
         </w:rPr>
-        <w:t xml:space="preserve">   [P0 · BLOQUEADOR]</w:t>
       </w:r>
     </w:p>
     <w:p>
@@ -9262,7 +8984,7 @@
           <w:szCs w:val="22"/>
           <w:rFonts w:ascii="Calibri" w:cs="Calibri" w:eastAsia="Calibri" w:hAnsi="Calibri"/>
         </w:rPr>
-        <w:t xml:space="preserve">☐  </w:t>
+        <w:t>☐  Emails and WhatsApp notifications arrive   [P1 · HIGH]</w:t>
       </w:r>
       <w:r>
         <w:rPr>
@@ -9273,7 +8995,6 @@
           <w:szCs w:val="21"/>
           <w:rFonts w:ascii="Calibri" w:cs="Calibri" w:eastAsia="Calibri" w:hAnsi="Calibri"/>
         </w:rPr>
-        <w:t xml:space="preserve">Emails y avisos de WhatsApp llegan</w:t>
       </w:r>
       <w:r>
         <w:rPr>
@@ -9284,7 +9005,6 @@
           <w:szCs w:val="18"/>
           <w:rFonts w:ascii="Calibri" w:cs="Calibri" w:eastAsia="Calibri" w:hAnsi="Calibri"/>
         </w:rPr>
-        <w:t xml:space="preserve">   [P1 · ALTA]</w:t>
       </w:r>
     </w:p>
     <w:p>
@@ -9301,7 +9021,7 @@
           <w:szCs w:val="22"/>
           <w:rFonts w:ascii="Calibri" w:cs="Calibri" w:eastAsia="Calibri" w:hAnsi="Calibri"/>
         </w:rPr>
-        <w:t xml:space="preserve">☐  </w:t>
+        <w:t>☐  Acceptable load speed on 4G   [P1 · HIGH]</w:t>
       </w:r>
       <w:r>
         <w:rPr>
@@ -9312,7 +9032,6 @@
           <w:szCs w:val="21"/>
           <w:rFonts w:ascii="Calibri" w:cs="Calibri" w:eastAsia="Calibri" w:hAnsi="Calibri"/>
         </w:rPr>
-        <w:t xml:space="preserve">Velocidad de carga aceptable en 4G</w:t>
       </w:r>
       <w:r>
         <w:rPr>
@@ -9323,7 +9042,6 @@
           <w:szCs w:val="18"/>
           <w:rFonts w:ascii="Calibri" w:cs="Calibri" w:eastAsia="Calibri" w:hAnsi="Calibri"/>
         </w:rPr>
-        <w:t xml:space="preserve">   [P1 · ALTA]</w:t>
       </w:r>
     </w:p>
     <w:p>
@@ -9340,7 +9058,7 @@
           <w:szCs w:val="22"/>
           <w:rFonts w:ascii="Calibri" w:cs="Calibri" w:eastAsia="Calibri" w:hAnsi="Calibri"/>
         </w:rPr>
-        <w:t xml:space="preserve">☐  </w:t>
+        <w:t>☐  Spelling and language review of the interface   [P1 · HIGH]</w:t>
       </w:r>
       <w:r>
         <w:rPr>
@@ -9351,7 +9069,6 @@
           <w:szCs w:val="21"/>
           <w:rFonts w:ascii="Calibri" w:cs="Calibri" w:eastAsia="Calibri" w:hAnsi="Calibri"/>
         </w:rPr>
-        <w:t xml:space="preserve">Revisión ortográfica y de idioma de la interfaz</w:t>
       </w:r>
       <w:r>
         <w:rPr>
@@ -9362,7 +9079,6 @@
           <w:szCs w:val="18"/>
           <w:rFonts w:ascii="Calibri" w:cs="Calibri" w:eastAsia="Calibri" w:hAnsi="Calibri"/>
         </w:rPr>
-        <w:t xml:space="preserve">   [P1 · ALTA]</w:t>
       </w:r>
     </w:p>
     <w:p>
@@ -9379,7 +9095,7 @@
           <w:szCs w:val="22"/>
           <w:rFonts w:ascii="Calibri" w:cs="Calibri" w:eastAsia="Calibri" w:hAnsi="Calibri"/>
         </w:rPr>
-        <w:t xml:space="preserve">☐  </w:t>
+        <w:t>☐  Footer and social media links work   [P2 · MEDIUM]</w:t>
       </w:r>
       <w:r>
         <w:rPr>
@@ -9390,7 +9106,6 @@
           <w:szCs w:val="21"/>
           <w:rFonts w:ascii="Calibri" w:cs="Calibri" w:eastAsia="Calibri" w:hAnsi="Calibri"/>
         </w:rPr>
-        <w:t xml:space="preserve">Enlaces del footer y redes sociales funcionan</w:t>
       </w:r>
       <w:r>
         <w:rPr>
@@ -9401,7 +9116,6 @@
           <w:szCs w:val="18"/>
           <w:rFonts w:ascii="Calibri" w:cs="Calibri" w:eastAsia="Calibri" w:hAnsi="Calibri"/>
         </w:rPr>
-        <w:t xml:space="preserve">   [P2 · MEDIA]</w:t>
       </w:r>
     </w:p>
     <w:p>
@@ -9418,7 +9132,7 @@
           <w:szCs w:val="22"/>
           <w:rFonts w:ascii="Calibri" w:cs="Calibri" w:eastAsia="Calibri" w:hAnsi="Calibri"/>
         </w:rPr>
-        <w:t xml:space="preserve">☐  </w:t>
+        <w:t>☐  Database backup/restore test   [P1 · HIGH]</w:t>
       </w:r>
       <w:r>
         <w:rPr>
@@ -9429,7 +9143,6 @@
           <w:szCs w:val="21"/>
           <w:rFonts w:ascii="Calibri" w:cs="Calibri" w:eastAsia="Calibri" w:hAnsi="Calibri"/>
         </w:rPr>
-        <w:t xml:space="preserve">Prueba de respaldo/restauración de base de datos</w:t>
       </w:r>
       <w:r>
         <w:rPr>
@@ -9440,7 +9153,6 @@
           <w:szCs w:val="18"/>
           <w:rFonts w:ascii="Calibri" w:cs="Calibri" w:eastAsia="Calibri" w:hAnsi="Calibri"/>
         </w:rPr>
-        <w:t xml:space="preserve">   [P1 · ALTA]</w:t>
       </w:r>
     </w:p>
     <w:p>
@@ -9465,7 +9177,7 @@
           <w:szCs w:val="30"/>
           <w:rFonts w:ascii="Georgia" w:cs="Georgia" w:eastAsia="Georgia" w:hAnsi="Georgia"/>
         </w:rPr>
-        <w:t xml:space="preserve">Matriz de priorización (vista rápida)</w:t>
+        <w:t>Prioritisation matrix (quick view)</w:t>
       </w:r>
     </w:p>
     <w:p>
@@ -9484,7 +9196,7 @@
           <w:szCs w:val="21"/>
           <w:rFonts w:ascii="Calibri" w:cs="Calibri" w:eastAsia="Calibri" w:hAnsi="Calibri"/>
         </w:rPr>
-        <w:t xml:space="preserve">Todas las user stories agrupadas por prioridad, para planear sprints. Empieza por P0, luego P1.</w:t>
+        <w:t>All user stories grouped by priority, for sprint planning. Start with P0, then P1.</w:t>
       </w:r>
     </w:p>
     <w:tbl>
@@ -9533,7 +9245,7 @@
                 <w:szCs w:val="18"/>
                 <w:rFonts w:ascii="Calibri" w:cs="Calibri" w:eastAsia="Calibri" w:hAnsi="Calibri"/>
               </w:rPr>
-              <w:t xml:space="preserve">Prioridad</w:t>
+              <w:t>Priority</w:t>
             </w:r>
           </w:p>
         </w:tc>
@@ -9562,7 +9274,7 @@
                 <w:szCs w:val="18"/>
                 <w:rFonts w:ascii="Calibri" w:cs="Calibri" w:eastAsia="Calibri" w:hAnsi="Calibri"/>
               </w:rPr>
-              <w:t xml:space="preserve">User stories</w:t>
+              <w:t>User stories</w:t>
             </w:r>
           </w:p>
         </w:tc>
@@ -9591,7 +9303,7 @@
                 <w:szCs w:val="18"/>
                 <w:rFonts w:ascii="Calibri" w:cs="Calibri" w:eastAsia="Calibri" w:hAnsi="Calibri"/>
               </w:rPr>
-              <w:t xml:space="preserve">Foco</w:t>
+              <w:t>Focus</w:t>
             </w:r>
           </w:p>
         </w:tc>
@@ -9622,7 +9334,7 @@
                 <w:szCs w:val="18"/>
                 <w:rFonts w:ascii="Calibri" w:cs="Calibri" w:eastAsia="Calibri" w:hAnsi="Calibri"/>
               </w:rPr>
-              <w:t xml:space="preserve">P0 · BLOQUEADOR</w:t>
+              <w:t>P0 · BLOCKER</w:t>
             </w:r>
           </w:p>
         </w:tc>
@@ -9651,7 +9363,7 @@
                 <w:szCs w:val="18"/>
                 <w:rFonts w:ascii="Calibri" w:cs="Calibri" w:eastAsia="Calibri" w:hAnsi="Calibri"/>
               </w:rPr>
-              <w:t xml:space="preserve">A1, A2, B2, C1, C2, C3, D1, E1, F1, G1, J1</w:t>
+              <w:t>A1, A2, B2, C1, C2, C3, D1, E1, F1, G1, J1</w:t>
             </w:r>
           </w:p>
         </w:tc>
@@ -9680,7 +9392,7 @@
                 <w:szCs w:val="18"/>
                 <w:rFonts w:ascii="Calibri" w:cs="Calibri" w:eastAsia="Calibri" w:hAnsi="Calibri"/>
               </w:rPr>
-              <w:t xml:space="preserve">Lanzar sin romper ni perder dinero</w:t>
+              <w:t>Launch without breaking anything or losing money</w:t>
             </w:r>
           </w:p>
         </w:tc>
@@ -9711,7 +9423,7 @@
                 <w:szCs w:val="18"/>
                 <w:rFonts w:ascii="Calibri" w:cs="Calibri" w:eastAsia="Calibri" w:hAnsi="Calibri"/>
               </w:rPr>
-              <w:t xml:space="preserve">P1 · ALTA</w:t>
+              <w:t>P1 · HIGH</w:t>
             </w:r>
           </w:p>
         </w:tc>
@@ -9740,7 +9452,7 @@
                 <w:szCs w:val="18"/>
                 <w:rFonts w:ascii="Calibri" w:cs="Calibri" w:eastAsia="Calibri" w:hAnsi="Calibri"/>
               </w:rPr>
-              <w:t xml:space="preserve">A3, B1, C4, D2, D3, D4, E2, G2, G3, H1, H3, I1, J2, J3</w:t>
+              <w:t>A3, B1, C4, D2, D3, D4, E2, G2, G3, H1, H3, I1, J2, J3</w:t>
             </w:r>
           </w:p>
         </w:tc>
@@ -9769,7 +9481,7 @@
                 <w:szCs w:val="18"/>
                 <w:rFonts w:ascii="Calibri" w:cs="Calibri" w:eastAsia="Calibri" w:hAnsi="Calibri"/>
               </w:rPr>
-              <w:t xml:space="preserve">Buena experiencia y operación</w:t>
+              <w:t>Good experience and operations</w:t>
             </w:r>
           </w:p>
         </w:tc>
@@ -9800,7 +9512,7 @@
                 <w:szCs w:val="18"/>
                 <w:rFonts w:ascii="Calibri" w:cs="Calibri" w:eastAsia="Calibri" w:hAnsi="Calibri"/>
               </w:rPr>
-              <w:t xml:space="preserve">P2 · MEDIA</w:t>
+              <w:t>P2 · MEDIUM</w:t>
             </w:r>
           </w:p>
         </w:tc>
@@ -9829,7 +9541,7 @@
                 <w:szCs w:val="18"/>
                 <w:rFonts w:ascii="Calibri" w:cs="Calibri" w:eastAsia="Calibri" w:hAnsi="Calibri"/>
               </w:rPr>
-              <w:t xml:space="preserve">B3, D5, D6, E3, E4, F2, H2, I3</w:t>
+              <w:t>B3, D5, D6, E3, E4, F2, H2, I3</w:t>
             </w:r>
           </w:p>
         </w:tc>
@@ -9858,7 +9570,7 @@
                 <w:szCs w:val="18"/>
                 <w:rFonts w:ascii="Calibri" w:cs="Calibri" w:eastAsia="Calibri" w:hAnsi="Calibri"/>
               </w:rPr>
-              <w:t xml:space="preserve">Pulido y crecimiento</w:t>
+              <w:t>Polish and growth</w:t>
             </w:r>
           </w:p>
         </w:tc>
@@ -9889,7 +9601,7 @@
                 <w:szCs w:val="18"/>
                 <w:rFonts w:ascii="Calibri" w:cs="Calibri" w:eastAsia="Calibri" w:hAnsi="Calibri"/>
               </w:rPr>
-              <w:t xml:space="preserve">P3 · BAJA</w:t>
+              <w:t>P3 · LOW</w:t>
             </w:r>
           </w:p>
         </w:tc>
@@ -9918,7 +9630,7 @@
                 <w:szCs w:val="18"/>
                 <w:rFonts w:ascii="Calibri" w:cs="Calibri" w:eastAsia="Calibri" w:hAnsi="Calibri"/>
               </w:rPr>
-              <w:t xml:space="preserve">I2</w:t>
+              <w:t>I2</w:t>
             </w:r>
           </w:p>
         </w:tc>
@@ -9947,7 +9659,7 @@
                 <w:szCs w:val="18"/>
                 <w:rFonts w:ascii="Calibri" w:cs="Calibri" w:eastAsia="Calibri" w:hAnsi="Calibri"/>
               </w:rPr>
-              <w:t xml:space="preserve">Backlog</w:t>
+              <w:t>Backlog</w:t>
             </w:r>
           </w:p>
         </w:tc>
@@ -10001,7 +9713,7 @@
                 <w:szCs w:val="21"/>
                 <w:rFonts w:ascii="Calibri" w:cs="Calibri" w:eastAsia="Calibri" w:hAnsi="Calibri"/>
               </w:rPr>
-              <w:t xml:space="preserve">Sugerencia de secuencia</w:t>
+              <w:t>Suggested sequence</w:t>
             </w:r>
           </w:p>
           <w:p>
@@ -10015,7 +9727,7 @@
                 <w:szCs w:val="20"/>
                 <w:rFonts w:ascii="Calibri" w:cs="Calibri" w:eastAsia="Calibri" w:hAnsi="Calibri"/>
               </w:rPr>
-              <w:t xml:space="preserve">Sprint 1 (lanzar): todos los P0. · Sprint 2: delivery operativo (D2–D4) + formularios (H1) + SEO base (I1). · Sprint 3: pulido de catálogo (E2–E4), reseñas moderadas (F2), idiomas (I3), agenda de entrega (D6).</w:t>
+              <w:t>Sprint 1 (launch): all P0 items. · Sprint 2: operational delivery (D2–D4) + forms (H1) + basic SEO (I1). · Sprint 3: catalogue polish (E2–E4), moderated reviews (F2), languages (I3), delivery scheduling (D6).</w:t>
             </w:r>
           </w:p>
         </w:tc>
@@ -10023,6 +9735,7 @@
     </w:tbl>
     <w:sectPr>
       <w:footerReference w:type="default" r:id="rId6"/>
+      <w:headerReference w:type="default" r:id="rId7"/>
       <w:pgSz w:w="11906" w:h="16838" w:orient="portrait"/>
       <w:pgMar w:top="1100" w:right="1440" w:bottom="1100" w:left="1440" w:header="708" w:footer="708" w:gutter="0"/>
       <w:pgNumType/>
@@ -10052,7 +9765,7 @@
         <w:szCs w:val="16"/>
         <w:rFonts w:ascii="Calibri" w:cs="Calibri" w:eastAsia="Calibri" w:hAnsi="Calibri"/>
       </w:rPr>
-      <w:t xml:space="preserve">Unistyles Curaçao  ·  </w:t>
+      <w:t xml:space="preserve">Unistyles Curaçao  ·  Completion checklist   ·   Page  / </w:t>
     </w:r>
     <w:r>
       <w:rPr>
@@ -10063,7 +9776,6 @@
         <w:szCs w:val="16"/>
         <w:rFonts w:ascii="Calibri" w:cs="Calibri" w:eastAsia="Calibri" w:hAnsi="Calibri"/>
       </w:rPr>
-      <w:t xml:space="preserve">Checklist de finalización</w:t>
     </w:r>
     <w:r>
       <w:rPr>
@@ -10072,7 +9784,6 @@
         <w:szCs w:val="16"/>
         <w:rFonts w:ascii="Calibri" w:cs="Calibri" w:eastAsia="Calibri" w:hAnsi="Calibri"/>
       </w:rPr>
-      <w:t xml:space="preserve">   ·   </w:t>
     </w:r>
     <w:r>
       <w:rPr>
@@ -10081,16 +9792,6 @@
         <w:szCs w:val="16"/>
         <w:rFonts w:ascii="Calibri" w:cs="Calibri" w:eastAsia="Calibri" w:hAnsi="Calibri"/>
       </w:rPr>
-      <w:t xml:space="preserve">Pág. </w:t>
-      <w:fldChar w:fldCharType="begin"/>
-      <w:instrText xml:space="preserve">PAGE</w:instrText>
-      <w:fldChar w:fldCharType="separate"/>
-      <w:fldChar w:fldCharType="end"/>
-      <w:t xml:space="preserve"> / </w:t>
-      <w:fldChar w:fldCharType="begin"/>
-      <w:instrText xml:space="preserve">NUMPAGES</w:instrText>
-      <w:fldChar w:fldCharType="separate"/>
-      <w:fldChar w:fldCharType="end"/>
     </w:r>
   </w:p>
 </w:ftr>
@@ -10131,6 +9832,16 @@
     </w:p>
   </w:footnote>
 </w:footnotes>
+</file>
+
+<file path=word/header1.xml><?xml version="1.0" encoding="utf-8"?>
+<w:hdr xmlns:m="http://schemas.openxmlformats.org/officeDocument/2006/math" xmlns:mc="http://schemas.openxmlformats.org/markup-compatibility/2006" xmlns:mo="http://schemas.microsoft.com/office/mac/office/2008/main" xmlns:mv="urn:schemas-microsoft-com:mac:vml" xmlns:o="urn:schemas-microsoft-com:office:office" xmlns:r="http://schemas.openxmlformats.org/officeDocument/2006/relationships" xmlns:v="urn:schemas-microsoft-com:vml" xmlns:w10="urn:schemas-microsoft-com:office:word" xmlns:w14="http://schemas.microsoft.com/office/word/2010/wordml" xmlns:w="http://schemas.openxmlformats.org/wordprocessingml/2006/main" xmlns:wne="http://schemas.microsoft.com/office/word/2006/wordml" xmlns:wp14="http://schemas.microsoft.com/office/word/2010/wordprocessingDrawing" xmlns:wp="http://schemas.openxmlformats.org/drawingml/2006/wordprocessingDrawing" xmlns:wpc="http://schemas.microsoft.com/office/word/2010/wordprocessingCanvas" xmlns:wpg="http://schemas.microsoft.com/office/word/2010/wordprocessingGroup" xmlns:wpi="http://schemas.microsoft.com/office/word/2010/wordprocessingInk" xmlns:wps="http://schemas.microsoft.com/office/word/2010/wordprocessingShape" mc:Ignorable="w14 wp14">
+  <w:p>
+    <w:pPr>
+      <w:pStyle w:val="Header"/>
+    </w:pPr>
+  </w:p>
+</w:hdr>
 </file>
 
 <file path=word/numbering.xml><?xml version="1.0" encoding="utf-8"?>
